--- a/Phieu hoc tap/PhieuhoctapCSS-BTTH02-K66.docx
+++ b/Phieu hoc tap/PhieuhoctapCSS-BTTH02-K66.docx
@@ -4918,9 +4918,9 @@
         <w:tblLook w:val="04A0" w:firstRow="1" w:lastRow="0" w:firstColumn="1" w:lastColumn="0" w:noHBand="0" w:noVBand="1"/>
       </w:tblPr>
       <w:tblGrid>
-        <w:gridCol w:w="1649"/>
-        <w:gridCol w:w="2487"/>
-        <w:gridCol w:w="2593"/>
+        <w:gridCol w:w="1479"/>
+        <w:gridCol w:w="4937"/>
+        <w:gridCol w:w="3088"/>
       </w:tblGrid>
       <w:tr>
         <w:trPr>
@@ -5042,15 +5042,18 @@
           <w:p>
             <w:pPr>
               <w:spacing w:line="360" w:lineRule="auto"/>
+              <w:rPr>
+                <w:rFonts w:ascii="Cambria" w:hAnsi="Cambria"/>
+              </w:rPr>
             </w:pPr>
             <w:r>
+              <w:t>1 chi</w:t>
+            </w:r>
+            <w:r>
               <w:rPr>
-                <w:rFonts w:ascii="inter" w:eastAsia="inter" w:hAnsi="inter" w:cs="inter"/>
-                <w:i/>
-                <w:color w:val="000000"/>
-                <w:sz w:val="17"/>
+                <w:rFonts w:ascii="Cambria" w:hAnsi="Cambria"/>
               </w:rPr>
-              <w:t>(Tự điền: 1 chiều hay 2 chiều?)</w:t>
+              <w:t>ều (hàng hoặc cột)</w:t>
             </w:r>
           </w:p>
         </w:tc>
@@ -5065,15 +5068,18 @@
           <w:p>
             <w:pPr>
               <w:spacing w:line="360" w:lineRule="auto"/>
+              <w:rPr>
+                <w:rFonts w:ascii="Cambria" w:hAnsi="Cambria"/>
+              </w:rPr>
             </w:pPr>
             <w:r>
+              <w:t>2 chi</w:t>
+            </w:r>
+            <w:r>
               <w:rPr>
-                <w:rFonts w:ascii="inter" w:eastAsia="inter" w:hAnsi="inter" w:cs="inter"/>
-                <w:i/>
-                <w:color w:val="000000"/>
-                <w:sz w:val="17"/>
+                <w:rFonts w:ascii="Cambria" w:hAnsi="Cambria"/>
               </w:rPr>
-              <w:t>(Tự điền: 1 chiều hay 2 chiều?)</w:t>
+              <w:t>ều (hàng+ cột)</w:t>
             </w:r>
           </w:p>
         </w:tc>
@@ -5120,15 +5126,18 @@
           <w:p>
             <w:pPr>
               <w:spacing w:line="360" w:lineRule="auto"/>
+              <w:rPr>
+                <w:rFonts w:ascii="Cambria" w:hAnsi="Cambria"/>
+              </w:rPr>
             </w:pPr>
             <w:r>
+              <w:t>Canh ch</w:t>
+            </w:r>
+            <w:r>
               <w:rPr>
-                <w:rFonts w:ascii="inter" w:eastAsia="inter" w:hAnsi="inter" w:cs="inter"/>
-                <w:i/>
-                <w:color w:val="000000"/>
-                <w:sz w:val="17"/>
+                <w:rFonts w:ascii="Cambria" w:hAnsi="Cambria"/>
               </w:rPr>
-              <w:t>(Tự điền)</w:t>
+              <w:t>ỉnh phần tử trong  1 hàng hoặc cột</w:t>
             </w:r>
           </w:p>
         </w:tc>
@@ -5143,15 +5152,24 @@
           <w:p>
             <w:pPr>
               <w:spacing w:line="360" w:lineRule="auto"/>
+              <w:rPr>
+                <w:rFonts w:ascii="Cambria" w:hAnsi="Cambria"/>
+              </w:rPr>
             </w:pPr>
             <w:r>
+              <w:t>D</w:t>
+            </w:r>
+            <w:r>
+              <w:t>à</w:t>
+            </w:r>
+            <w:r>
+              <w:t>n trang t</w:t>
+            </w:r>
+            <w:r>
               <w:rPr>
-                <w:rFonts w:ascii="inter" w:eastAsia="inter" w:hAnsi="inter" w:cs="inter"/>
-                <w:i/>
-                <w:color w:val="000000"/>
-                <w:sz w:val="17"/>
+                <w:rFonts w:ascii="Cambria" w:hAnsi="Cambria"/>
               </w:rPr>
-              <w:t>(Tự điền)</w:t>
+              <w:t>ổng thể,Layout phức tạp</w:t>
             </w:r>
           </w:p>
         </w:tc>
@@ -5338,15 +5356,18 @@
           <w:p>
             <w:pPr>
               <w:spacing w:line="360" w:lineRule="auto"/>
+              <w:rPr>
+                <w:rFonts w:ascii="Cambria" w:hAnsi="Cambria"/>
+              </w:rPr>
             </w:pPr>
             <w:r>
+              <w:t>Thanh menu canh gi</w:t>
+            </w:r>
+            <w:r>
               <w:rPr>
-                <w:rFonts w:ascii="inter" w:eastAsia="inter" w:hAnsi="inter" w:cs="inter"/>
-                <w:i/>
-                <w:color w:val="000000"/>
-                <w:sz w:val="17"/>
+                <w:rFonts w:ascii="Cambria" w:hAnsi="Cambria"/>
               </w:rPr>
-              <w:t>(Tự điền)</w:t>
+              <w:t>ữa,danh sách sản phẩm 1 hàng tự co giãn</w:t>
             </w:r>
           </w:p>
         </w:tc>
@@ -5361,15 +5382,19 @@
           <w:p>
             <w:pPr>
               <w:spacing w:line="360" w:lineRule="auto"/>
+              <w:rPr>
+                <w:rFonts w:asciiTheme="minorHAnsi"/>
+                <w:lang w:val="vi-VN"/>
+              </w:rPr>
             </w:pPr>
             <w:r>
+              <w:t>Layout trang w</w:t>
+            </w:r>
+            <w:r>
               <w:rPr>
-                <w:rFonts w:ascii="inter" w:eastAsia="inter" w:hAnsi="inter" w:cs="inter"/>
-                <w:i/>
-                <w:color w:val="000000"/>
-                <w:sz w:val="17"/>
+                <w:rFonts w:asciiTheme="minorHAnsi"/>
               </w:rPr>
-              <w:t>(Tự điền)</w:t>
+              <w:t xml:space="preserve">eb 2 cột </w:t>
             </w:r>
           </w:p>
         </w:tc>
@@ -5586,6 +5611,7 @@
           <w:color w:val="000000"/>
           <w:sz w:val="18"/>
         </w:rPr>
+        <w:lastRenderedPageBreak/>
         <w:t>.grid-container {</w:t>
       </w:r>
       <w:r>
@@ -5626,15 +5652,6 @@
           <w:sz w:val="18"/>
         </w:rPr>
         <w:br/>
-      </w:r>
-      <w:r>
-        <w:rPr>
-          <w:rStyle w:val="VerbatimChar"/>
-          <w:rFonts w:ascii="IBM Plex Mono" w:eastAsia="IBM Plex Mono" w:hAnsi="IBM Plex Mono" w:cs="IBM Plex Mono"/>
-          <w:color w:val="000000"/>
-          <w:sz w:val="18"/>
-        </w:rPr>
-        <w:lastRenderedPageBreak/>
         <w:t xml:space="preserve">    grid-template-columns: ___________; /* repeat(3, 1fr) | 200px 1fr 2fr */</w:t>
       </w:r>
       <w:r>
@@ -6004,6 +6021,15 @@
           <w:sz w:val="18"/>
         </w:rPr>
         <w:br/>
+      </w:r>
+      <w:r>
+        <w:rPr>
+          <w:rStyle w:val="VerbatimChar"/>
+          <w:rFonts w:ascii="IBM Plex Mono" w:eastAsia="IBM Plex Mono" w:hAnsi="IBM Plex Mono" w:cs="IBM Plex Mono"/>
+          <w:color w:val="000000"/>
+          <w:sz w:val="18"/>
+        </w:rPr>
+        <w:lastRenderedPageBreak/>
         <w:t xml:space="preserve">    /* TODO:</w:t>
       </w:r>
       <w:r>
@@ -6044,15 +6070,6 @@
           <w:sz w:val="18"/>
         </w:rPr>
         <w:br/>
-      </w:r>
-      <w:r>
-        <w:rPr>
-          <w:rStyle w:val="VerbatimChar"/>
-          <w:rFonts w:ascii="IBM Plex Mono" w:eastAsia="IBM Plex Mono" w:hAnsi="IBM Plex Mono" w:cs="IBM Plex Mono"/>
-          <w:color w:val="000000"/>
-          <w:sz w:val="18"/>
-        </w:rPr>
-        <w:lastRenderedPageBreak/>
         <w:t xml:space="preserve">       - justify-content: center (hoặc space-between)</w:t>
       </w:r>
       <w:r>
@@ -6364,13 +6381,18 @@
     <w:p>
       <w:pPr>
         <w:spacing w:after="210" w:line="360" w:lineRule="auto"/>
-      </w:pPr>
-      <w:r>
         <w:rPr>
           <w:rFonts w:ascii="inter" w:eastAsia="inter" w:hAnsi="inter" w:cs="inter"/>
           <w:i/>
           <w:color w:val="000000"/>
         </w:rPr>
+      </w:pPr>
+      <w:r>
+        <w:rPr>
+          <w:rFonts w:ascii="inter" w:eastAsia="inter" w:hAnsi="inter" w:cs="inter"/>
+          <w:i/>
+          <w:color w:val="000000"/>
+        </w:rPr>
         <w:t>(Dán ảnh 1: Desktop view - 3 card ngang)</w:t>
       </w:r>
       <w:r>
@@ -6388,6 +6410,106 @@
         </w:rPr>
         <w:t>(Dán ảnh 2: Mobile view - card xếp dọc)</w:t>
       </w:r>
+    </w:p>
+    <w:p>
+      <w:pPr>
+        <w:spacing w:after="210" w:line="360" w:lineRule="auto"/>
+      </w:pPr>
+    </w:p>
+    <w:p>
+      <w:pPr>
+        <w:spacing w:after="210" w:line="360" w:lineRule="auto"/>
+      </w:pPr>
+      <w:r>
+        <w:rPr>
+          <w:noProof/>
+        </w:rPr>
+        <w:drawing>
+          <wp:inline distT="0" distB="0" distL="0" distR="0" wp14:anchorId="56414A58" wp14:editId="4FEF1457">
+            <wp:extent cx="6038850" cy="3397250"/>
+            <wp:effectExtent l="0" t="0" r="0" b="0"/>
+            <wp:docPr id="10" name="Picture 10"/>
+            <wp:cNvGraphicFramePr>
+              <a:graphicFrameLocks xmlns:a="http://schemas.openxmlformats.org/drawingml/2006/main" noChangeAspect="1"/>
+            </wp:cNvGraphicFramePr>
+            <a:graphic xmlns:a="http://schemas.openxmlformats.org/drawingml/2006/main">
+              <a:graphicData uri="http://schemas.openxmlformats.org/drawingml/2006/picture">
+                <pic:pic xmlns:pic="http://schemas.openxmlformats.org/drawingml/2006/picture">
+                  <pic:nvPicPr>
+                    <pic:cNvPr id="1" name=""/>
+                    <pic:cNvPicPr/>
+                  </pic:nvPicPr>
+                  <pic:blipFill>
+                    <a:blip r:embed="rId9"/>
+                    <a:stretch>
+                      <a:fillRect/>
+                    </a:stretch>
+                  </pic:blipFill>
+                  <pic:spPr>
+                    <a:xfrm>
+                      <a:off x="0" y="0"/>
+                      <a:ext cx="6038850" cy="3397250"/>
+                    </a:xfrm>
+                    <a:prstGeom prst="rect">
+                      <a:avLst/>
+                    </a:prstGeom>
+                  </pic:spPr>
+                </pic:pic>
+              </a:graphicData>
+            </a:graphic>
+          </wp:inline>
+        </w:drawing>
+      </w:r>
+    </w:p>
+    <w:p>
+      <w:pPr>
+        <w:spacing w:after="210" w:line="360" w:lineRule="auto"/>
+      </w:pPr>
+      <w:r>
+        <w:rPr>
+          <w:noProof/>
+        </w:rPr>
+        <w:drawing>
+          <wp:inline distT="0" distB="0" distL="0" distR="0" wp14:anchorId="314CF904" wp14:editId="5AB3DE2B">
+            <wp:extent cx="6038850" cy="3397250"/>
+            <wp:effectExtent l="0" t="0" r="0" b="0"/>
+            <wp:docPr id="11" name="Picture 11"/>
+            <wp:cNvGraphicFramePr>
+              <a:graphicFrameLocks xmlns:a="http://schemas.openxmlformats.org/drawingml/2006/main" noChangeAspect="1"/>
+            </wp:cNvGraphicFramePr>
+            <a:graphic xmlns:a="http://schemas.openxmlformats.org/drawingml/2006/main">
+              <a:graphicData uri="http://schemas.openxmlformats.org/drawingml/2006/picture">
+                <pic:pic xmlns:pic="http://schemas.openxmlformats.org/drawingml/2006/picture">
+                  <pic:nvPicPr>
+                    <pic:cNvPr id="1" name=""/>
+                    <pic:cNvPicPr/>
+                  </pic:nvPicPr>
+                  <pic:blipFill>
+                    <a:blip r:embed="rId10"/>
+                    <a:stretch>
+                      <a:fillRect/>
+                    </a:stretch>
+                  </pic:blipFill>
+                  <pic:spPr>
+                    <a:xfrm>
+                      <a:off x="0" y="0"/>
+                      <a:ext cx="6038850" cy="3397250"/>
+                    </a:xfrm>
+                    <a:prstGeom prst="rect">
+                      <a:avLst/>
+                    </a:prstGeom>
+                  </pic:spPr>
+                </pic:pic>
+              </a:graphicData>
+            </a:graphic>
+          </wp:inline>
+        </w:drawing>
+      </w:r>
+    </w:p>
+    <w:p>
+      <w:pPr>
+        <w:spacing w:after="210" w:line="360" w:lineRule="auto"/>
+      </w:pPr>
     </w:p>
     <w:p>
       <w:pPr>
@@ -6422,6 +6544,7 @@
           <w:color w:val="000000"/>
           <w:sz w:val="24"/>
         </w:rPr>
+        <w:lastRenderedPageBreak/>
         <w:t>3. Bài tập thực hành 3B (20 phút): CSS Grid - Gallery Layout</w:t>
       </w:r>
       <w:bookmarkEnd w:id="29"/>
@@ -6439,7 +6562,6 @@
           <w:color w:val="000000"/>
           <w:sz w:val="24"/>
         </w:rPr>
-        <w:lastRenderedPageBreak/>
         <w:t>Mục tiêu:</w:t>
       </w:r>
       <w:bookmarkEnd w:id="30"/>
@@ -6816,6 +6938,15 @@
           <w:sz w:val="18"/>
         </w:rPr>
         <w:br/>
+      </w:r>
+      <w:r>
+        <w:rPr>
+          <w:rStyle w:val="VerbatimChar"/>
+          <w:rFonts w:ascii="IBM Plex Mono" w:eastAsia="IBM Plex Mono" w:hAnsi="IBM Plex Mono" w:cs="IBM Plex Mono"/>
+          <w:color w:val="000000"/>
+          <w:sz w:val="18"/>
+        </w:rPr>
+        <w:lastRenderedPageBreak/>
         <w:t xml:space="preserve">       - border-radius: 8px</w:t>
       </w:r>
       <w:r>
@@ -6836,15 +6967,6 @@
           <w:sz w:val="18"/>
         </w:rPr>
         <w:br/>
-      </w:r>
-      <w:r>
-        <w:rPr>
-          <w:rStyle w:val="VerbatimChar"/>
-          <w:rFonts w:ascii="IBM Plex Mono" w:eastAsia="IBM Plex Mono" w:hAnsi="IBM Plex Mono" w:cs="IBM Plex Mono"/>
-          <w:color w:val="000000"/>
-          <w:sz w:val="18"/>
-        </w:rPr>
-        <w:lastRenderedPageBreak/>
         <w:t>}</w:t>
       </w:r>
       <w:r>
@@ -6978,7 +7100,14 @@
           <w:rFonts w:ascii="inter" w:eastAsia="inter" w:hAnsi="inter" w:cs="inter"/>
           <w:color w:val="000000"/>
         </w:rPr>
-        <w:t>: ________________________________</w:t>
+        <w:t xml:space="preserve">: </w:t>
+      </w:r>
+      <w:r>
+        <w:rPr>
+          <w:rFonts w:ascii="inter" w:eastAsia="inter" w:hAnsi="inter" w:cs="inter"/>
+          <w:color w:val="000000"/>
+        </w:rPr>
+        <w:t xml:space="preserve">lặp lại 1 hàng hay cột nhiều lần </w:t>
       </w:r>
     </w:p>
     <w:p>
@@ -7004,7 +7133,14 @@
           <w:rFonts w:ascii="inter" w:eastAsia="inter" w:hAnsi="inter" w:cs="inter"/>
           <w:color w:val="000000"/>
         </w:rPr>
-        <w:t>: ________________________________</w:t>
+        <w:t xml:space="preserve">: </w:t>
+      </w:r>
+      <w:r>
+        <w:rPr>
+          <w:rFonts w:ascii="inter" w:eastAsia="inter" w:hAnsi="inter" w:cs="inter"/>
+          <w:color w:val="000000"/>
+        </w:rPr>
+        <w:t>tự động tính số cột tối đa có thể hiển thị trong một hàng</w:t>
       </w:r>
     </w:p>
     <w:p>
@@ -7030,7 +7166,23 @@
           <w:rFonts w:ascii="inter" w:eastAsia="inter" w:hAnsi="inter" w:cs="inter"/>
           <w:color w:val="000000"/>
         </w:rPr>
-        <w:t>: ________________________________</w:t>
+        <w:t>:</w:t>
+      </w:r>
+      <w:r>
+        <w:rPr>
+          <w:rFonts w:ascii="inter" w:eastAsia="inter" w:hAnsi="inter" w:cs="inter"/>
+          <w:color w:val="000000"/>
+        </w:rPr>
+        <w:t xml:space="preserve"> </w:t>
+      </w:r>
+      <w:r>
+        <w:t>M</w:t>
+      </w:r>
+      <w:r>
+        <w:rPr>
+          <w:rFonts w:ascii="Cambria" w:hAnsi="Cambria"/>
+        </w:rPr>
+        <w:t>ỗi cột có kích thước tối thiểu 200px và tối đa có thể giãn ra chiếm 1 phần (1fr) không gian còn lại</w:t>
       </w:r>
     </w:p>
     <w:p>
@@ -7114,13 +7266,18 @@
     <w:p>
       <w:pPr>
         <w:spacing w:after="210" w:line="360" w:lineRule="auto"/>
-      </w:pPr>
-      <w:r>
         <w:rPr>
           <w:rFonts w:ascii="inter" w:eastAsia="inter" w:hAnsi="inter" w:cs="inter"/>
           <w:i/>
           <w:color w:val="000000"/>
         </w:rPr>
+      </w:pPr>
+      <w:r>
+        <w:rPr>
+          <w:rFonts w:ascii="inter" w:eastAsia="inter" w:hAnsi="inter" w:cs="inter"/>
+          <w:i/>
+          <w:color w:val="000000"/>
+        </w:rPr>
         <w:t>(Dán ảnh 1: Desktop - 3 cột)</w:t>
       </w:r>
       <w:r>
@@ -7137,6 +7294,97 @@
           <w:color w:val="000000"/>
         </w:rPr>
         <w:t>(Dán ảnh 2: Mobile - 1 cột)</w:t>
+      </w:r>
+    </w:p>
+    <w:p>
+      <w:pPr>
+        <w:spacing w:after="210" w:line="360" w:lineRule="auto"/>
+      </w:pPr>
+      <w:r>
+        <w:rPr>
+          <w:noProof/>
+        </w:rPr>
+        <w:lastRenderedPageBreak/>
+        <w:drawing>
+          <wp:inline distT="0" distB="0" distL="0" distR="0" wp14:anchorId="74168B29" wp14:editId="5C659C4D">
+            <wp:extent cx="6038850" cy="3397250"/>
+            <wp:effectExtent l="0" t="0" r="0" b="0"/>
+            <wp:docPr id="7" name="Picture 7"/>
+            <wp:cNvGraphicFramePr>
+              <a:graphicFrameLocks xmlns:a="http://schemas.openxmlformats.org/drawingml/2006/main" noChangeAspect="1"/>
+            </wp:cNvGraphicFramePr>
+            <a:graphic xmlns:a="http://schemas.openxmlformats.org/drawingml/2006/main">
+              <a:graphicData uri="http://schemas.openxmlformats.org/drawingml/2006/picture">
+                <pic:pic xmlns:pic="http://schemas.openxmlformats.org/drawingml/2006/picture">
+                  <pic:nvPicPr>
+                    <pic:cNvPr id="1" name=""/>
+                    <pic:cNvPicPr/>
+                  </pic:nvPicPr>
+                  <pic:blipFill>
+                    <a:blip r:embed="rId11"/>
+                    <a:stretch>
+                      <a:fillRect/>
+                    </a:stretch>
+                  </pic:blipFill>
+                  <pic:spPr>
+                    <a:xfrm>
+                      <a:off x="0" y="0"/>
+                      <a:ext cx="6038850" cy="3397250"/>
+                    </a:xfrm>
+                    <a:prstGeom prst="rect">
+                      <a:avLst/>
+                    </a:prstGeom>
+                  </pic:spPr>
+                </pic:pic>
+              </a:graphicData>
+            </a:graphic>
+          </wp:inline>
+        </w:drawing>
+      </w:r>
+    </w:p>
+    <w:p>
+      <w:pPr>
+        <w:spacing w:after="210" w:line="360" w:lineRule="auto"/>
+      </w:pPr>
+      <w:r>
+        <w:rPr>
+          <w:noProof/>
+        </w:rPr>
+        <w:drawing>
+          <wp:inline distT="0" distB="0" distL="0" distR="0" wp14:anchorId="0FC399A2" wp14:editId="71251339">
+            <wp:extent cx="6038850" cy="3397250"/>
+            <wp:effectExtent l="0" t="0" r="0" b="0"/>
+            <wp:docPr id="9" name="Picture 9"/>
+            <wp:cNvGraphicFramePr>
+              <a:graphicFrameLocks xmlns:a="http://schemas.openxmlformats.org/drawingml/2006/main" noChangeAspect="1"/>
+            </wp:cNvGraphicFramePr>
+            <a:graphic xmlns:a="http://schemas.openxmlformats.org/drawingml/2006/main">
+              <a:graphicData uri="http://schemas.openxmlformats.org/drawingml/2006/picture">
+                <pic:pic xmlns:pic="http://schemas.openxmlformats.org/drawingml/2006/picture">
+                  <pic:nvPicPr>
+                    <pic:cNvPr id="1" name=""/>
+                    <pic:cNvPicPr/>
+                  </pic:nvPicPr>
+                  <pic:blipFill>
+                    <a:blip r:embed="rId12"/>
+                    <a:stretch>
+                      <a:fillRect/>
+                    </a:stretch>
+                  </pic:blipFill>
+                  <pic:spPr>
+                    <a:xfrm>
+                      <a:off x="0" y="0"/>
+                      <a:ext cx="6038850" cy="3397250"/>
+                    </a:xfrm>
+                    <a:prstGeom prst="rect">
+                      <a:avLst/>
+                    </a:prstGeom>
+                  </pic:spPr>
+                </pic:pic>
+              </a:graphicData>
+            </a:graphic>
+          </wp:inline>
+        </w:drawing>
       </w:r>
     </w:p>
     <w:p>
@@ -7214,6 +7462,7 @@
           <w:color w:val="000000"/>
           <w:sz w:val="24"/>
         </w:rPr>
+        <w:lastRenderedPageBreak/>
         <w:t>1. Kiến thức cốt lõi: CSS Position</w:t>
       </w:r>
       <w:bookmarkEnd w:id="36"/>
@@ -7246,7 +7495,7 @@
       </w:tblPr>
       <w:tblGrid>
         <w:gridCol w:w="1191"/>
-        <w:gridCol w:w="992"/>
+        <w:gridCol w:w="900"/>
         <w:gridCol w:w="1394"/>
       </w:tblGrid>
       <w:tr>
@@ -7354,7 +7603,6 @@
                 <w:sz w:val="18"/>
                 <w:shd w:val="clear" w:color="auto" w:fill="F8F8FA"/>
               </w:rPr>
-              <w:lastRenderedPageBreak/>
               <w:t>static</w:t>
             </w:r>
           </w:p>
@@ -7371,16 +7619,10 @@
           <w:p>
             <w:pPr>
               <w:spacing w:line="360" w:lineRule="auto"/>
+              <w:rPr>
+                <w:rFonts w:ascii="Cambria" w:hAnsi="Cambria"/>
+              </w:rPr>
             </w:pPr>
-            <w:r>
-              <w:rPr>
-                <w:rFonts w:ascii="inter" w:eastAsia="inter" w:hAnsi="inter" w:cs="inter"/>
-                <w:i/>
-                <w:color w:val="000000"/>
-                <w:sz w:val="17"/>
-              </w:rPr>
-              <w:t>(Tự điền)</w:t>
-            </w:r>
           </w:p>
         </w:tc>
         <w:tc>
@@ -7395,15 +7637,6 @@
             <w:pPr>
               <w:spacing w:line="360" w:lineRule="auto"/>
             </w:pPr>
-            <w:r>
-              <w:rPr>
-                <w:rFonts w:ascii="inter" w:eastAsia="inter" w:hAnsi="inter" w:cs="inter"/>
-                <w:i/>
-                <w:color w:val="000000"/>
-                <w:sz w:val="17"/>
-              </w:rPr>
-              <w:t>(Tự điền)</w:t>
-            </w:r>
           </w:p>
         </w:tc>
       </w:tr>
@@ -7450,16 +7683,10 @@
           <w:p>
             <w:pPr>
               <w:spacing w:line="360" w:lineRule="auto"/>
+              <w:rPr>
+                <w:rFonts w:ascii="Cambria" w:hAnsi="Cambria"/>
+              </w:rPr>
             </w:pPr>
-            <w:r>
-              <w:rPr>
-                <w:rFonts w:ascii="inter" w:eastAsia="inter" w:hAnsi="inter" w:cs="inter"/>
-                <w:i/>
-                <w:color w:val="000000"/>
-                <w:sz w:val="17"/>
-              </w:rPr>
-              <w:t>(Tự điền)</w:t>
-            </w:r>
           </w:p>
         </w:tc>
         <w:tc>
@@ -7473,16 +7700,10 @@
           <w:p>
             <w:pPr>
               <w:spacing w:line="360" w:lineRule="auto"/>
+              <w:rPr>
+                <w:rFonts w:ascii="Cambria" w:hAnsi="Cambria"/>
+              </w:rPr>
             </w:pPr>
-            <w:r>
-              <w:rPr>
-                <w:rFonts w:ascii="inter" w:eastAsia="inter" w:hAnsi="inter" w:cs="inter"/>
-                <w:i/>
-                <w:color w:val="000000"/>
-                <w:sz w:val="17"/>
-              </w:rPr>
-              <w:t>(Tự điền)</w:t>
-            </w:r>
           </w:p>
         </w:tc>
       </w:tr>
@@ -7529,16 +7750,10 @@
           <w:p>
             <w:pPr>
               <w:spacing w:line="360" w:lineRule="auto"/>
+              <w:rPr>
+                <w:rFonts w:ascii="Cambria" w:hAnsi="Cambria"/>
+              </w:rPr>
             </w:pPr>
-            <w:r>
-              <w:rPr>
-                <w:rFonts w:ascii="inter" w:eastAsia="inter" w:hAnsi="inter" w:cs="inter"/>
-                <w:i/>
-                <w:color w:val="000000"/>
-                <w:sz w:val="17"/>
-              </w:rPr>
-              <w:t>(Tự điền)</w:t>
-            </w:r>
           </w:p>
         </w:tc>
         <w:tc>
@@ -7552,16 +7767,10 @@
           <w:p>
             <w:pPr>
               <w:spacing w:line="360" w:lineRule="auto"/>
+              <w:rPr>
+                <w:rFonts w:ascii="Cambria" w:hAnsi="Cambria"/>
+              </w:rPr>
             </w:pPr>
-            <w:r>
-              <w:rPr>
-                <w:rFonts w:ascii="inter" w:eastAsia="inter" w:hAnsi="inter" w:cs="inter"/>
-                <w:i/>
-                <w:color w:val="000000"/>
-                <w:sz w:val="17"/>
-              </w:rPr>
-              <w:t>(Tự điền)</w:t>
-            </w:r>
           </w:p>
         </w:tc>
       </w:tr>
@@ -7608,16 +7817,10 @@
           <w:p>
             <w:pPr>
               <w:spacing w:line="360" w:lineRule="auto"/>
+              <w:rPr>
+                <w:rFonts w:ascii="Cambria" w:hAnsi="Cambria"/>
+              </w:rPr>
             </w:pPr>
-            <w:r>
-              <w:rPr>
-                <w:rFonts w:ascii="inter" w:eastAsia="inter" w:hAnsi="inter" w:cs="inter"/>
-                <w:i/>
-                <w:color w:val="000000"/>
-                <w:sz w:val="17"/>
-              </w:rPr>
-              <w:t>(Tự điền)</w:t>
-            </w:r>
           </w:p>
         </w:tc>
         <w:tc>
@@ -7631,16 +7834,10 @@
           <w:p>
             <w:pPr>
               <w:spacing w:line="360" w:lineRule="auto"/>
+              <w:rPr>
+                <w:rFonts w:ascii="Cambria" w:hAnsi="Cambria"/>
+              </w:rPr>
             </w:pPr>
-            <w:r>
-              <w:rPr>
-                <w:rFonts w:ascii="inter" w:eastAsia="inter" w:hAnsi="inter" w:cs="inter"/>
-                <w:i/>
-                <w:color w:val="000000"/>
-                <w:sz w:val="17"/>
-              </w:rPr>
-              <w:t>(Tự điền)</w:t>
-            </w:r>
           </w:p>
         </w:tc>
       </w:tr>
@@ -7687,16 +7884,10 @@
           <w:p>
             <w:pPr>
               <w:spacing w:line="360" w:lineRule="auto"/>
+              <w:rPr>
+                <w:rFonts w:ascii="Cambria" w:hAnsi="Cambria"/>
+              </w:rPr>
             </w:pPr>
-            <w:r>
-              <w:rPr>
-                <w:rFonts w:ascii="inter" w:eastAsia="inter" w:hAnsi="inter" w:cs="inter"/>
-                <w:i/>
-                <w:color w:val="000000"/>
-                <w:sz w:val="17"/>
-              </w:rPr>
-              <w:t>(Tự điền)</w:t>
-            </w:r>
           </w:p>
         </w:tc>
         <w:tc>
@@ -7710,16 +7901,10 @@
           <w:p>
             <w:pPr>
               <w:spacing w:line="360" w:lineRule="auto"/>
+              <w:rPr>
+                <w:rFonts w:ascii="Cambria" w:hAnsi="Cambria"/>
+              </w:rPr>
             </w:pPr>
-            <w:r>
-              <w:rPr>
-                <w:rFonts w:ascii="inter" w:eastAsia="inter" w:hAnsi="inter" w:cs="inter"/>
-                <w:i/>
-                <w:color w:val="000000"/>
-                <w:sz w:val="17"/>
-              </w:rPr>
-              <w:t>(Tự điền)</w:t>
-            </w:r>
           </w:p>
         </w:tc>
       </w:tr>
@@ -8008,6 +8193,7 @@
           <w:color w:val="000000"/>
           <w:sz w:val="24"/>
         </w:rPr>
+        <w:lastRenderedPageBreak/>
         <w:t>3. Bài tập thực hành 4 (30 phút): Tạo Header Sticky + Responsive</w:t>
       </w:r>
       <w:bookmarkEnd w:id="40"/>
@@ -8058,7 +8244,6 @@
           <w:rFonts w:ascii="inter" w:eastAsia="inter" w:hAnsi="inter" w:cs="inter"/>
           <w:color w:val="000000"/>
         </w:rPr>
-        <w:lastRenderedPageBreak/>
         <w:t>Thêm nút "Scroll to Top" (fixed, góc dưới bên phải)</w:t>
       </w:r>
     </w:p>
@@ -8396,6 +8581,15 @@
           <w:sz w:val="18"/>
         </w:rPr>
         <w:br/>
+      </w:r>
+      <w:r>
+        <w:rPr>
+          <w:rStyle w:val="VerbatimChar"/>
+          <w:rFonts w:ascii="IBM Plex Mono" w:eastAsia="IBM Plex Mono" w:hAnsi="IBM Plex Mono" w:cs="IBM Plex Mono"/>
+          <w:color w:val="000000"/>
+          <w:sz w:val="18"/>
+        </w:rPr>
+        <w:lastRenderedPageBreak/>
         <w:t xml:space="preserve">       - font-size: 24px</w:t>
       </w:r>
       <w:r>
@@ -8445,15 +8639,6 @@
           <w:sz w:val="18"/>
         </w:rPr>
         <w:br/>
-      </w:r>
-      <w:r>
-        <w:rPr>
-          <w:rStyle w:val="VerbatimChar"/>
-          <w:rFonts w:ascii="IBM Plex Mono" w:eastAsia="IBM Plex Mono" w:hAnsi="IBM Plex Mono" w:cs="IBM Plex Mono"/>
-          <w:color w:val="000000"/>
-          <w:sz w:val="18"/>
-        </w:rPr>
-        <w:lastRenderedPageBreak/>
         <w:t xml:space="preserve">    /* TODO: background: #0056b3, transform: scale(1.1) */</w:t>
       </w:r>
       <w:r>

--- a/Phieu hoc tap/PhieuhoctapCSS-BTTH02-K66.docx
+++ b/Phieu hoc tap/PhieuhoctapCSS-BTTH02-K66.docx
@@ -6425,10 +6425,10 @@
           <w:noProof/>
         </w:rPr>
         <w:drawing>
-          <wp:inline distT="0" distB="0" distL="0" distR="0" wp14:anchorId="56414A58" wp14:editId="4FEF1457">
+          <wp:inline distT="0" distB="0" distL="0" distR="0" wp14:anchorId="2CCBFFC0" wp14:editId="7DF67114">
             <wp:extent cx="6038850" cy="3397250"/>
             <wp:effectExtent l="0" t="0" r="0" b="0"/>
-            <wp:docPr id="10" name="Picture 10"/>
+            <wp:docPr id="6" name="Picture 6"/>
             <wp:cNvGraphicFramePr>
               <a:graphicFrameLocks xmlns:a="http://schemas.openxmlformats.org/drawingml/2006/main" noChangeAspect="1"/>
             </wp:cNvGraphicFramePr>
@@ -6460,6 +6460,11 @@
           </wp:inline>
         </w:drawing>
       </w:r>
+    </w:p>
+    <w:p>
+      <w:pPr>
+        <w:spacing w:after="210" w:line="360" w:lineRule="auto"/>
+      </w:pPr>
     </w:p>
     <w:p>
       <w:pPr>
@@ -6544,7 +6549,6 @@
           <w:color w:val="000000"/>
           <w:sz w:val="24"/>
         </w:rPr>
-        <w:lastRenderedPageBreak/>
         <w:t>3. Bài tập thực hành 3B (20 phút): CSS Grid - Gallery Layout</w:t>
       </w:r>
       <w:bookmarkEnd w:id="29"/>
@@ -6918,6 +6922,15 @@
           <w:sz w:val="18"/>
         </w:rPr>
         <w:br/>
+      </w:r>
+      <w:r>
+        <w:rPr>
+          <w:rStyle w:val="VerbatimChar"/>
+          <w:rFonts w:ascii="IBM Plex Mono" w:eastAsia="IBM Plex Mono" w:hAnsi="IBM Plex Mono" w:cs="IBM Plex Mono"/>
+          <w:color w:val="000000"/>
+          <w:sz w:val="18"/>
+        </w:rPr>
+        <w:lastRenderedPageBreak/>
         <w:t xml:space="preserve">       - height: 150px</w:t>
       </w:r>
       <w:r>
@@ -6938,15 +6951,6 @@
           <w:sz w:val="18"/>
         </w:rPr>
         <w:br/>
-      </w:r>
-      <w:r>
-        <w:rPr>
-          <w:rStyle w:val="VerbatimChar"/>
-          <w:rFonts w:ascii="IBM Plex Mono" w:eastAsia="IBM Plex Mono" w:hAnsi="IBM Plex Mono" w:cs="IBM Plex Mono"/>
-          <w:color w:val="000000"/>
-          <w:sz w:val="18"/>
-        </w:rPr>
-        <w:lastRenderedPageBreak/>
         <w:t xml:space="preserve">       - border-radius: 8px</w:t>
       </w:r>
       <w:r>
@@ -7495,8 +7499,8 @@
       </w:tblPr>
       <w:tblGrid>
         <w:gridCol w:w="1191"/>
-        <w:gridCol w:w="900"/>
-        <w:gridCol w:w="1394"/>
+        <w:gridCol w:w="5288"/>
+        <w:gridCol w:w="3025"/>
       </w:tblGrid>
       <w:tr>
         <w:trPr>
@@ -7623,6 +7627,12 @@
                 <w:rFonts w:ascii="Cambria" w:hAnsi="Cambria"/>
               </w:rPr>
             </w:pPr>
+            <w:r>
+              <w:rPr>
+                <w:rFonts w:ascii="Cambria" w:hAnsi="Cambria"/>
+              </w:rPr>
+              <w:t>Giá trị mặc định</w:t>
+            </w:r>
           </w:p>
         </w:tc>
         <w:tc>
@@ -7687,6 +7697,12 @@
                 <w:rFonts w:ascii="Cambria" w:hAnsi="Cambria"/>
               </w:rPr>
             </w:pPr>
+            <w:r>
+              <w:rPr>
+                <w:rFonts w:ascii="Cambria" w:hAnsi="Cambria"/>
+              </w:rPr>
+              <w:t>Định vị tương đối so với vị trí ban đầu</w:t>
+            </w:r>
           </w:p>
         </w:tc>
         <w:tc>
@@ -7704,6 +7720,12 @@
                 <w:rFonts w:ascii="Cambria" w:hAnsi="Cambria"/>
               </w:rPr>
             </w:pPr>
+            <w:r>
+              <w:rPr>
+                <w:rFonts w:ascii="Cambria" w:hAnsi="Cambria"/>
+              </w:rPr>
+              <w:t>Dùng khi làm mốc cho absolute</w:t>
+            </w:r>
           </w:p>
         </w:tc>
       </w:tr>
@@ -7754,6 +7776,12 @@
                 <w:rFonts w:ascii="Cambria" w:hAnsi="Cambria"/>
               </w:rPr>
             </w:pPr>
+            <w:r>
+              <w:rPr>
+                <w:rFonts w:ascii="Cambria" w:hAnsi="Cambria"/>
+              </w:rPr>
+              <w:t xml:space="preserve">Định vị tuyệt đối theo phần tử cha gần nhất </w:t>
+            </w:r>
           </w:p>
         </w:tc>
         <w:tc>
@@ -7771,6 +7799,12 @@
                 <w:rFonts w:ascii="Cambria" w:hAnsi="Cambria"/>
               </w:rPr>
             </w:pPr>
+            <w:r>
+              <w:rPr>
+                <w:rFonts w:ascii="Cambria" w:hAnsi="Cambria"/>
+              </w:rPr>
+              <w:t>Dùng làm icon nằm chồng lên ảnh</w:t>
+            </w:r>
           </w:p>
         </w:tc>
       </w:tr>
@@ -7821,6 +7855,12 @@
                 <w:rFonts w:ascii="Cambria" w:hAnsi="Cambria"/>
               </w:rPr>
             </w:pPr>
+            <w:r>
+              <w:rPr>
+                <w:rFonts w:ascii="Cambria" w:hAnsi="Cambria"/>
+              </w:rPr>
+              <w:t>Cố định theo cửa sổ trình duyệt không di chuyển khi cuộn trang</w:t>
+            </w:r>
           </w:p>
         </w:tc>
         <w:tc>
@@ -7838,6 +7878,12 @@
                 <w:rFonts w:ascii="Cambria" w:hAnsi="Cambria"/>
               </w:rPr>
             </w:pPr>
+            <w:r>
+              <w:rPr>
+                <w:rFonts w:ascii="Cambria" w:hAnsi="Cambria"/>
+              </w:rPr>
+              <w:t>Thanh menu cố định</w:t>
+            </w:r>
           </w:p>
         </w:tc>
       </w:tr>
@@ -7888,6 +7934,12 @@
                 <w:rFonts w:ascii="Cambria" w:hAnsi="Cambria"/>
               </w:rPr>
             </w:pPr>
+            <w:r>
+              <w:rPr>
+                <w:rFonts w:ascii="Cambria" w:hAnsi="Cambria"/>
+              </w:rPr>
+              <w:t>khi cuộn tới vị trí xác định thì sẽ cố định lại</w:t>
+            </w:r>
           </w:p>
         </w:tc>
         <w:tc>
@@ -7905,6 +7957,12 @@
                 <w:rFonts w:ascii="Cambria" w:hAnsi="Cambria"/>
               </w:rPr>
             </w:pPr>
+            <w:r>
+              <w:rPr>
+                <w:rFonts w:ascii="Cambria" w:hAnsi="Cambria"/>
+              </w:rPr>
+              <w:t>Header khi cuộn xuống</w:t>
+            </w:r>
           </w:p>
         </w:tc>
       </w:tr>
@@ -8193,7 +8251,6 @@
           <w:color w:val="000000"/>
           <w:sz w:val="24"/>
         </w:rPr>
-        <w:lastRenderedPageBreak/>
         <w:t>3. Bài tập thực hành 4 (30 phút): Tạo Header Sticky + Responsive</w:t>
       </w:r>
       <w:bookmarkEnd w:id="40"/>
@@ -8561,6 +8618,15 @@
           <w:sz w:val="18"/>
         </w:rPr>
         <w:br/>
+      </w:r>
+      <w:r>
+        <w:rPr>
+          <w:rStyle w:val="VerbatimChar"/>
+          <w:rFonts w:ascii="IBM Plex Mono" w:eastAsia="IBM Plex Mono" w:hAnsi="IBM Plex Mono" w:cs="IBM Plex Mono"/>
+          <w:color w:val="000000"/>
+          <w:sz w:val="18"/>
+        </w:rPr>
+        <w:lastRenderedPageBreak/>
         <w:t xml:space="preserve">       - display: flex, justify/align center</w:t>
       </w:r>
       <w:r>
@@ -8581,15 +8647,6 @@
           <w:sz w:val="18"/>
         </w:rPr>
         <w:br/>
-      </w:r>
-      <w:r>
-        <w:rPr>
-          <w:rStyle w:val="VerbatimChar"/>
-          <w:rFonts w:ascii="IBM Plex Mono" w:eastAsia="IBM Plex Mono" w:hAnsi="IBM Plex Mono" w:cs="IBM Plex Mono"/>
-          <w:color w:val="000000"/>
-          <w:sz w:val="18"/>
-        </w:rPr>
-        <w:lastRenderedPageBreak/>
         <w:t xml:space="preserve">       - font-size: 24px</w:t>
       </w:r>
       <w:r>
@@ -8811,14 +8868,65 @@
     <w:p>
       <w:pPr>
         <w:spacing w:after="210" w:line="360" w:lineRule="auto"/>
-      </w:pPr>
-      <w:r>
         <w:rPr>
           <w:rFonts w:ascii="inter" w:eastAsia="inter" w:hAnsi="inter" w:cs="inter"/>
           <w:i/>
           <w:color w:val="000000"/>
         </w:rPr>
+      </w:pPr>
+      <w:r>
+        <w:rPr>
+          <w:rFonts w:ascii="inter" w:eastAsia="inter" w:hAnsi="inter" w:cs="inter"/>
+          <w:i/>
+          <w:color w:val="000000"/>
+        </w:rPr>
         <w:t>(Dán ảnh: Giao diện có header sticky và nút scroll)</w:t>
+      </w:r>
+    </w:p>
+    <w:p>
+      <w:pPr>
+        <w:spacing w:after="210" w:line="360" w:lineRule="auto"/>
+      </w:pPr>
+      <w:r>
+        <w:rPr>
+          <w:noProof/>
+        </w:rPr>
+        <w:lastRenderedPageBreak/>
+        <w:drawing>
+          <wp:inline distT="0" distB="0" distL="0" distR="0" wp14:anchorId="4EBB5EF8" wp14:editId="6DFBE74B">
+            <wp:extent cx="6038850" cy="3365500"/>
+            <wp:effectExtent l="0" t="0" r="0" b="6350"/>
+            <wp:docPr id="5" name="Picture 5"/>
+            <wp:cNvGraphicFramePr>
+              <a:graphicFrameLocks xmlns:a="http://schemas.openxmlformats.org/drawingml/2006/main" noChangeAspect="1"/>
+            </wp:cNvGraphicFramePr>
+            <a:graphic xmlns:a="http://schemas.openxmlformats.org/drawingml/2006/main">
+              <a:graphicData uri="http://schemas.openxmlformats.org/drawingml/2006/picture">
+                <pic:pic xmlns:pic="http://schemas.openxmlformats.org/drawingml/2006/picture">
+                  <pic:nvPicPr>
+                    <pic:cNvPr id="1" name=""/>
+                    <pic:cNvPicPr/>
+                  </pic:nvPicPr>
+                  <pic:blipFill>
+                    <a:blip r:embed="rId13"/>
+                    <a:stretch>
+                      <a:fillRect/>
+                    </a:stretch>
+                  </pic:blipFill>
+                  <pic:spPr>
+                    <a:xfrm>
+                      <a:off x="0" y="0"/>
+                      <a:ext cx="6038850" cy="3365500"/>
+                    </a:xfrm>
+                    <a:prstGeom prst="rect">
+                      <a:avLst/>
+                    </a:prstGeom>
+                  </pic:spPr>
+                </pic:pic>
+              </a:graphicData>
+            </a:graphic>
+          </wp:inline>
+        </w:drawing>
       </w:r>
     </w:p>
     <w:p>

--- a/Phieu hoc tap/PhieuhoctapCSS-BTTH02-K66.docx
+++ b/Phieu hoc tap/PhieuhoctapCSS-BTTH02-K66.docx
@@ -2516,6 +2516,9 @@
         </w:rPr>
         <w:br/>
       </w:r>
+      <w:r>
+        <w:t>&lt;link rel="stylesheet" href="style.css"&gt;</w:t>
+      </w:r>
     </w:p>
     <w:p>
       <w:pPr>
@@ -2541,6 +2544,12 @@
       <w:pPr>
         <w:shd w:val="clear" w:color="auto" w:fill="F8F8FA"/>
         <w:spacing w:line="336" w:lineRule="auto"/>
+        <w:rPr>
+          <w:rStyle w:val="VerbatimChar"/>
+          <w:rFonts w:ascii="IBM Plex Mono" w:eastAsia="IBM Plex Mono" w:hAnsi="IBM Plex Mono" w:cs="IBM Plex Mono"/>
+          <w:color w:val="000000"/>
+          <w:sz w:val="18"/>
+        </w:rPr>
       </w:pPr>
       <w:r>
         <w:rPr>
@@ -2567,6 +2576,108 @@
           <w:color w:val="000000"/>
           <w:sz w:val="18"/>
         </w:rPr>
+        <w:t>*</w:t>
+      </w:r>
+      <w:r>
+        <w:rPr>
+          <w:rStyle w:val="VerbatimChar"/>
+          <w:rFonts w:ascii="IBM Plex Mono" w:eastAsia="IBM Plex Mono" w:hAnsi="IBM Plex Mono" w:cs="IBM Plex Mono"/>
+          <w:color w:val="000000"/>
+          <w:sz w:val="18"/>
+        </w:rPr>
+        <w:t>{</w:t>
+      </w:r>
+    </w:p>
+    <w:p>
+      <w:pPr>
+        <w:shd w:val="clear" w:color="auto" w:fill="F8F8FA"/>
+        <w:spacing w:line="336" w:lineRule="auto"/>
+        <w:rPr>
+          <w:rStyle w:val="VerbatimChar"/>
+          <w:rFonts w:ascii="IBM Plex Mono" w:eastAsia="IBM Plex Mono" w:hAnsi="IBM Plex Mono" w:cs="IBM Plex Mono"/>
+          <w:color w:val="000000"/>
+          <w:sz w:val="18"/>
+        </w:rPr>
+      </w:pPr>
+      <w:r>
+        <w:rPr>
+          <w:rStyle w:val="VerbatimChar"/>
+          <w:rFonts w:ascii="IBM Plex Mono" w:eastAsia="IBM Plex Mono" w:hAnsi="IBM Plex Mono" w:cs="IBM Plex Mono"/>
+          <w:color w:val="000000"/>
+          <w:sz w:val="18"/>
+        </w:rPr>
+        <w:t xml:space="preserve">    margin: 0;</w:t>
+      </w:r>
+    </w:p>
+    <w:p>
+      <w:pPr>
+        <w:shd w:val="clear" w:color="auto" w:fill="F8F8FA"/>
+        <w:spacing w:line="336" w:lineRule="auto"/>
+        <w:rPr>
+          <w:rStyle w:val="VerbatimChar"/>
+          <w:rFonts w:ascii="IBM Plex Mono" w:eastAsia="IBM Plex Mono" w:hAnsi="IBM Plex Mono" w:cs="IBM Plex Mono"/>
+          <w:color w:val="000000"/>
+          <w:sz w:val="18"/>
+        </w:rPr>
+      </w:pPr>
+      <w:r>
+        <w:rPr>
+          <w:rStyle w:val="VerbatimChar"/>
+          <w:rFonts w:ascii="IBM Plex Mono" w:eastAsia="IBM Plex Mono" w:hAnsi="IBM Plex Mono" w:cs="IBM Plex Mono"/>
+          <w:color w:val="000000"/>
+          <w:sz w:val="18"/>
+        </w:rPr>
+        <w:t xml:space="preserve">    padding: 0;</w:t>
+      </w:r>
+    </w:p>
+    <w:p>
+      <w:pPr>
+        <w:shd w:val="clear" w:color="auto" w:fill="F8F8FA"/>
+        <w:spacing w:line="336" w:lineRule="auto"/>
+        <w:rPr>
+          <w:rStyle w:val="VerbatimChar"/>
+          <w:rFonts w:ascii="IBM Plex Mono" w:eastAsia="IBM Plex Mono" w:hAnsi="IBM Plex Mono" w:cs="IBM Plex Mono"/>
+          <w:color w:val="000000"/>
+          <w:sz w:val="18"/>
+        </w:rPr>
+      </w:pPr>
+      <w:r>
+        <w:rPr>
+          <w:rStyle w:val="VerbatimChar"/>
+          <w:rFonts w:ascii="IBM Plex Mono" w:eastAsia="IBM Plex Mono" w:hAnsi="IBM Plex Mono" w:cs="IBM Plex Mono"/>
+          <w:color w:val="000000"/>
+          <w:sz w:val="18"/>
+        </w:rPr>
+        <w:t xml:space="preserve">    box-sizing: border-box;</w:t>
+      </w:r>
+    </w:p>
+    <w:p>
+      <w:pPr>
+        <w:shd w:val="clear" w:color="auto" w:fill="F8F8FA"/>
+        <w:spacing w:line="336" w:lineRule="auto"/>
+        <w:rPr>
+          <w:rStyle w:val="VerbatimChar"/>
+          <w:rFonts w:ascii="IBM Plex Mono" w:eastAsia="IBM Plex Mono" w:hAnsi="IBM Plex Mono" w:cs="IBM Plex Mono"/>
+          <w:color w:val="000000"/>
+          <w:sz w:val="18"/>
+        </w:rPr>
+      </w:pPr>
+      <w:r>
+        <w:rPr>
+          <w:rStyle w:val="VerbatimChar"/>
+          <w:rFonts w:ascii="IBM Plex Mono" w:eastAsia="IBM Plex Mono" w:hAnsi="IBM Plex Mono" w:cs="IBM Plex Mono"/>
+          <w:color w:val="000000"/>
+          <w:sz w:val="18"/>
+        </w:rPr>
+        <w:t>}</w:t>
+      </w:r>
+      <w:r>
+        <w:rPr>
+          <w:rStyle w:val="VerbatimChar"/>
+          <w:rFonts w:ascii="IBM Plex Mono" w:eastAsia="IBM Plex Mono" w:hAnsi="IBM Plex Mono" w:cs="IBM Plex Mono"/>
+          <w:color w:val="000000"/>
+          <w:sz w:val="18"/>
+        </w:rPr>
         <w:br/>
       </w:r>
       <w:r>
@@ -2579,6 +2690,90 @@
         <w:br/>
         <w:t>/* TODO 2: Dùng type selector cho body */</w:t>
       </w:r>
+    </w:p>
+    <w:p>
+      <w:pPr>
+        <w:shd w:val="clear" w:color="auto" w:fill="F8F8FA"/>
+        <w:spacing w:line="336" w:lineRule="auto"/>
+        <w:rPr>
+          <w:rStyle w:val="VerbatimChar"/>
+          <w:rFonts w:ascii="IBM Plex Mono" w:eastAsia="IBM Plex Mono" w:hAnsi="IBM Plex Mono" w:cs="IBM Plex Mono"/>
+          <w:color w:val="000000"/>
+          <w:sz w:val="18"/>
+        </w:rPr>
+      </w:pPr>
+      <w:r>
+        <w:rPr>
+          <w:rStyle w:val="VerbatimChar"/>
+          <w:rFonts w:ascii="IBM Plex Mono" w:eastAsia="IBM Plex Mono" w:hAnsi="IBM Plex Mono" w:cs="IBM Plex Mono"/>
+          <w:color w:val="000000"/>
+          <w:sz w:val="18"/>
+        </w:rPr>
+        <w:t>body {</w:t>
+      </w:r>
+    </w:p>
+    <w:p>
+      <w:pPr>
+        <w:shd w:val="clear" w:color="auto" w:fill="F8F8FA"/>
+        <w:spacing w:line="336" w:lineRule="auto"/>
+        <w:rPr>
+          <w:rStyle w:val="VerbatimChar"/>
+          <w:rFonts w:ascii="IBM Plex Mono" w:eastAsia="IBM Plex Mono" w:hAnsi="IBM Plex Mono" w:cs="IBM Plex Mono"/>
+          <w:color w:val="000000"/>
+          <w:sz w:val="18"/>
+        </w:rPr>
+      </w:pPr>
+      <w:r>
+        <w:rPr>
+          <w:rStyle w:val="VerbatimChar"/>
+          <w:rFonts w:ascii="IBM Plex Mono" w:eastAsia="IBM Plex Mono" w:hAnsi="IBM Plex Mono" w:cs="IBM Plex Mono"/>
+          <w:color w:val="000000"/>
+          <w:sz w:val="18"/>
+        </w:rPr>
+        <w:t xml:space="preserve">    font-family: Arial;</w:t>
+      </w:r>
+    </w:p>
+    <w:p>
+      <w:pPr>
+        <w:shd w:val="clear" w:color="auto" w:fill="F8F8FA"/>
+        <w:spacing w:line="336" w:lineRule="auto"/>
+        <w:rPr>
+          <w:rStyle w:val="VerbatimChar"/>
+          <w:rFonts w:ascii="IBM Plex Mono" w:eastAsia="IBM Plex Mono" w:hAnsi="IBM Plex Mono" w:cs="IBM Plex Mono"/>
+          <w:color w:val="000000"/>
+          <w:sz w:val="18"/>
+        </w:rPr>
+      </w:pPr>
+      <w:r>
+        <w:rPr>
+          <w:rStyle w:val="VerbatimChar"/>
+          <w:rFonts w:ascii="IBM Plex Mono" w:eastAsia="IBM Plex Mono" w:hAnsi="IBM Plex Mono" w:cs="IBM Plex Mono"/>
+          <w:color w:val="000000"/>
+          <w:sz w:val="18"/>
+        </w:rPr>
+        <w:t xml:space="preserve">    background-color: #f5f5f5;</w:t>
+      </w:r>
+    </w:p>
+    <w:p>
+      <w:pPr>
+        <w:shd w:val="clear" w:color="auto" w:fill="F8F8FA"/>
+        <w:spacing w:line="336" w:lineRule="auto"/>
+        <w:rPr>
+          <w:rStyle w:val="VerbatimChar"/>
+          <w:rFonts w:ascii="IBM Plex Mono" w:eastAsia="IBM Plex Mono" w:hAnsi="IBM Plex Mono" w:cs="IBM Plex Mono"/>
+          <w:color w:val="000000"/>
+          <w:sz w:val="18"/>
+        </w:rPr>
+      </w:pPr>
+      <w:r>
+        <w:rPr>
+          <w:rStyle w:val="VerbatimChar"/>
+          <w:rFonts w:ascii="IBM Plex Mono" w:eastAsia="IBM Plex Mono" w:hAnsi="IBM Plex Mono" w:cs="IBM Plex Mono"/>
+          <w:color w:val="000000"/>
+          <w:sz w:val="18"/>
+        </w:rPr>
+        <w:t>}</w:t>
+      </w:r>
       <w:r>
         <w:rPr>
           <w:rStyle w:val="VerbatimChar"/>
@@ -2617,6 +2812,133 @@
         <w:br/>
         <w:t>/* TODO 3: Dùng ID selector cho #main-header */</w:t>
       </w:r>
+    </w:p>
+    <w:p>
+      <w:pPr>
+        <w:shd w:val="clear" w:color="auto" w:fill="F8F8FA"/>
+        <w:spacing w:line="336" w:lineRule="auto"/>
+        <w:rPr>
+          <w:rStyle w:val="VerbatimChar"/>
+          <w:rFonts w:ascii="IBM Plex Mono" w:eastAsia="IBM Plex Mono" w:hAnsi="IBM Plex Mono" w:cs="IBM Plex Mono"/>
+          <w:color w:val="000000"/>
+          <w:sz w:val="18"/>
+        </w:rPr>
+      </w:pPr>
+      <w:r>
+        <w:rPr>
+          <w:rStyle w:val="VerbatimChar"/>
+          <w:rFonts w:ascii="IBM Plex Mono" w:eastAsia="IBM Plex Mono" w:hAnsi="IBM Plex Mono" w:cs="IBM Plex Mono"/>
+          <w:color w:val="000000"/>
+          <w:sz w:val="18"/>
+        </w:rPr>
+        <w:lastRenderedPageBreak/>
+        <w:t>#main-header {</w:t>
+      </w:r>
+    </w:p>
+    <w:p>
+      <w:pPr>
+        <w:shd w:val="clear" w:color="auto" w:fill="F8F8FA"/>
+        <w:spacing w:line="336" w:lineRule="auto"/>
+        <w:rPr>
+          <w:rStyle w:val="VerbatimChar"/>
+          <w:rFonts w:ascii="IBM Plex Mono" w:eastAsia="IBM Plex Mono" w:hAnsi="IBM Plex Mono" w:cs="IBM Plex Mono"/>
+          <w:color w:val="000000"/>
+          <w:sz w:val="18"/>
+        </w:rPr>
+      </w:pPr>
+      <w:r>
+        <w:rPr>
+          <w:rStyle w:val="VerbatimChar"/>
+          <w:rFonts w:ascii="IBM Plex Mono" w:eastAsia="IBM Plex Mono" w:hAnsi="IBM Plex Mono" w:cs="IBM Plex Mono"/>
+          <w:color w:val="000000"/>
+          <w:sz w:val="18"/>
+        </w:rPr>
+        <w:t xml:space="preserve">    background-color: #333;</w:t>
+      </w:r>
+    </w:p>
+    <w:p>
+      <w:pPr>
+        <w:shd w:val="clear" w:color="auto" w:fill="F8F8FA"/>
+        <w:spacing w:line="336" w:lineRule="auto"/>
+        <w:rPr>
+          <w:rStyle w:val="VerbatimChar"/>
+          <w:rFonts w:ascii="IBM Plex Mono" w:eastAsia="IBM Plex Mono" w:hAnsi="IBM Plex Mono" w:cs="IBM Plex Mono"/>
+          <w:color w:val="000000"/>
+          <w:sz w:val="18"/>
+        </w:rPr>
+      </w:pPr>
+      <w:r>
+        <w:rPr>
+          <w:rStyle w:val="VerbatimChar"/>
+          <w:rFonts w:ascii="IBM Plex Mono" w:eastAsia="IBM Plex Mono" w:hAnsi="IBM Plex Mono" w:cs="IBM Plex Mono"/>
+          <w:color w:val="000000"/>
+          <w:sz w:val="18"/>
+        </w:rPr>
+        <w:t xml:space="preserve">    color: white;</w:t>
+      </w:r>
+    </w:p>
+    <w:p>
+      <w:pPr>
+        <w:shd w:val="clear" w:color="auto" w:fill="F8F8FA"/>
+        <w:spacing w:line="336" w:lineRule="auto"/>
+        <w:rPr>
+          <w:rStyle w:val="VerbatimChar"/>
+          <w:rFonts w:ascii="IBM Plex Mono" w:eastAsia="IBM Plex Mono" w:hAnsi="IBM Plex Mono" w:cs="IBM Plex Mono"/>
+          <w:color w:val="000000"/>
+          <w:sz w:val="18"/>
+        </w:rPr>
+      </w:pPr>
+      <w:r>
+        <w:rPr>
+          <w:rStyle w:val="VerbatimChar"/>
+          <w:rFonts w:ascii="IBM Plex Mono" w:eastAsia="IBM Plex Mono" w:hAnsi="IBM Plex Mono" w:cs="IBM Plex Mono"/>
+          <w:color w:val="000000"/>
+          <w:sz w:val="18"/>
+        </w:rPr>
+        <w:t xml:space="preserve">    text-align: center;</w:t>
+      </w:r>
+    </w:p>
+    <w:p>
+      <w:pPr>
+        <w:shd w:val="clear" w:color="auto" w:fill="F8F8FA"/>
+        <w:spacing w:line="336" w:lineRule="auto"/>
+        <w:rPr>
+          <w:rStyle w:val="VerbatimChar"/>
+          <w:rFonts w:ascii="IBM Plex Mono" w:eastAsia="IBM Plex Mono" w:hAnsi="IBM Plex Mono" w:cs="IBM Plex Mono"/>
+          <w:color w:val="000000"/>
+          <w:sz w:val="18"/>
+        </w:rPr>
+      </w:pPr>
+      <w:r>
+        <w:rPr>
+          <w:rStyle w:val="VerbatimChar"/>
+          <w:rFonts w:ascii="IBM Plex Mono" w:eastAsia="IBM Plex Mono" w:hAnsi="IBM Plex Mono" w:cs="IBM Plex Mono"/>
+          <w:color w:val="000000"/>
+          <w:sz w:val="18"/>
+        </w:rPr>
+        <w:t xml:space="preserve">    padding: 20px;</w:t>
+      </w:r>
+    </w:p>
+    <w:p>
+      <w:pPr>
+        <w:shd w:val="clear" w:color="auto" w:fill="F8F8FA"/>
+        <w:spacing w:line="336" w:lineRule="auto"/>
+        <w:rPr>
+          <w:rStyle w:val="VerbatimChar"/>
+          <w:rFonts w:ascii="IBM Plex Mono" w:eastAsia="IBM Plex Mono" w:hAnsi="IBM Plex Mono" w:cs="IBM Plex Mono"/>
+          <w:color w:val="000000"/>
+          <w:sz w:val="18"/>
+        </w:rPr>
+      </w:pPr>
+      <w:r>
+        <w:rPr>
+          <w:rStyle w:val="VerbatimChar"/>
+          <w:rFonts w:ascii="IBM Plex Mono" w:eastAsia="IBM Plex Mono" w:hAnsi="IBM Plex Mono" w:cs="IBM Plex Mono"/>
+          <w:color w:val="000000"/>
+          <w:sz w:val="18"/>
+        </w:rPr>
+        <w:t>}</w:t>
+      </w:r>
       <w:r>
         <w:rPr>
           <w:rStyle w:val="VerbatimChar"/>
@@ -2655,6 +2977,111 @@
         <w:br/>
         <w:t>/* TODO 4: Dùng class selector cho .nav-link */</w:t>
       </w:r>
+    </w:p>
+    <w:p>
+      <w:pPr>
+        <w:shd w:val="clear" w:color="auto" w:fill="F8F8FA"/>
+        <w:spacing w:line="336" w:lineRule="auto"/>
+        <w:rPr>
+          <w:rStyle w:val="VerbatimChar"/>
+          <w:rFonts w:ascii="IBM Plex Mono" w:eastAsia="IBM Plex Mono" w:hAnsi="IBM Plex Mono" w:cs="IBM Plex Mono"/>
+          <w:color w:val="000000"/>
+          <w:sz w:val="18"/>
+        </w:rPr>
+      </w:pPr>
+      <w:r>
+        <w:rPr>
+          <w:rStyle w:val="VerbatimChar"/>
+          <w:rFonts w:ascii="IBM Plex Mono" w:eastAsia="IBM Plex Mono" w:hAnsi="IBM Plex Mono" w:cs="IBM Plex Mono"/>
+          <w:color w:val="000000"/>
+          <w:sz w:val="18"/>
+        </w:rPr>
+        <w:t>.nav-link {</w:t>
+      </w:r>
+    </w:p>
+    <w:p>
+      <w:pPr>
+        <w:shd w:val="clear" w:color="auto" w:fill="F8F8FA"/>
+        <w:spacing w:line="336" w:lineRule="auto"/>
+        <w:rPr>
+          <w:rStyle w:val="VerbatimChar"/>
+          <w:rFonts w:ascii="IBM Plex Mono" w:eastAsia="IBM Plex Mono" w:hAnsi="IBM Plex Mono" w:cs="IBM Plex Mono"/>
+          <w:color w:val="000000"/>
+          <w:sz w:val="18"/>
+        </w:rPr>
+      </w:pPr>
+      <w:r>
+        <w:rPr>
+          <w:rStyle w:val="VerbatimChar"/>
+          <w:rFonts w:ascii="IBM Plex Mono" w:eastAsia="IBM Plex Mono" w:hAnsi="IBM Plex Mono" w:cs="IBM Plex Mono"/>
+          <w:color w:val="000000"/>
+          <w:sz w:val="18"/>
+        </w:rPr>
+        <w:t xml:space="preserve">    color: #333;</w:t>
+      </w:r>
+    </w:p>
+    <w:p>
+      <w:pPr>
+        <w:shd w:val="clear" w:color="auto" w:fill="F8F8FA"/>
+        <w:spacing w:line="336" w:lineRule="auto"/>
+        <w:rPr>
+          <w:rStyle w:val="VerbatimChar"/>
+          <w:rFonts w:ascii="IBM Plex Mono" w:eastAsia="IBM Plex Mono" w:hAnsi="IBM Plex Mono" w:cs="IBM Plex Mono"/>
+          <w:color w:val="000000"/>
+          <w:sz w:val="18"/>
+        </w:rPr>
+      </w:pPr>
+      <w:r>
+        <w:rPr>
+          <w:rStyle w:val="VerbatimChar"/>
+          <w:rFonts w:ascii="IBM Plex Mono" w:eastAsia="IBM Plex Mono" w:hAnsi="IBM Plex Mono" w:cs="IBM Plex Mono"/>
+          <w:color w:val="000000"/>
+          <w:sz w:val="18"/>
+        </w:rPr>
+        <w:t xml:space="preserve">    text-decoration: none;</w:t>
+      </w:r>
+    </w:p>
+    <w:p>
+      <w:pPr>
+        <w:shd w:val="clear" w:color="auto" w:fill="F8F8FA"/>
+        <w:spacing w:line="336" w:lineRule="auto"/>
+        <w:rPr>
+          <w:rStyle w:val="VerbatimChar"/>
+          <w:rFonts w:ascii="IBM Plex Mono" w:eastAsia="IBM Plex Mono" w:hAnsi="IBM Plex Mono" w:cs="IBM Plex Mono"/>
+          <w:color w:val="000000"/>
+          <w:sz w:val="18"/>
+        </w:rPr>
+      </w:pPr>
+      <w:r>
+        <w:rPr>
+          <w:rStyle w:val="VerbatimChar"/>
+          <w:rFonts w:ascii="IBM Plex Mono" w:eastAsia="IBM Plex Mono" w:hAnsi="IBM Plex Mono" w:cs="IBM Plex Mono"/>
+          <w:color w:val="000000"/>
+          <w:sz w:val="18"/>
+        </w:rPr>
+        <w:t xml:space="preserve">    padding: 10px 15px;</w:t>
+      </w:r>
+    </w:p>
+    <w:p>
+      <w:pPr>
+        <w:shd w:val="clear" w:color="auto" w:fill="F8F8FA"/>
+        <w:spacing w:line="336" w:lineRule="auto"/>
+        <w:rPr>
+          <w:rStyle w:val="VerbatimChar"/>
+          <w:rFonts w:ascii="IBM Plex Mono" w:eastAsia="IBM Plex Mono" w:hAnsi="IBM Plex Mono" w:cs="IBM Plex Mono"/>
+          <w:color w:val="000000"/>
+          <w:sz w:val="18"/>
+        </w:rPr>
+      </w:pPr>
+      <w:r>
+        <w:rPr>
+          <w:rStyle w:val="VerbatimChar"/>
+          <w:rFonts w:ascii="IBM Plex Mono" w:eastAsia="IBM Plex Mono" w:hAnsi="IBM Plex Mono" w:cs="IBM Plex Mono"/>
+          <w:color w:val="000000"/>
+          <w:sz w:val="18"/>
+        </w:rPr>
+        <w:t>}</w:t>
+      </w:r>
       <w:r>
         <w:rPr>
           <w:rStyle w:val="VerbatimChar"/>
@@ -2693,6 +3120,69 @@
         <w:br/>
         <w:t>/* TODO 5: Dùng group selector cho h1, h2, h3 */</w:t>
       </w:r>
+    </w:p>
+    <w:p>
+      <w:pPr>
+        <w:shd w:val="clear" w:color="auto" w:fill="F8F8FA"/>
+        <w:spacing w:line="336" w:lineRule="auto"/>
+        <w:rPr>
+          <w:rStyle w:val="VerbatimChar"/>
+          <w:rFonts w:ascii="IBM Plex Mono" w:eastAsia="IBM Plex Mono" w:hAnsi="IBM Plex Mono" w:cs="IBM Plex Mono"/>
+          <w:color w:val="000000"/>
+          <w:sz w:val="18"/>
+        </w:rPr>
+      </w:pPr>
+      <w:r>
+        <w:rPr>
+          <w:rStyle w:val="VerbatimChar"/>
+          <w:rFonts w:ascii="IBM Plex Mono" w:eastAsia="IBM Plex Mono" w:hAnsi="IBM Plex Mono" w:cs="IBM Plex Mono"/>
+          <w:color w:val="000000"/>
+          <w:sz w:val="18"/>
+        </w:rPr>
+        <w:t>h1, h2, h3 {</w:t>
+      </w:r>
+    </w:p>
+    <w:p>
+      <w:pPr>
+        <w:shd w:val="clear" w:color="auto" w:fill="F8F8FA"/>
+        <w:spacing w:line="336" w:lineRule="auto"/>
+        <w:rPr>
+          <w:rStyle w:val="VerbatimChar"/>
+          <w:rFonts w:ascii="IBM Plex Mono" w:eastAsia="IBM Plex Mono" w:hAnsi="IBM Plex Mono" w:cs="IBM Plex Mono"/>
+          <w:color w:val="000000"/>
+          <w:sz w:val="18"/>
+        </w:rPr>
+      </w:pPr>
+      <w:r>
+        <w:rPr>
+          <w:rStyle w:val="VerbatimChar"/>
+          <w:rFonts w:ascii="IBM Plex Mono" w:eastAsia="IBM Plex Mono" w:hAnsi="IBM Plex Mono" w:cs="IBM Plex Mono"/>
+          <w:color w:val="000000"/>
+          <w:sz w:val="18"/>
+        </w:rPr>
+        <w:t xml:space="preserve">    font-family: 'Georgia', serif;</w:t>
+      </w:r>
+    </w:p>
+    <w:p>
+      <w:pPr>
+        <w:shd w:val="clear" w:color="auto" w:fill="F8F8FA"/>
+        <w:spacing w:line="336" w:lineRule="auto"/>
+        <w:rPr>
+          <w:rStyle w:val="VerbatimChar"/>
+          <w:rFonts w:ascii="IBM Plex Mono" w:eastAsia="IBM Plex Mono" w:hAnsi="IBM Plex Mono" w:cs="IBM Plex Mono"/>
+          <w:color w:val="000000"/>
+          <w:sz w:val="18"/>
+        </w:rPr>
+      </w:pPr>
+      <w:r>
+        <w:rPr>
+          <w:rStyle w:val="VerbatimChar"/>
+          <w:rFonts w:ascii="IBM Plex Mono" w:eastAsia="IBM Plex Mono" w:hAnsi="IBM Plex Mono" w:cs="IBM Plex Mono"/>
+          <w:color w:val="000000"/>
+          <w:sz w:val="18"/>
+        </w:rPr>
+        <w:t>}</w:t>
+      </w:r>
       <w:r>
         <w:rPr>
           <w:rStyle w:val="VerbatimChar"/>
@@ -2729,7 +3219,151 @@
           <w:sz w:val="18"/>
         </w:rPr>
         <w:br/>
-      </w:r>
+        <w:t>/* TODO 6: Dùng descendant selector cho nav a */</w:t>
+      </w:r>
+      <w:r>
+        <w:rPr>
+          <w:rStyle w:val="VerbatimChar"/>
+          <w:rFonts w:ascii="IBM Plex Mono" w:eastAsia="IBM Plex Mono" w:hAnsi="IBM Plex Mono" w:cs="IBM Plex Mono"/>
+          <w:color w:val="000000"/>
+          <w:sz w:val="18"/>
+        </w:rPr>
+        <w:br/>
+        <w:t>/* Yêu cầu: display: inline-block; margin: 0 10px; */</w:t>
+      </w:r>
+      <w:r>
+        <w:rPr>
+          <w:rStyle w:val="VerbatimChar"/>
+          <w:rFonts w:ascii="IBM Plex Mono" w:eastAsia="IBM Plex Mono" w:hAnsi="IBM Plex Mono" w:cs="IBM Plex Mono"/>
+          <w:color w:val="000000"/>
+          <w:sz w:val="18"/>
+        </w:rPr>
+        <w:br/>
+      </w:r>
+      <w:r>
+        <w:rPr>
+          <w:rStyle w:val="VerbatimChar"/>
+          <w:rFonts w:ascii="IBM Plex Mono" w:eastAsia="IBM Plex Mono" w:hAnsi="IBM Plex Mono" w:cs="IBM Plex Mono"/>
+          <w:color w:val="000000"/>
+          <w:sz w:val="18"/>
+        </w:rPr>
+        <w:t>nav a {</w:t>
+      </w:r>
+    </w:p>
+    <w:p>
+      <w:pPr>
+        <w:shd w:val="clear" w:color="auto" w:fill="F8F8FA"/>
+        <w:spacing w:line="336" w:lineRule="auto"/>
+        <w:rPr>
+          <w:rStyle w:val="VerbatimChar"/>
+          <w:rFonts w:ascii="IBM Plex Mono" w:eastAsia="IBM Plex Mono" w:hAnsi="IBM Plex Mono" w:cs="IBM Plex Mono"/>
+          <w:color w:val="000000"/>
+          <w:sz w:val="18"/>
+        </w:rPr>
+      </w:pPr>
+      <w:r>
+        <w:rPr>
+          <w:rStyle w:val="VerbatimChar"/>
+          <w:rFonts w:ascii="IBM Plex Mono" w:eastAsia="IBM Plex Mono" w:hAnsi="IBM Plex Mono" w:cs="IBM Plex Mono"/>
+          <w:color w:val="000000"/>
+          <w:sz w:val="18"/>
+        </w:rPr>
+        <w:t xml:space="preserve">    display: inline-block;</w:t>
+      </w:r>
+    </w:p>
+    <w:p>
+      <w:pPr>
+        <w:shd w:val="clear" w:color="auto" w:fill="F8F8FA"/>
+        <w:spacing w:line="336" w:lineRule="auto"/>
+        <w:rPr>
+          <w:rStyle w:val="VerbatimChar"/>
+          <w:rFonts w:ascii="IBM Plex Mono" w:eastAsia="IBM Plex Mono" w:hAnsi="IBM Plex Mono" w:cs="IBM Plex Mono"/>
+          <w:color w:val="000000"/>
+          <w:sz w:val="18"/>
+        </w:rPr>
+      </w:pPr>
+      <w:r>
+        <w:rPr>
+          <w:rStyle w:val="VerbatimChar"/>
+          <w:rFonts w:ascii="IBM Plex Mono" w:eastAsia="IBM Plex Mono" w:hAnsi="IBM Plex Mono" w:cs="IBM Plex Mono"/>
+          <w:color w:val="000000"/>
+          <w:sz w:val="18"/>
+        </w:rPr>
+        <w:t xml:space="preserve">    margin: 0 10px;</w:t>
+      </w:r>
+    </w:p>
+    <w:p>
+      <w:pPr>
+        <w:shd w:val="clear" w:color="auto" w:fill="F8F8FA"/>
+        <w:spacing w:line="336" w:lineRule="auto"/>
+        <w:rPr>
+          <w:rStyle w:val="VerbatimChar"/>
+          <w:rFonts w:ascii="IBM Plex Mono" w:eastAsia="IBM Plex Mono" w:hAnsi="IBM Plex Mono" w:cs="IBM Plex Mono"/>
+          <w:color w:val="000000"/>
+          <w:sz w:val="18"/>
+        </w:rPr>
+      </w:pPr>
+      <w:r>
+        <w:rPr>
+          <w:rStyle w:val="VerbatimChar"/>
+          <w:rFonts w:ascii="IBM Plex Mono" w:eastAsia="IBM Plex Mono" w:hAnsi="IBM Plex Mono" w:cs="IBM Plex Mono"/>
+          <w:color w:val="000000"/>
+          <w:sz w:val="18"/>
+        </w:rPr>
+        <w:t>}</w:t>
+      </w:r>
+      <w:r>
+        <w:rPr>
+          <w:rStyle w:val="VerbatimChar"/>
+          <w:rFonts w:ascii="IBM Plex Mono" w:eastAsia="IBM Plex Mono" w:hAnsi="IBM Plex Mono" w:cs="IBM Plex Mono"/>
+          <w:color w:val="000000"/>
+          <w:sz w:val="18"/>
+        </w:rPr>
+        <w:br/>
+      </w:r>
+      <w:r>
+        <w:rPr>
+          <w:rStyle w:val="VerbatimChar"/>
+          <w:rFonts w:ascii="IBM Plex Mono" w:eastAsia="IBM Plex Mono" w:hAnsi="IBM Plex Mono" w:cs="IBM Plex Mono"/>
+          <w:color w:val="000000"/>
+          <w:sz w:val="18"/>
+        </w:rPr>
+        <w:br/>
+        <w:t>/* TODO 7: Dùng pseudo-class selector cho a:hover */</w:t>
+      </w:r>
+    </w:p>
+    <w:p>
+      <w:pPr>
+        <w:shd w:val="clear" w:color="auto" w:fill="F8F8FA"/>
+        <w:spacing w:line="336" w:lineRule="auto"/>
+        <w:rPr>
+          <w:rStyle w:val="VerbatimChar"/>
+          <w:rFonts w:ascii="IBM Plex Mono" w:eastAsia="IBM Plex Mono" w:hAnsi="IBM Plex Mono" w:cs="IBM Plex Mono"/>
+          <w:color w:val="000000"/>
+          <w:sz w:val="18"/>
+        </w:rPr>
+      </w:pPr>
+      <w:r>
+        <w:rPr>
+          <w:rStyle w:val="VerbatimChar"/>
+          <w:rFonts w:ascii="IBM Plex Mono" w:eastAsia="IBM Plex Mono" w:hAnsi="IBM Plex Mono" w:cs="IBM Plex Mono"/>
+          <w:color w:val="000000"/>
+          <w:sz w:val="18"/>
+        </w:rPr>
+        <w:t>a:hover {</w:t>
+      </w:r>
+    </w:p>
+    <w:p>
+      <w:pPr>
+        <w:shd w:val="clear" w:color="auto" w:fill="F8F8FA"/>
+        <w:spacing w:line="336" w:lineRule="auto"/>
+        <w:rPr>
+          <w:rStyle w:val="VerbatimChar"/>
+          <w:rFonts w:ascii="IBM Plex Mono" w:eastAsia="IBM Plex Mono" w:hAnsi="IBM Plex Mono" w:cs="IBM Plex Mono"/>
+          <w:color w:val="000000"/>
+          <w:sz w:val="18"/>
+        </w:rPr>
+      </w:pPr>
       <w:r>
         <w:rPr>
           <w:rStyle w:val="VerbatimChar"/>
@@ -2738,45 +3372,43 @@
           <w:sz w:val="18"/>
         </w:rPr>
         <w:lastRenderedPageBreak/>
-        <w:t>/* TODO 6: Dùng descendant selector cho nav a */</w:t>
-      </w:r>
-      <w:r>
-        <w:rPr>
-          <w:rStyle w:val="VerbatimChar"/>
-          <w:rFonts w:ascii="IBM Plex Mono" w:eastAsia="IBM Plex Mono" w:hAnsi="IBM Plex Mono" w:cs="IBM Plex Mono"/>
-          <w:color w:val="000000"/>
-          <w:sz w:val="18"/>
-        </w:rPr>
-        <w:br/>
-        <w:t>/* Yêu cầu: display: inline-block; margin: 0 10px; */</w:t>
-      </w:r>
-      <w:r>
-        <w:rPr>
-          <w:rStyle w:val="VerbatimChar"/>
-          <w:rFonts w:ascii="IBM Plex Mono" w:eastAsia="IBM Plex Mono" w:hAnsi="IBM Plex Mono" w:cs="IBM Plex Mono"/>
-          <w:color w:val="000000"/>
-          <w:sz w:val="18"/>
-        </w:rPr>
-        <w:br/>
-      </w:r>
-      <w:r>
-        <w:rPr>
-          <w:rStyle w:val="VerbatimChar"/>
-          <w:rFonts w:ascii="IBM Plex Mono" w:eastAsia="IBM Plex Mono" w:hAnsi="IBM Plex Mono" w:cs="IBM Plex Mono"/>
-          <w:color w:val="000000"/>
-          <w:sz w:val="18"/>
-        </w:rPr>
-        <w:br/>
-      </w:r>
-      <w:r>
-        <w:rPr>
-          <w:rStyle w:val="VerbatimChar"/>
-          <w:rFonts w:ascii="IBM Plex Mono" w:eastAsia="IBM Plex Mono" w:hAnsi="IBM Plex Mono" w:cs="IBM Plex Mono"/>
-          <w:color w:val="000000"/>
-          <w:sz w:val="18"/>
-        </w:rPr>
-        <w:br/>
-        <w:t>/* TODO 7: Dùng pseudo-class selector cho a:hover */</w:t>
+        <w:t xml:space="preserve">    color: #ff6600;</w:t>
+      </w:r>
+    </w:p>
+    <w:p>
+      <w:pPr>
+        <w:shd w:val="clear" w:color="auto" w:fill="F8F8FA"/>
+        <w:spacing w:line="336" w:lineRule="auto"/>
+        <w:rPr>
+          <w:rStyle w:val="VerbatimChar"/>
+          <w:rFonts w:ascii="IBM Plex Mono" w:eastAsia="IBM Plex Mono" w:hAnsi="IBM Plex Mono" w:cs="IBM Plex Mono"/>
+          <w:color w:val="000000"/>
+          <w:sz w:val="18"/>
+        </w:rPr>
+      </w:pPr>
+      <w:r>
+        <w:rPr>
+          <w:rStyle w:val="VerbatimChar"/>
+          <w:rFonts w:ascii="IBM Plex Mono" w:eastAsia="IBM Plex Mono" w:hAnsi="IBM Plex Mono" w:cs="IBM Plex Mono"/>
+          <w:color w:val="000000"/>
+          <w:sz w:val="18"/>
+        </w:rPr>
+        <w:t xml:space="preserve">    background-color: #eee;</w:t>
+      </w:r>
+    </w:p>
+    <w:p>
+      <w:pPr>
+        <w:shd w:val="clear" w:color="auto" w:fill="F8F8FA"/>
+        <w:spacing w:line="336" w:lineRule="auto"/>
+      </w:pPr>
+      <w:r>
+        <w:rPr>
+          <w:rStyle w:val="VerbatimChar"/>
+          <w:rFonts w:ascii="IBM Plex Mono" w:eastAsia="IBM Plex Mono" w:hAnsi="IBM Plex Mono" w:cs="IBM Plex Mono"/>
+          <w:color w:val="000000"/>
+          <w:sz w:val="18"/>
+        </w:rPr>
+        <w:t>}</w:t>
       </w:r>
       <w:r>
         <w:rPr>
@@ -2952,25 +3584,15 @@
           </wp:inline>
         </w:drawing>
       </w:r>
-      <w:r>
-        <w:rPr>
-          <w:rFonts w:ascii="inter" w:eastAsia="inter" w:hAnsi="inter" w:cs="inter"/>
-          <w:color w:val="000000"/>
-        </w:rPr>
-        <w:br/>
-      </w:r>
-      <w:r>
+    </w:p>
+    <w:p>
+      <w:pPr>
+        <w:spacing w:after="210" w:line="360" w:lineRule="auto"/>
         <w:rPr>
           <w:rFonts w:ascii="inter" w:eastAsia="inter" w:hAnsi="inter" w:cs="inter"/>
           <w:i/>
           <w:color w:val="000000"/>
         </w:rPr>
-        <w:t>(Dán ảnh 2: Khi hover vào link)</w:t>
-      </w:r>
-    </w:p>
-    <w:p>
-      <w:pPr>
-        <w:spacing w:after="210" w:line="360" w:lineRule="auto"/>
       </w:pPr>
       <w:r>
         <w:rPr>
@@ -2978,10 +3600,10 @@
         </w:rPr>
         <w:lastRenderedPageBreak/>
         <w:drawing>
-          <wp:inline distT="0" distB="0" distL="0" distR="0" wp14:anchorId="3DE4F34C" wp14:editId="65C52AC9">
+          <wp:inline distT="0" distB="0" distL="0" distR="0" wp14:anchorId="4F20AD55" wp14:editId="1DA1E2E6">
             <wp:extent cx="6038850" cy="3397250"/>
             <wp:effectExtent l="0" t="0" r="0" b="0"/>
-            <wp:docPr id="2" name="Picture 2"/>
+            <wp:docPr id="8" name="Picture 8"/>
             <wp:cNvGraphicFramePr>
               <a:graphicFrameLocks xmlns:a="http://schemas.openxmlformats.org/drawingml/2006/main" noChangeAspect="1"/>
             </wp:cNvGraphicFramePr>
@@ -3013,6 +3635,66 @@
           </wp:inline>
         </w:drawing>
       </w:r>
+      <w:r>
+        <w:rPr>
+          <w:rFonts w:ascii="inter" w:eastAsia="inter" w:hAnsi="inter" w:cs="inter"/>
+          <w:color w:val="000000"/>
+        </w:rPr>
+        <w:br/>
+      </w:r>
+      <w:r>
+        <w:rPr>
+          <w:rFonts w:ascii="inter" w:eastAsia="inter" w:hAnsi="inter" w:cs="inter"/>
+          <w:i/>
+          <w:color w:val="000000"/>
+        </w:rPr>
+        <w:t>(Dán ảnh 2: Khi hover vào link)</w:t>
+      </w:r>
+    </w:p>
+    <w:p>
+      <w:pPr>
+        <w:spacing w:after="210" w:line="360" w:lineRule="auto"/>
+      </w:pPr>
+      <w:r>
+        <w:rPr>
+          <w:noProof/>
+        </w:rPr>
+        <w:drawing>
+          <wp:inline distT="0" distB="0" distL="0" distR="0" wp14:anchorId="3DE4F34C" wp14:editId="65C52AC9">
+            <wp:extent cx="6038850" cy="3397250"/>
+            <wp:effectExtent l="0" t="0" r="0" b="0"/>
+            <wp:docPr id="2" name="Picture 2"/>
+            <wp:cNvGraphicFramePr>
+              <a:graphicFrameLocks xmlns:a="http://schemas.openxmlformats.org/drawingml/2006/main" noChangeAspect="1"/>
+            </wp:cNvGraphicFramePr>
+            <a:graphic xmlns:a="http://schemas.openxmlformats.org/drawingml/2006/main">
+              <a:graphicData uri="http://schemas.openxmlformats.org/drawingml/2006/picture">
+                <pic:pic xmlns:pic="http://schemas.openxmlformats.org/drawingml/2006/picture">
+                  <pic:nvPicPr>
+                    <pic:cNvPr id="1" name=""/>
+                    <pic:cNvPicPr/>
+                  </pic:nvPicPr>
+                  <pic:blipFill>
+                    <a:blip r:embed="rId7"/>
+                    <a:stretch>
+                      <a:fillRect/>
+                    </a:stretch>
+                  </pic:blipFill>
+                  <pic:spPr>
+                    <a:xfrm>
+                      <a:off x="0" y="0"/>
+                      <a:ext cx="6038850" cy="3397250"/>
+                    </a:xfrm>
+                    <a:prstGeom prst="rect">
+                      <a:avLst/>
+                    </a:prstGeom>
+                  </pic:spPr>
+                </pic:pic>
+              </a:graphicData>
+            </a:graphic>
+          </wp:inline>
+        </w:drawing>
+      </w:r>
     </w:p>
     <w:p>
       <w:pPr>
@@ -3061,6 +3743,7 @@
           <w:b/>
           <w:color w:val="000000"/>
         </w:rPr>
+        <w:lastRenderedPageBreak/>
         <w:t>Tài liệu đã xem (Link):</w:t>
       </w:r>
     </w:p>
@@ -3242,15 +3925,6 @@
           <w:sz w:val="18"/>
         </w:rPr>
         <w:br/>
-      </w:r>
-      <w:r>
-        <w:rPr>
-          <w:rStyle w:val="VerbatimChar"/>
-          <w:rFonts w:ascii="IBM Plex Mono" w:eastAsia="IBM Plex Mono" w:hAnsi="IBM Plex Mono" w:cs="IBM Plex Mono"/>
-          <w:color w:val="000000"/>
-          <w:sz w:val="18"/>
-        </w:rPr>
-        <w:lastRenderedPageBreak/>
         <w:t>└─────────────────────────────────────┘</w:t>
       </w:r>
       <w:r>
@@ -3644,6 +4318,7 @@
                 <w:sz w:val="18"/>
                 <w:shd w:val="clear" w:color="auto" w:fill="F8F8FA"/>
               </w:rPr>
+              <w:lastRenderedPageBreak/>
               <w:t>box-sizing: border-box;</w:t>
             </w:r>
           </w:p>
@@ -3905,7 +4580,6 @@
           <w:rFonts w:ascii="inter" w:eastAsia="inter" w:hAnsi="inter" w:cs="inter"/>
           <w:color w:val="000000"/>
         </w:rPr>
-        <w:lastRenderedPageBreak/>
         <w:t>Dùng margin, padding, border để tách biệt các card</w:t>
       </w:r>
     </w:p>
@@ -4145,6 +4819,15 @@
           <w:sz w:val="18"/>
         </w:rPr>
         <w:br/>
+      </w:r>
+      <w:r>
+        <w:rPr>
+          <w:rStyle w:val="VerbatimChar"/>
+          <w:rFonts w:ascii="IBM Plex Mono" w:eastAsia="IBM Plex Mono" w:hAnsi="IBM Plex Mono" w:cs="IBM Plex Mono"/>
+          <w:color w:val="000000"/>
+          <w:sz w:val="18"/>
+        </w:rPr>
+        <w:lastRenderedPageBreak/>
         <w:t xml:space="preserve">    </w:t>
       </w:r>
       <w:r>
@@ -4238,6 +4921,12 @@
       <w:pPr>
         <w:shd w:val="clear" w:color="auto" w:fill="F8F8FA"/>
         <w:spacing w:line="336" w:lineRule="auto"/>
+        <w:rPr>
+          <w:rStyle w:val="VerbatimChar"/>
+          <w:rFonts w:ascii="IBM Plex Mono" w:eastAsia="IBM Plex Mono" w:hAnsi="IBM Plex Mono" w:cs="IBM Plex Mono"/>
+          <w:color w:val="000000"/>
+          <w:sz w:val="18"/>
+        </w:rPr>
       </w:pPr>
       <w:r>
         <w:rPr>
@@ -4317,6 +5006,72 @@
         <w:br/>
         <w:t xml:space="preserve">    /* TODO: Căn giữa, margin trên dưới, max-width */</w:t>
       </w:r>
+    </w:p>
+    <w:p>
+      <w:pPr>
+        <w:shd w:val="clear" w:color="auto" w:fill="F8F8FA"/>
+        <w:spacing w:line="336" w:lineRule="auto"/>
+        <w:ind w:firstLine="720"/>
+        <w:rPr>
+          <w:rStyle w:val="VerbatimChar"/>
+          <w:rFonts w:ascii="IBM Plex Mono" w:eastAsia="IBM Plex Mono" w:hAnsi="IBM Plex Mono" w:cs="IBM Plex Mono"/>
+          <w:color w:val="000000"/>
+          <w:sz w:val="18"/>
+        </w:rPr>
+      </w:pPr>
+      <w:r>
+        <w:rPr>
+          <w:rStyle w:val="VerbatimChar"/>
+          <w:rFonts w:ascii="IBM Plex Mono" w:eastAsia="IBM Plex Mono" w:hAnsi="IBM Plex Mono" w:cs="IBM Plex Mono"/>
+          <w:color w:val="000000"/>
+          <w:sz w:val="18"/>
+        </w:rPr>
+        <w:t>max-width: 1100px;</w:t>
+      </w:r>
+    </w:p>
+    <w:p>
+      <w:pPr>
+        <w:shd w:val="clear" w:color="auto" w:fill="F8F8FA"/>
+        <w:spacing w:line="336" w:lineRule="auto"/>
+        <w:ind w:firstLine="720"/>
+        <w:rPr>
+          <w:rStyle w:val="VerbatimChar"/>
+          <w:rFonts w:ascii="IBM Plex Mono" w:eastAsia="IBM Plex Mono" w:hAnsi="IBM Plex Mono" w:cs="IBM Plex Mono"/>
+          <w:color w:val="000000"/>
+          <w:sz w:val="18"/>
+        </w:rPr>
+      </w:pPr>
+      <w:r>
+        <w:rPr>
+          <w:rStyle w:val="VerbatimChar"/>
+          <w:rFonts w:ascii="IBM Plex Mono" w:eastAsia="IBM Plex Mono" w:hAnsi="IBM Plex Mono" w:cs="IBM Plex Mono"/>
+          <w:color w:val="000000"/>
+          <w:sz w:val="18"/>
+        </w:rPr>
+        <w:t xml:space="preserve">    margin: 40px auto;</w:t>
+      </w:r>
+    </w:p>
+    <w:p>
+      <w:pPr>
+        <w:shd w:val="clear" w:color="auto" w:fill="F8F8FA"/>
+        <w:spacing w:line="336" w:lineRule="auto"/>
+        <w:ind w:firstLine="720"/>
+        <w:rPr>
+          <w:rStyle w:val="VerbatimChar"/>
+          <w:rFonts w:ascii="IBM Plex Mono" w:eastAsia="IBM Plex Mono" w:hAnsi="IBM Plex Mono" w:cs="IBM Plex Mono"/>
+          <w:color w:val="000000"/>
+          <w:sz w:val="18"/>
+        </w:rPr>
+      </w:pPr>
+      <w:r>
+        <w:rPr>
+          <w:rStyle w:val="VerbatimChar"/>
+          <w:rFonts w:ascii="IBM Plex Mono" w:eastAsia="IBM Plex Mono" w:hAnsi="IBM Plex Mono" w:cs="IBM Plex Mono"/>
+          <w:color w:val="000000"/>
+          <w:sz w:val="18"/>
+        </w:rPr>
+        <w:t xml:space="preserve">    text-align: center;</w:t>
+      </w:r>
       <w:r>
         <w:rPr>
           <w:rStyle w:val="VerbatimChar"/>
@@ -4344,7 +5099,187 @@
           <w:sz w:val="18"/>
         </w:rPr>
         <w:br/>
-      </w:r>
+        <w:t>/* Bước 3: Style cho .card */</w:t>
+      </w:r>
+      <w:r>
+        <w:rPr>
+          <w:rStyle w:val="VerbatimChar"/>
+          <w:rFonts w:ascii="IBM Plex Mono" w:eastAsia="IBM Plex Mono" w:hAnsi="IBM Plex Mono" w:cs="IBM Plex Mono"/>
+          <w:color w:val="000000"/>
+          <w:sz w:val="18"/>
+        </w:rPr>
+        <w:br/>
+        <w:t>.card {</w:t>
+      </w:r>
+      <w:r>
+        <w:rPr>
+          <w:rStyle w:val="VerbatimChar"/>
+          <w:rFonts w:ascii="IBM Plex Mono" w:eastAsia="IBM Plex Mono" w:hAnsi="IBM Plex Mono" w:cs="IBM Plex Mono"/>
+          <w:color w:val="000000"/>
+          <w:sz w:val="18"/>
+        </w:rPr>
+        <w:br/>
+        <w:t xml:space="preserve">    /* TODO: </w:t>
+      </w:r>
+      <w:r>
+        <w:rPr>
+          <w:rStyle w:val="VerbatimChar"/>
+          <w:rFonts w:ascii="IBM Plex Mono" w:eastAsia="IBM Plex Mono" w:hAnsi="IBM Plex Mono" w:cs="IBM Plex Mono"/>
+          <w:color w:val="000000"/>
+          <w:sz w:val="18"/>
+        </w:rPr>
+        <w:br/>
+        <w:t xml:space="preserve">       - width: 30% (hoặc calc(33.33% - 20px))</w:t>
+      </w:r>
+      <w:r>
+        <w:rPr>
+          <w:rStyle w:val="VerbatimChar"/>
+          <w:rFonts w:ascii="IBM Plex Mono" w:eastAsia="IBM Plex Mono" w:hAnsi="IBM Plex Mono" w:cs="IBM Plex Mono"/>
+          <w:color w:val="000000"/>
+          <w:sz w:val="18"/>
+        </w:rPr>
+        <w:br/>
+        <w:t xml:space="preserve">       - display: inline-block</w:t>
+      </w:r>
+      <w:r>
+        <w:rPr>
+          <w:rStyle w:val="VerbatimChar"/>
+          <w:rFonts w:ascii="IBM Plex Mono" w:eastAsia="IBM Plex Mono" w:hAnsi="IBM Plex Mono" w:cs="IBM Plex Mono"/>
+          <w:color w:val="000000"/>
+          <w:sz w:val="18"/>
+        </w:rPr>
+        <w:br/>
+        <w:t xml:space="preserve">       - border: 1px solid #ddd</w:t>
+      </w:r>
+      <w:r>
+        <w:rPr>
+          <w:rStyle w:val="VerbatimChar"/>
+          <w:rFonts w:ascii="IBM Plex Mono" w:eastAsia="IBM Plex Mono" w:hAnsi="IBM Plex Mono" w:cs="IBM Plex Mono"/>
+          <w:color w:val="000000"/>
+          <w:sz w:val="18"/>
+        </w:rPr>
+        <w:br/>
+        <w:t xml:space="preserve">       - padding: 20px</w:t>
+      </w:r>
+      <w:r>
+        <w:rPr>
+          <w:rStyle w:val="VerbatimChar"/>
+          <w:rFonts w:ascii="IBM Plex Mono" w:eastAsia="IBM Plex Mono" w:hAnsi="IBM Plex Mono" w:cs="IBM Plex Mono"/>
+          <w:color w:val="000000"/>
+          <w:sz w:val="18"/>
+        </w:rPr>
+        <w:br/>
+        <w:t xml:space="preserve">       - margin: 10px</w:t>
+      </w:r>
+      <w:r>
+        <w:rPr>
+          <w:rStyle w:val="VerbatimChar"/>
+          <w:rFonts w:ascii="IBM Plex Mono" w:eastAsia="IBM Plex Mono" w:hAnsi="IBM Plex Mono" w:cs="IBM Plex Mono"/>
+          <w:color w:val="000000"/>
+          <w:sz w:val="18"/>
+        </w:rPr>
+        <w:br/>
+        <w:t xml:space="preserve">       - background: white</w:t>
+      </w:r>
+      <w:r>
+        <w:rPr>
+          <w:rStyle w:val="VerbatimChar"/>
+          <w:rFonts w:ascii="IBM Plex Mono" w:eastAsia="IBM Plex Mono" w:hAnsi="IBM Plex Mono" w:cs="IBM Plex Mono"/>
+          <w:color w:val="000000"/>
+          <w:sz w:val="18"/>
+        </w:rPr>
+        <w:br/>
+        <w:t xml:space="preserve">       - border-radius: 8px</w:t>
+      </w:r>
+      <w:r>
+        <w:rPr>
+          <w:rStyle w:val="VerbatimChar"/>
+          <w:rFonts w:ascii="IBM Plex Mono" w:eastAsia="IBM Plex Mono" w:hAnsi="IBM Plex Mono" w:cs="IBM Plex Mono"/>
+          <w:color w:val="000000"/>
+          <w:sz w:val="18"/>
+        </w:rPr>
+        <w:br/>
+        <w:t xml:space="preserve">    */</w:t>
+      </w:r>
+    </w:p>
+    <w:p>
+      <w:pPr>
+        <w:shd w:val="clear" w:color="auto" w:fill="F8F8FA"/>
+        <w:spacing w:line="336" w:lineRule="auto"/>
+        <w:ind w:firstLine="720"/>
+        <w:rPr>
+          <w:rStyle w:val="VerbatimChar"/>
+          <w:rFonts w:ascii="IBM Plex Mono" w:eastAsia="IBM Plex Mono" w:hAnsi="IBM Plex Mono" w:cs="IBM Plex Mono"/>
+          <w:color w:val="000000"/>
+          <w:sz w:val="18"/>
+        </w:rPr>
+      </w:pPr>
+      <w:r>
+        <w:rPr>
+          <w:rStyle w:val="VerbatimChar"/>
+          <w:rFonts w:ascii="IBM Plex Mono" w:eastAsia="IBM Plex Mono" w:hAnsi="IBM Plex Mono" w:cs="IBM Plex Mono"/>
+          <w:color w:val="000000"/>
+          <w:sz w:val="18"/>
+        </w:rPr>
+        <w:t xml:space="preserve">    width: 30%;</w:t>
+      </w:r>
+    </w:p>
+    <w:p>
+      <w:pPr>
+        <w:shd w:val="clear" w:color="auto" w:fill="F8F8FA"/>
+        <w:spacing w:line="336" w:lineRule="auto"/>
+        <w:ind w:firstLine="720"/>
+        <w:rPr>
+          <w:rStyle w:val="VerbatimChar"/>
+          <w:rFonts w:ascii="IBM Plex Mono" w:eastAsia="IBM Plex Mono" w:hAnsi="IBM Plex Mono" w:cs="IBM Plex Mono"/>
+          <w:color w:val="000000"/>
+          <w:sz w:val="18"/>
+        </w:rPr>
+      </w:pPr>
+      <w:r>
+        <w:rPr>
+          <w:rStyle w:val="VerbatimChar"/>
+          <w:rFonts w:ascii="IBM Plex Mono" w:eastAsia="IBM Plex Mono" w:hAnsi="IBM Plex Mono" w:cs="IBM Plex Mono"/>
+          <w:color w:val="000000"/>
+          <w:sz w:val="18"/>
+        </w:rPr>
+        <w:t xml:space="preserve">    display: inline-block;</w:t>
+      </w:r>
+    </w:p>
+    <w:p>
+      <w:pPr>
+        <w:shd w:val="clear" w:color="auto" w:fill="F8F8FA"/>
+        <w:spacing w:line="336" w:lineRule="auto"/>
+        <w:ind w:firstLine="720"/>
+        <w:rPr>
+          <w:rStyle w:val="VerbatimChar"/>
+          <w:rFonts w:ascii="IBM Plex Mono" w:eastAsia="IBM Plex Mono" w:hAnsi="IBM Plex Mono" w:cs="IBM Plex Mono"/>
+          <w:color w:val="000000"/>
+          <w:sz w:val="18"/>
+        </w:rPr>
+      </w:pPr>
+      <w:r>
+        <w:rPr>
+          <w:rStyle w:val="VerbatimChar"/>
+          <w:rFonts w:ascii="IBM Plex Mono" w:eastAsia="IBM Plex Mono" w:hAnsi="IBM Plex Mono" w:cs="IBM Plex Mono"/>
+          <w:color w:val="000000"/>
+          <w:sz w:val="18"/>
+        </w:rPr>
+        <w:t xml:space="preserve">    border: 1px solid #ddd;</w:t>
+      </w:r>
+    </w:p>
+    <w:p>
+      <w:pPr>
+        <w:shd w:val="clear" w:color="auto" w:fill="F8F8FA"/>
+        <w:spacing w:line="336" w:lineRule="auto"/>
+        <w:ind w:firstLine="720"/>
+        <w:rPr>
+          <w:rStyle w:val="VerbatimChar"/>
+          <w:rFonts w:ascii="IBM Plex Mono" w:eastAsia="IBM Plex Mono" w:hAnsi="IBM Plex Mono" w:cs="IBM Plex Mono"/>
+          <w:color w:val="000000"/>
+          <w:sz w:val="18"/>
+        </w:rPr>
+      </w:pPr>
       <w:r>
         <w:rPr>
           <w:rStyle w:val="VerbatimChar"/>
@@ -4353,17 +5288,134 @@
           <w:sz w:val="18"/>
         </w:rPr>
         <w:lastRenderedPageBreak/>
-        <w:t>/* Bước 3: Style cho .card */</w:t>
-      </w:r>
-      <w:r>
-        <w:rPr>
-          <w:rStyle w:val="VerbatimChar"/>
-          <w:rFonts w:ascii="IBM Plex Mono" w:eastAsia="IBM Plex Mono" w:hAnsi="IBM Plex Mono" w:cs="IBM Plex Mono"/>
-          <w:color w:val="000000"/>
-          <w:sz w:val="18"/>
-        </w:rPr>
-        <w:br/>
-        <w:t>.card {</w:t>
+        <w:t xml:space="preserve">    padding: 20px;</w:t>
+      </w:r>
+    </w:p>
+    <w:p>
+      <w:pPr>
+        <w:shd w:val="clear" w:color="auto" w:fill="F8F8FA"/>
+        <w:spacing w:line="336" w:lineRule="auto"/>
+        <w:ind w:firstLine="720"/>
+        <w:rPr>
+          <w:rStyle w:val="VerbatimChar"/>
+          <w:rFonts w:ascii="IBM Plex Mono" w:eastAsia="IBM Plex Mono" w:hAnsi="IBM Plex Mono" w:cs="IBM Plex Mono"/>
+          <w:color w:val="000000"/>
+          <w:sz w:val="18"/>
+        </w:rPr>
+      </w:pPr>
+      <w:r>
+        <w:rPr>
+          <w:rStyle w:val="VerbatimChar"/>
+          <w:rFonts w:ascii="IBM Plex Mono" w:eastAsia="IBM Plex Mono" w:hAnsi="IBM Plex Mono" w:cs="IBM Plex Mono"/>
+          <w:color w:val="000000"/>
+          <w:sz w:val="18"/>
+        </w:rPr>
+        <w:t xml:space="preserve">    margin: 10px;</w:t>
+      </w:r>
+    </w:p>
+    <w:p>
+      <w:pPr>
+        <w:shd w:val="clear" w:color="auto" w:fill="F8F8FA"/>
+        <w:spacing w:line="336" w:lineRule="auto"/>
+        <w:ind w:firstLine="720"/>
+        <w:rPr>
+          <w:rStyle w:val="VerbatimChar"/>
+          <w:rFonts w:ascii="IBM Plex Mono" w:eastAsia="IBM Plex Mono" w:hAnsi="IBM Plex Mono" w:cs="IBM Plex Mono"/>
+          <w:color w:val="000000"/>
+          <w:sz w:val="18"/>
+        </w:rPr>
+      </w:pPr>
+      <w:r>
+        <w:rPr>
+          <w:rStyle w:val="VerbatimChar"/>
+          <w:rFonts w:ascii="IBM Plex Mono" w:eastAsia="IBM Plex Mono" w:hAnsi="IBM Plex Mono" w:cs="IBM Plex Mono"/>
+          <w:color w:val="000000"/>
+          <w:sz w:val="18"/>
+        </w:rPr>
+        <w:t xml:space="preserve">    background: white;</w:t>
+      </w:r>
+    </w:p>
+    <w:p>
+      <w:pPr>
+        <w:shd w:val="clear" w:color="auto" w:fill="F8F8FA"/>
+        <w:spacing w:line="336" w:lineRule="auto"/>
+        <w:ind w:firstLine="720"/>
+        <w:rPr>
+          <w:rStyle w:val="VerbatimChar"/>
+          <w:rFonts w:ascii="IBM Plex Mono" w:eastAsia="IBM Plex Mono" w:hAnsi="IBM Plex Mono" w:cs="IBM Plex Mono"/>
+          <w:color w:val="000000"/>
+          <w:sz w:val="18"/>
+        </w:rPr>
+      </w:pPr>
+      <w:r>
+        <w:rPr>
+          <w:rStyle w:val="VerbatimChar"/>
+          <w:rFonts w:ascii="IBM Plex Mono" w:eastAsia="IBM Plex Mono" w:hAnsi="IBM Plex Mono" w:cs="IBM Plex Mono"/>
+          <w:color w:val="000000"/>
+          <w:sz w:val="18"/>
+        </w:rPr>
+        <w:t xml:space="preserve">    border-radius: 8px;</w:t>
+      </w:r>
+    </w:p>
+    <w:p>
+      <w:pPr>
+        <w:shd w:val="clear" w:color="auto" w:fill="F8F8FA"/>
+        <w:spacing w:line="336" w:lineRule="auto"/>
+        <w:ind w:firstLine="720"/>
+        <w:rPr>
+          <w:rStyle w:val="VerbatimChar"/>
+          <w:rFonts w:ascii="IBM Plex Mono" w:eastAsia="IBM Plex Mono" w:hAnsi="IBM Plex Mono" w:cs="IBM Plex Mono"/>
+          <w:color w:val="000000"/>
+          <w:sz w:val="18"/>
+        </w:rPr>
+      </w:pPr>
+      <w:r>
+        <w:rPr>
+          <w:rStyle w:val="VerbatimChar"/>
+          <w:rFonts w:ascii="IBM Plex Mono" w:eastAsia="IBM Plex Mono" w:hAnsi="IBM Plex Mono" w:cs="IBM Plex Mono"/>
+          <w:color w:val="000000"/>
+          <w:sz w:val="18"/>
+        </w:rPr>
+        <w:t xml:space="preserve">    vertical-align: top;</w:t>
+      </w:r>
+      <w:r>
+        <w:rPr>
+          <w:rStyle w:val="VerbatimChar"/>
+          <w:rFonts w:ascii="IBM Plex Mono" w:eastAsia="IBM Plex Mono" w:hAnsi="IBM Plex Mono" w:cs="IBM Plex Mono"/>
+          <w:color w:val="000000"/>
+          <w:sz w:val="18"/>
+        </w:rPr>
+        <w:br/>
+        <w:t>}</w:t>
+      </w:r>
+      <w:r>
+        <w:rPr>
+          <w:rStyle w:val="VerbatimChar"/>
+          <w:rFonts w:ascii="IBM Plex Mono" w:eastAsia="IBM Plex Mono" w:hAnsi="IBM Plex Mono" w:cs="IBM Plex Mono"/>
+          <w:color w:val="000000"/>
+          <w:sz w:val="18"/>
+        </w:rPr>
+        <w:br/>
+      </w:r>
+      <w:r>
+        <w:rPr>
+          <w:rStyle w:val="VerbatimChar"/>
+          <w:rFonts w:ascii="IBM Plex Mono" w:eastAsia="IBM Plex Mono" w:hAnsi="IBM Plex Mono" w:cs="IBM Plex Mono"/>
+          <w:color w:val="000000"/>
+          <w:sz w:val="18"/>
+        </w:rPr>
+        <w:br/>
+        <w:t>/* Bước 4: Style cho .btn */</w:t>
+      </w:r>
+      <w:r>
+        <w:rPr>
+          <w:rStyle w:val="VerbatimChar"/>
+          <w:rFonts w:ascii="IBM Plex Mono" w:eastAsia="IBM Plex Mono" w:hAnsi="IBM Plex Mono" w:cs="IBM Plex Mono"/>
+          <w:color w:val="000000"/>
+          <w:sz w:val="18"/>
+        </w:rPr>
+        <w:br/>
+        <w:t>.btn {</w:t>
       </w:r>
       <w:r>
         <w:rPr>
@@ -4383,16 +5435,6 @@
           <w:sz w:val="18"/>
         </w:rPr>
         <w:br/>
-        <w:t xml:space="preserve">       - width: 30% (hoặc calc(33.33% - 20px))</w:t>
-      </w:r>
-      <w:r>
-        <w:rPr>
-          <w:rStyle w:val="VerbatimChar"/>
-          <w:rFonts w:ascii="IBM Plex Mono" w:eastAsia="IBM Plex Mono" w:hAnsi="IBM Plex Mono" w:cs="IBM Plex Mono"/>
-          <w:color w:val="000000"/>
-          <w:sz w:val="18"/>
-        </w:rPr>
-        <w:br/>
         <w:t xml:space="preserve">       - display: inline-block</w:t>
       </w:r>
       <w:r>
@@ -4403,47 +5445,47 @@
           <w:sz w:val="18"/>
         </w:rPr>
         <w:br/>
-        <w:t xml:space="preserve">       - border: 1px solid #ddd</w:t>
-      </w:r>
-      <w:r>
-        <w:rPr>
-          <w:rStyle w:val="VerbatimChar"/>
-          <w:rFonts w:ascii="IBM Plex Mono" w:eastAsia="IBM Plex Mono" w:hAnsi="IBM Plex Mono" w:cs="IBM Plex Mono"/>
-          <w:color w:val="000000"/>
-          <w:sz w:val="18"/>
-        </w:rPr>
-        <w:br/>
-        <w:t xml:space="preserve">       - padding: 20px</w:t>
-      </w:r>
-      <w:r>
-        <w:rPr>
-          <w:rStyle w:val="VerbatimChar"/>
-          <w:rFonts w:ascii="IBM Plex Mono" w:eastAsia="IBM Plex Mono" w:hAnsi="IBM Plex Mono" w:cs="IBM Plex Mono"/>
-          <w:color w:val="000000"/>
-          <w:sz w:val="18"/>
-        </w:rPr>
-        <w:br/>
-        <w:t xml:space="preserve">       - margin: 10px</w:t>
-      </w:r>
-      <w:r>
-        <w:rPr>
-          <w:rStyle w:val="VerbatimChar"/>
-          <w:rFonts w:ascii="IBM Plex Mono" w:eastAsia="IBM Plex Mono" w:hAnsi="IBM Plex Mono" w:cs="IBM Plex Mono"/>
-          <w:color w:val="000000"/>
-          <w:sz w:val="18"/>
-        </w:rPr>
-        <w:br/>
-        <w:t xml:space="preserve">       - background: white</w:t>
-      </w:r>
-      <w:r>
-        <w:rPr>
-          <w:rStyle w:val="VerbatimChar"/>
-          <w:rFonts w:ascii="IBM Plex Mono" w:eastAsia="IBM Plex Mono" w:hAnsi="IBM Plex Mono" w:cs="IBM Plex Mono"/>
-          <w:color w:val="000000"/>
-          <w:sz w:val="18"/>
-        </w:rPr>
-        <w:br/>
-        <w:t xml:space="preserve">       - border-radius: 8px</w:t>
+        <w:t xml:space="preserve">       - padding: 8px 16px</w:t>
+      </w:r>
+      <w:r>
+        <w:rPr>
+          <w:rStyle w:val="VerbatimChar"/>
+          <w:rFonts w:ascii="IBM Plex Mono" w:eastAsia="IBM Plex Mono" w:hAnsi="IBM Plex Mono" w:cs="IBM Plex Mono"/>
+          <w:color w:val="000000"/>
+          <w:sz w:val="18"/>
+        </w:rPr>
+        <w:br/>
+        <w:t xml:space="preserve">       - background: #007bff</w:t>
+      </w:r>
+      <w:r>
+        <w:rPr>
+          <w:rStyle w:val="VerbatimChar"/>
+          <w:rFonts w:ascii="IBM Plex Mono" w:eastAsia="IBM Plex Mono" w:hAnsi="IBM Plex Mono" w:cs="IBM Plex Mono"/>
+          <w:color w:val="000000"/>
+          <w:sz w:val="18"/>
+        </w:rPr>
+        <w:br/>
+        <w:t xml:space="preserve">       - color: white</w:t>
+      </w:r>
+      <w:r>
+        <w:rPr>
+          <w:rStyle w:val="VerbatimChar"/>
+          <w:rFonts w:ascii="IBM Plex Mono" w:eastAsia="IBM Plex Mono" w:hAnsi="IBM Plex Mono" w:cs="IBM Plex Mono"/>
+          <w:color w:val="000000"/>
+          <w:sz w:val="18"/>
+        </w:rPr>
+        <w:br/>
+        <w:t xml:space="preserve">       - text-decoration: none</w:t>
+      </w:r>
+      <w:r>
+        <w:rPr>
+          <w:rStyle w:val="VerbatimChar"/>
+          <w:rFonts w:ascii="IBM Plex Mono" w:eastAsia="IBM Plex Mono" w:hAnsi="IBM Plex Mono" w:cs="IBM Plex Mono"/>
+          <w:color w:val="000000"/>
+          <w:sz w:val="18"/>
+        </w:rPr>
+        <w:br/>
+        <w:t xml:space="preserve">       - border-radius: 4px</w:t>
       </w:r>
       <w:r>
         <w:rPr>
@@ -4455,6 +5497,160 @@
         <w:br/>
         <w:t xml:space="preserve">    */</w:t>
       </w:r>
+    </w:p>
+    <w:p>
+      <w:pPr>
+        <w:shd w:val="clear" w:color="auto" w:fill="F8F8FA"/>
+        <w:spacing w:line="336" w:lineRule="auto"/>
+        <w:ind w:firstLine="720"/>
+        <w:rPr>
+          <w:rStyle w:val="VerbatimChar"/>
+          <w:rFonts w:ascii="IBM Plex Mono" w:eastAsia="IBM Plex Mono" w:hAnsi="IBM Plex Mono" w:cs="IBM Plex Mono"/>
+          <w:color w:val="000000"/>
+          <w:sz w:val="18"/>
+        </w:rPr>
+      </w:pPr>
+      <w:r>
+        <w:rPr>
+          <w:rStyle w:val="VerbatimChar"/>
+          <w:rFonts w:ascii="IBM Plex Mono" w:eastAsia="IBM Plex Mono" w:hAnsi="IBM Plex Mono" w:cs="IBM Plex Mono"/>
+          <w:color w:val="000000"/>
+          <w:sz w:val="18"/>
+        </w:rPr>
+        <w:t>display: inline-block;</w:t>
+      </w:r>
+    </w:p>
+    <w:p>
+      <w:pPr>
+        <w:shd w:val="clear" w:color="auto" w:fill="F8F8FA"/>
+        <w:spacing w:line="336" w:lineRule="auto"/>
+        <w:ind w:firstLine="720"/>
+        <w:rPr>
+          <w:rStyle w:val="VerbatimChar"/>
+          <w:rFonts w:ascii="IBM Plex Mono" w:eastAsia="IBM Plex Mono" w:hAnsi="IBM Plex Mono" w:cs="IBM Plex Mono"/>
+          <w:color w:val="000000"/>
+          <w:sz w:val="18"/>
+        </w:rPr>
+      </w:pPr>
+      <w:r>
+        <w:rPr>
+          <w:rStyle w:val="VerbatimChar"/>
+          <w:rFonts w:ascii="IBM Plex Mono" w:eastAsia="IBM Plex Mono" w:hAnsi="IBM Plex Mono" w:cs="IBM Plex Mono"/>
+          <w:color w:val="000000"/>
+          <w:sz w:val="18"/>
+        </w:rPr>
+        <w:t xml:space="preserve">    padding: 8px 16px;</w:t>
+      </w:r>
+    </w:p>
+    <w:p>
+      <w:pPr>
+        <w:shd w:val="clear" w:color="auto" w:fill="F8F8FA"/>
+        <w:spacing w:line="336" w:lineRule="auto"/>
+        <w:ind w:firstLine="720"/>
+        <w:rPr>
+          <w:rStyle w:val="VerbatimChar"/>
+          <w:rFonts w:ascii="IBM Plex Mono" w:eastAsia="IBM Plex Mono" w:hAnsi="IBM Plex Mono" w:cs="IBM Plex Mono"/>
+          <w:color w:val="000000"/>
+          <w:sz w:val="18"/>
+        </w:rPr>
+      </w:pPr>
+      <w:r>
+        <w:rPr>
+          <w:rStyle w:val="VerbatimChar"/>
+          <w:rFonts w:ascii="IBM Plex Mono" w:eastAsia="IBM Plex Mono" w:hAnsi="IBM Plex Mono" w:cs="IBM Plex Mono"/>
+          <w:color w:val="000000"/>
+          <w:sz w:val="18"/>
+        </w:rPr>
+        <w:t xml:space="preserve">    background: #007bff;</w:t>
+      </w:r>
+    </w:p>
+    <w:p>
+      <w:pPr>
+        <w:shd w:val="clear" w:color="auto" w:fill="F8F8FA"/>
+        <w:spacing w:line="336" w:lineRule="auto"/>
+        <w:ind w:firstLine="720"/>
+        <w:rPr>
+          <w:rStyle w:val="VerbatimChar"/>
+          <w:rFonts w:ascii="IBM Plex Mono" w:eastAsia="IBM Plex Mono" w:hAnsi="IBM Plex Mono" w:cs="IBM Plex Mono"/>
+          <w:color w:val="000000"/>
+          <w:sz w:val="18"/>
+        </w:rPr>
+      </w:pPr>
+      <w:r>
+        <w:rPr>
+          <w:rStyle w:val="VerbatimChar"/>
+          <w:rFonts w:ascii="IBM Plex Mono" w:eastAsia="IBM Plex Mono" w:hAnsi="IBM Plex Mono" w:cs="IBM Plex Mono"/>
+          <w:color w:val="000000"/>
+          <w:sz w:val="18"/>
+        </w:rPr>
+        <w:t xml:space="preserve">    color: white;</w:t>
+      </w:r>
+    </w:p>
+    <w:p>
+      <w:pPr>
+        <w:shd w:val="clear" w:color="auto" w:fill="F8F8FA"/>
+        <w:spacing w:line="336" w:lineRule="auto"/>
+        <w:ind w:firstLine="720"/>
+        <w:rPr>
+          <w:rStyle w:val="VerbatimChar"/>
+          <w:rFonts w:ascii="IBM Plex Mono" w:eastAsia="IBM Plex Mono" w:hAnsi="IBM Plex Mono" w:cs="IBM Plex Mono"/>
+          <w:color w:val="000000"/>
+          <w:sz w:val="18"/>
+        </w:rPr>
+      </w:pPr>
+      <w:r>
+        <w:rPr>
+          <w:rStyle w:val="VerbatimChar"/>
+          <w:rFonts w:ascii="IBM Plex Mono" w:eastAsia="IBM Plex Mono" w:hAnsi="IBM Plex Mono" w:cs="IBM Plex Mono"/>
+          <w:color w:val="000000"/>
+          <w:sz w:val="18"/>
+        </w:rPr>
+        <w:t xml:space="preserve">    text-decoration: none;</w:t>
+      </w:r>
+    </w:p>
+    <w:p>
+      <w:pPr>
+        <w:shd w:val="clear" w:color="auto" w:fill="F8F8FA"/>
+        <w:spacing w:line="336" w:lineRule="auto"/>
+        <w:ind w:firstLine="720"/>
+        <w:rPr>
+          <w:rStyle w:val="VerbatimChar"/>
+          <w:rFonts w:ascii="IBM Plex Mono" w:eastAsia="IBM Plex Mono" w:hAnsi="IBM Plex Mono" w:cs="IBM Plex Mono"/>
+          <w:color w:val="000000"/>
+          <w:sz w:val="18"/>
+        </w:rPr>
+      </w:pPr>
+      <w:r>
+        <w:rPr>
+          <w:rStyle w:val="VerbatimChar"/>
+          <w:rFonts w:ascii="IBM Plex Mono" w:eastAsia="IBM Plex Mono" w:hAnsi="IBM Plex Mono" w:cs="IBM Plex Mono"/>
+          <w:color w:val="000000"/>
+          <w:sz w:val="18"/>
+        </w:rPr>
+        <w:t xml:space="preserve">    border-radius: 4px;</w:t>
+      </w:r>
+    </w:p>
+    <w:p>
+      <w:pPr>
+        <w:shd w:val="clear" w:color="auto" w:fill="F8F8FA"/>
+        <w:spacing w:line="336" w:lineRule="auto"/>
+        <w:ind w:firstLine="720"/>
+        <w:rPr>
+          <w:rStyle w:val="VerbatimChar"/>
+          <w:rFonts w:ascii="IBM Plex Mono" w:eastAsia="IBM Plex Mono" w:hAnsi="IBM Plex Mono" w:cs="IBM Plex Mono"/>
+          <w:color w:val="000000"/>
+          <w:sz w:val="18"/>
+        </w:rPr>
+      </w:pPr>
+      <w:r>
+        <w:rPr>
+          <w:rStyle w:val="VerbatimChar"/>
+          <w:rFonts w:ascii="IBM Plex Mono" w:eastAsia="IBM Plex Mono" w:hAnsi="IBM Plex Mono" w:cs="IBM Plex Mono"/>
+          <w:color w:val="000000"/>
+          <w:sz w:val="18"/>
+        </w:rPr>
+        <w:t xml:space="preserve">    margin-top: 10px;</w:t>
+      </w:r>
       <w:r>
         <w:rPr>
           <w:rStyle w:val="VerbatimChar"/>
@@ -4482,125 +5678,6 @@
           <w:sz w:val="18"/>
         </w:rPr>
         <w:br/>
-        <w:t>/* Bước 4: Style cho .btn */</w:t>
-      </w:r>
-      <w:r>
-        <w:rPr>
-          <w:rStyle w:val="VerbatimChar"/>
-          <w:rFonts w:ascii="IBM Plex Mono" w:eastAsia="IBM Plex Mono" w:hAnsi="IBM Plex Mono" w:cs="IBM Plex Mono"/>
-          <w:color w:val="000000"/>
-          <w:sz w:val="18"/>
-        </w:rPr>
-        <w:br/>
-        <w:t>.btn {</w:t>
-      </w:r>
-      <w:r>
-        <w:rPr>
-          <w:rStyle w:val="VerbatimChar"/>
-          <w:rFonts w:ascii="IBM Plex Mono" w:eastAsia="IBM Plex Mono" w:hAnsi="IBM Plex Mono" w:cs="IBM Plex Mono"/>
-          <w:color w:val="000000"/>
-          <w:sz w:val="18"/>
-        </w:rPr>
-        <w:br/>
-        <w:t xml:space="preserve">    /* TODO: </w:t>
-      </w:r>
-      <w:r>
-        <w:rPr>
-          <w:rStyle w:val="VerbatimChar"/>
-          <w:rFonts w:ascii="IBM Plex Mono" w:eastAsia="IBM Plex Mono" w:hAnsi="IBM Plex Mono" w:cs="IBM Plex Mono"/>
-          <w:color w:val="000000"/>
-          <w:sz w:val="18"/>
-        </w:rPr>
-        <w:br/>
-        <w:t xml:space="preserve">       - display: inline-block</w:t>
-      </w:r>
-      <w:r>
-        <w:rPr>
-          <w:rStyle w:val="VerbatimChar"/>
-          <w:rFonts w:ascii="IBM Plex Mono" w:eastAsia="IBM Plex Mono" w:hAnsi="IBM Plex Mono" w:cs="IBM Plex Mono"/>
-          <w:color w:val="000000"/>
-          <w:sz w:val="18"/>
-        </w:rPr>
-        <w:br/>
-        <w:t xml:space="preserve">       - padding: 8px 16px</w:t>
-      </w:r>
-      <w:r>
-        <w:rPr>
-          <w:rStyle w:val="VerbatimChar"/>
-          <w:rFonts w:ascii="IBM Plex Mono" w:eastAsia="IBM Plex Mono" w:hAnsi="IBM Plex Mono" w:cs="IBM Plex Mono"/>
-          <w:color w:val="000000"/>
-          <w:sz w:val="18"/>
-        </w:rPr>
-        <w:br/>
-        <w:t xml:space="preserve">       - background: #007bff</w:t>
-      </w:r>
-      <w:r>
-        <w:rPr>
-          <w:rStyle w:val="VerbatimChar"/>
-          <w:rFonts w:ascii="IBM Plex Mono" w:eastAsia="IBM Plex Mono" w:hAnsi="IBM Plex Mono" w:cs="IBM Plex Mono"/>
-          <w:color w:val="000000"/>
-          <w:sz w:val="18"/>
-        </w:rPr>
-        <w:br/>
-        <w:t xml:space="preserve">       - color: white</w:t>
-      </w:r>
-      <w:r>
-        <w:rPr>
-          <w:rStyle w:val="VerbatimChar"/>
-          <w:rFonts w:ascii="IBM Plex Mono" w:eastAsia="IBM Plex Mono" w:hAnsi="IBM Plex Mono" w:cs="IBM Plex Mono"/>
-          <w:color w:val="000000"/>
-          <w:sz w:val="18"/>
-        </w:rPr>
-        <w:br/>
-        <w:t xml:space="preserve">       - text-decoration: none</w:t>
-      </w:r>
-      <w:r>
-        <w:rPr>
-          <w:rStyle w:val="VerbatimChar"/>
-          <w:rFonts w:ascii="IBM Plex Mono" w:eastAsia="IBM Plex Mono" w:hAnsi="IBM Plex Mono" w:cs="IBM Plex Mono"/>
-          <w:color w:val="000000"/>
-          <w:sz w:val="18"/>
-        </w:rPr>
-        <w:br/>
-        <w:t xml:space="preserve">       - border-radius: 4px</w:t>
-      </w:r>
-      <w:r>
-        <w:rPr>
-          <w:rStyle w:val="VerbatimChar"/>
-          <w:rFonts w:ascii="IBM Plex Mono" w:eastAsia="IBM Plex Mono" w:hAnsi="IBM Plex Mono" w:cs="IBM Plex Mono"/>
-          <w:color w:val="000000"/>
-          <w:sz w:val="18"/>
-        </w:rPr>
-        <w:br/>
-        <w:t xml:space="preserve">    */</w:t>
-      </w:r>
-      <w:r>
-        <w:rPr>
-          <w:rStyle w:val="VerbatimChar"/>
-          <w:rFonts w:ascii="IBM Plex Mono" w:eastAsia="IBM Plex Mono" w:hAnsi="IBM Plex Mono" w:cs="IBM Plex Mono"/>
-          <w:color w:val="000000"/>
-          <w:sz w:val="18"/>
-        </w:rPr>
-        <w:br/>
-        <w:t>}</w:t>
-      </w:r>
-      <w:r>
-        <w:rPr>
-          <w:rStyle w:val="VerbatimChar"/>
-          <w:rFonts w:ascii="IBM Plex Mono" w:eastAsia="IBM Plex Mono" w:hAnsi="IBM Plex Mono" w:cs="IBM Plex Mono"/>
-          <w:color w:val="000000"/>
-          <w:sz w:val="18"/>
-        </w:rPr>
-        <w:br/>
-      </w:r>
-      <w:r>
-        <w:rPr>
-          <w:rStyle w:val="VerbatimChar"/>
-          <w:rFonts w:ascii="IBM Plex Mono" w:eastAsia="IBM Plex Mono" w:hAnsi="IBM Plex Mono" w:cs="IBM Plex Mono"/>
-          <w:color w:val="000000"/>
-          <w:sz w:val="18"/>
-        </w:rPr>
-        <w:br/>
         <w:t>.btn:hover {</w:t>
       </w:r>
       <w:r>
@@ -4612,6 +5689,35 @@
         </w:rPr>
         <w:br/>
         <w:t xml:space="preserve">    /* TODO: background: #0056b3 */</w:t>
+      </w:r>
+    </w:p>
+    <w:p>
+      <w:pPr>
+        <w:shd w:val="clear" w:color="auto" w:fill="F8F8FA"/>
+        <w:spacing w:line="336" w:lineRule="auto"/>
+        <w:ind w:firstLine="720"/>
+        <w:rPr>
+          <w:rStyle w:val="VerbatimChar"/>
+          <w:rFonts w:ascii="IBM Plex Mono" w:eastAsia="IBM Plex Mono" w:hAnsi="IBM Plex Mono" w:cs="IBM Plex Mono"/>
+          <w:color w:val="000000"/>
+          <w:sz w:val="18"/>
+        </w:rPr>
+      </w:pPr>
+    </w:p>
+    <w:p>
+      <w:pPr>
+        <w:shd w:val="clear" w:color="auto" w:fill="F8F8FA"/>
+        <w:spacing w:line="336" w:lineRule="auto"/>
+        <w:ind w:firstLine="720"/>
+      </w:pPr>
+      <w:r>
+        <w:rPr>
+          <w:rStyle w:val="VerbatimChar"/>
+          <w:rFonts w:ascii="IBM Plex Mono" w:eastAsia="IBM Plex Mono" w:hAnsi="IBM Plex Mono" w:cs="IBM Plex Mono"/>
+          <w:color w:val="000000"/>
+          <w:sz w:val="18"/>
+        </w:rPr>
+        <w:t xml:space="preserve">    background: #0056b3;</w:t>
       </w:r>
       <w:r>
         <w:rPr>
@@ -4672,6 +5778,7 @@
           <w:rFonts w:ascii="inter" w:eastAsia="inter" w:hAnsi="inter" w:cs="inter"/>
           <w:color w:val="000000"/>
         </w:rPr>
+        <w:lastRenderedPageBreak/>
         <w:t>Ba card nằm ngang trên 1 hàng</w:t>
       </w:r>
     </w:p>
@@ -4746,66 +5853,11 @@
         <w:rPr>
           <w:noProof/>
         </w:rPr>
-        <w:lastRenderedPageBreak/>
         <w:drawing>
           <wp:inline distT="0" distB="0" distL="0" distR="0" wp14:anchorId="056C50E2" wp14:editId="53F2E589">
             <wp:extent cx="6038850" cy="3397250"/>
             <wp:effectExtent l="0" t="0" r="0" b="0"/>
             <wp:docPr id="3" name="Picture 3"/>
-            <wp:cNvGraphicFramePr>
-              <a:graphicFrameLocks xmlns:a="http://schemas.openxmlformats.org/drawingml/2006/main" noChangeAspect="1"/>
-            </wp:cNvGraphicFramePr>
-            <a:graphic xmlns:a="http://schemas.openxmlformats.org/drawingml/2006/main">
-              <a:graphicData uri="http://schemas.openxmlformats.org/drawingml/2006/picture">
-                <pic:pic xmlns:pic="http://schemas.openxmlformats.org/drawingml/2006/picture">
-                  <pic:nvPicPr>
-                    <pic:cNvPr id="1" name=""/>
-                    <pic:cNvPicPr/>
-                  </pic:nvPicPr>
-                  <pic:blipFill>
-                    <a:blip r:embed="rId7"/>
-                    <a:stretch>
-                      <a:fillRect/>
-                    </a:stretch>
-                  </pic:blipFill>
-                  <pic:spPr>
-                    <a:xfrm>
-                      <a:off x="0" y="0"/>
-                      <a:ext cx="6038850" cy="3397250"/>
-                    </a:xfrm>
-                    <a:prstGeom prst="rect">
-                      <a:avLst/>
-                    </a:prstGeom>
-                  </pic:spPr>
-                </pic:pic>
-              </a:graphicData>
-            </a:graphic>
-          </wp:inline>
-        </w:drawing>
-      </w:r>
-    </w:p>
-    <w:p>
-      <w:pPr>
-        <w:rPr>
-          <w:noProof/>
-        </w:rPr>
-      </w:pPr>
-    </w:p>
-    <w:p>
-      <w:pPr>
-        <w:rPr>
-          <w:noProof/>
-        </w:rPr>
-      </w:pPr>
-      <w:r>
-        <w:rPr>
-          <w:noProof/>
-        </w:rPr>
-        <w:drawing>
-          <wp:inline distT="0" distB="0" distL="0" distR="0" wp14:anchorId="1BDA08C4" wp14:editId="0B49D518">
-            <wp:extent cx="6038850" cy="3397250"/>
-            <wp:effectExtent l="0" t="0" r="0" b="0"/>
-            <wp:docPr id="4" name="Picture 4"/>
             <wp:cNvGraphicFramePr>
               <a:graphicFrameLocks xmlns:a="http://schemas.openxmlformats.org/drawingml/2006/main" noChangeAspect="1"/>
             </wp:cNvGraphicFramePr>
@@ -4840,6 +5892,111 @@
     </w:p>
     <w:p>
       <w:pPr>
+        <w:spacing w:after="210" w:line="360" w:lineRule="auto"/>
+      </w:pPr>
+      <w:r>
+        <w:rPr>
+          <w:noProof/>
+        </w:rPr>
+        <w:lastRenderedPageBreak/>
+        <w:drawing>
+          <wp:inline distT="0" distB="0" distL="0" distR="0" wp14:anchorId="7ED43A16" wp14:editId="321C218E">
+            <wp:extent cx="6038850" cy="3397250"/>
+            <wp:effectExtent l="0" t="0" r="0" b="0"/>
+            <wp:docPr id="12" name="Picture 12"/>
+            <wp:cNvGraphicFramePr>
+              <a:graphicFrameLocks xmlns:a="http://schemas.openxmlformats.org/drawingml/2006/main" noChangeAspect="1"/>
+            </wp:cNvGraphicFramePr>
+            <a:graphic xmlns:a="http://schemas.openxmlformats.org/drawingml/2006/main">
+              <a:graphicData uri="http://schemas.openxmlformats.org/drawingml/2006/picture">
+                <pic:pic xmlns:pic="http://schemas.openxmlformats.org/drawingml/2006/picture">
+                  <pic:nvPicPr>
+                    <pic:cNvPr id="1" name=""/>
+                    <pic:cNvPicPr/>
+                  </pic:nvPicPr>
+                  <pic:blipFill>
+                    <a:blip r:embed="rId9"/>
+                    <a:stretch>
+                      <a:fillRect/>
+                    </a:stretch>
+                  </pic:blipFill>
+                  <pic:spPr>
+                    <a:xfrm>
+                      <a:off x="0" y="0"/>
+                      <a:ext cx="6038850" cy="3397250"/>
+                    </a:xfrm>
+                    <a:prstGeom prst="rect">
+                      <a:avLst/>
+                    </a:prstGeom>
+                  </pic:spPr>
+                </pic:pic>
+              </a:graphicData>
+            </a:graphic>
+          </wp:inline>
+        </w:drawing>
+      </w:r>
+    </w:p>
+    <w:p>
+      <w:pPr>
+        <w:spacing w:after="210" w:line="360" w:lineRule="auto"/>
+      </w:pPr>
+    </w:p>
+    <w:p>
+      <w:pPr>
+        <w:rPr>
+          <w:noProof/>
+        </w:rPr>
+      </w:pPr>
+    </w:p>
+    <w:p>
+      <w:pPr>
+        <w:rPr>
+          <w:noProof/>
+        </w:rPr>
+      </w:pPr>
+      <w:r>
+        <w:rPr>
+          <w:noProof/>
+        </w:rPr>
+        <w:drawing>
+          <wp:inline distT="0" distB="0" distL="0" distR="0" wp14:anchorId="1BDA08C4" wp14:editId="0B49D518">
+            <wp:extent cx="6038850" cy="3397250"/>
+            <wp:effectExtent l="0" t="0" r="0" b="0"/>
+            <wp:docPr id="4" name="Picture 4"/>
+            <wp:cNvGraphicFramePr>
+              <a:graphicFrameLocks xmlns:a="http://schemas.openxmlformats.org/drawingml/2006/main" noChangeAspect="1"/>
+            </wp:cNvGraphicFramePr>
+            <a:graphic xmlns:a="http://schemas.openxmlformats.org/drawingml/2006/main">
+              <a:graphicData uri="http://schemas.openxmlformats.org/drawingml/2006/picture">
+                <pic:pic xmlns:pic="http://schemas.openxmlformats.org/drawingml/2006/picture">
+                  <pic:nvPicPr>
+                    <pic:cNvPr id="1" name=""/>
+                    <pic:cNvPicPr/>
+                  </pic:nvPicPr>
+                  <pic:blipFill>
+                    <a:blip r:embed="rId10"/>
+                    <a:stretch>
+                      <a:fillRect/>
+                    </a:stretch>
+                  </pic:blipFill>
+                  <pic:spPr>
+                    <a:xfrm>
+                      <a:off x="0" y="0"/>
+                      <a:ext cx="6038850" cy="3397250"/>
+                    </a:xfrm>
+                    <a:prstGeom prst="rect">
+                      <a:avLst/>
+                    </a:prstGeom>
+                  </pic:spPr>
+                </pic:pic>
+              </a:graphicData>
+            </a:graphic>
+          </wp:inline>
+        </w:drawing>
+      </w:r>
+    </w:p>
+    <w:p>
+      <w:pPr>
         <w:spacing w:before="210" w:after="0" w:line="360" w:lineRule="auto"/>
       </w:pPr>
     </w:p>
@@ -4856,6 +6013,7 @@
           <w:color w:val="000000"/>
           <w:sz w:val="24"/>
         </w:rPr>
+        <w:lastRenderedPageBreak/>
         <w:t>PHIẾU HỌC TẬP --- FLEXBOX &amp; CSS GRID</w:t>
       </w:r>
       <w:bookmarkEnd w:id="21"/>
@@ -4886,7 +6044,6 @@
           <w:color w:val="000000"/>
           <w:sz w:val="24"/>
         </w:rPr>
-        <w:lastRenderedPageBreak/>
         <w:t>1. Kiến thức cốt lõi: So sánh Flexbox và Grid</w:t>
       </w:r>
       <w:bookmarkEnd w:id="22"/>
@@ -5595,6 +6752,7 @@
           <w:color w:val="000000"/>
           <w:sz w:val="24"/>
         </w:rPr>
+        <w:lastRenderedPageBreak/>
         <w:t>1.2. CSS Grid - Các thuộc tính quan trọng</w:t>
       </w:r>
       <w:bookmarkEnd w:id="24"/>
@@ -5611,7 +6769,6 @@
           <w:color w:val="000000"/>
           <w:sz w:val="18"/>
         </w:rPr>
-        <w:lastRenderedPageBreak/>
         <w:t>.grid-container {</w:t>
       </w:r>
       <w:r>
@@ -5874,6 +7031,12 @@
       <w:pPr>
         <w:shd w:val="clear" w:color="auto" w:fill="F8F8FA"/>
         <w:spacing w:line="336" w:lineRule="auto"/>
+        <w:rPr>
+          <w:rStyle w:val="VerbatimChar"/>
+          <w:rFonts w:ascii="IBM Plex Mono" w:eastAsia="IBM Plex Mono" w:hAnsi="IBM Plex Mono" w:cs="IBM Plex Mono"/>
+          <w:color w:val="000000"/>
+          <w:sz w:val="18"/>
+        </w:rPr>
       </w:pPr>
       <w:r>
         <w:rPr>
@@ -5974,6 +7137,139 @@
         <w:br/>
         <w:t xml:space="preserve">    */</w:t>
       </w:r>
+    </w:p>
+    <w:p>
+      <w:pPr>
+        <w:shd w:val="clear" w:color="auto" w:fill="F8F8FA"/>
+        <w:spacing w:line="336" w:lineRule="auto"/>
+        <w:ind w:left="720"/>
+        <w:rPr>
+          <w:rStyle w:val="VerbatimChar"/>
+          <w:rFonts w:ascii="IBM Plex Mono" w:eastAsia="IBM Plex Mono" w:hAnsi="IBM Plex Mono" w:cs="IBM Plex Mono"/>
+          <w:color w:val="000000"/>
+          <w:sz w:val="18"/>
+        </w:rPr>
+      </w:pPr>
+      <w:r>
+        <w:rPr>
+          <w:rStyle w:val="VerbatimChar"/>
+          <w:rFonts w:ascii="IBM Plex Mono" w:eastAsia="IBM Plex Mono" w:hAnsi="IBM Plex Mono" w:cs="IBM Plex Mono"/>
+          <w:color w:val="000000"/>
+          <w:sz w:val="18"/>
+        </w:rPr>
+        <w:t>display: flex;</w:t>
+      </w:r>
+    </w:p>
+    <w:p>
+      <w:pPr>
+        <w:shd w:val="clear" w:color="auto" w:fill="F8F8FA"/>
+        <w:spacing w:line="336" w:lineRule="auto"/>
+        <w:ind w:firstLine="720"/>
+        <w:rPr>
+          <w:rStyle w:val="VerbatimChar"/>
+          <w:rFonts w:ascii="IBM Plex Mono" w:eastAsia="IBM Plex Mono" w:hAnsi="IBM Plex Mono" w:cs="IBM Plex Mono"/>
+          <w:color w:val="000000"/>
+          <w:sz w:val="18"/>
+        </w:rPr>
+      </w:pPr>
+      <w:r>
+        <w:rPr>
+          <w:rStyle w:val="VerbatimChar"/>
+          <w:rFonts w:ascii="IBM Plex Mono" w:eastAsia="IBM Plex Mono" w:hAnsi="IBM Plex Mono" w:cs="IBM Plex Mono"/>
+          <w:color w:val="000000"/>
+          <w:sz w:val="18"/>
+        </w:rPr>
+        <w:lastRenderedPageBreak/>
+        <w:t xml:space="preserve">    justify-content: center;</w:t>
+      </w:r>
+    </w:p>
+    <w:p>
+      <w:pPr>
+        <w:shd w:val="clear" w:color="auto" w:fill="F8F8FA"/>
+        <w:spacing w:line="336" w:lineRule="auto"/>
+        <w:ind w:firstLine="720"/>
+        <w:rPr>
+          <w:rStyle w:val="VerbatimChar"/>
+          <w:rFonts w:ascii="IBM Plex Mono" w:eastAsia="IBM Plex Mono" w:hAnsi="IBM Plex Mono" w:cs="IBM Plex Mono"/>
+          <w:color w:val="000000"/>
+          <w:sz w:val="18"/>
+        </w:rPr>
+      </w:pPr>
+      <w:r>
+        <w:rPr>
+          <w:rStyle w:val="VerbatimChar"/>
+          <w:rFonts w:ascii="IBM Plex Mono" w:eastAsia="IBM Plex Mono" w:hAnsi="IBM Plex Mono" w:cs="IBM Plex Mono"/>
+          <w:color w:val="000000"/>
+          <w:sz w:val="18"/>
+        </w:rPr>
+        <w:t xml:space="preserve">    align-items: center;</w:t>
+      </w:r>
+    </w:p>
+    <w:p>
+      <w:pPr>
+        <w:shd w:val="clear" w:color="auto" w:fill="F8F8FA"/>
+        <w:spacing w:line="336" w:lineRule="auto"/>
+        <w:ind w:firstLine="720"/>
+        <w:rPr>
+          <w:rStyle w:val="VerbatimChar"/>
+          <w:rFonts w:ascii="IBM Plex Mono" w:eastAsia="IBM Plex Mono" w:hAnsi="IBM Plex Mono" w:cs="IBM Plex Mono"/>
+          <w:color w:val="000000"/>
+          <w:sz w:val="18"/>
+        </w:rPr>
+      </w:pPr>
+      <w:r>
+        <w:rPr>
+          <w:rStyle w:val="VerbatimChar"/>
+          <w:rFonts w:ascii="IBM Plex Mono" w:eastAsia="IBM Plex Mono" w:hAnsi="IBM Plex Mono" w:cs="IBM Plex Mono"/>
+          <w:color w:val="000000"/>
+          <w:sz w:val="18"/>
+        </w:rPr>
+        <w:t xml:space="preserve">    gap: 20px;</w:t>
+      </w:r>
+    </w:p>
+    <w:p>
+      <w:pPr>
+        <w:shd w:val="clear" w:color="auto" w:fill="F8F8FA"/>
+        <w:spacing w:line="336" w:lineRule="auto"/>
+        <w:ind w:firstLine="720"/>
+        <w:rPr>
+          <w:rStyle w:val="VerbatimChar"/>
+          <w:rFonts w:ascii="IBM Plex Mono" w:eastAsia="IBM Plex Mono" w:hAnsi="IBM Plex Mono" w:cs="IBM Plex Mono"/>
+          <w:color w:val="000000"/>
+          <w:sz w:val="18"/>
+        </w:rPr>
+      </w:pPr>
+      <w:r>
+        <w:rPr>
+          <w:rStyle w:val="VerbatimChar"/>
+          <w:rFonts w:ascii="IBM Plex Mono" w:eastAsia="IBM Plex Mono" w:hAnsi="IBM Plex Mono" w:cs="IBM Plex Mono"/>
+          <w:color w:val="000000"/>
+          <w:sz w:val="18"/>
+        </w:rPr>
+        <w:t xml:space="preserve">    background: #f8f9fa;</w:t>
+      </w:r>
+    </w:p>
+    <w:p>
+      <w:pPr>
+        <w:shd w:val="clear" w:color="auto" w:fill="F8F8FA"/>
+        <w:spacing w:line="336" w:lineRule="auto"/>
+        <w:ind w:firstLine="720"/>
+        <w:rPr>
+          <w:rStyle w:val="VerbatimChar"/>
+          <w:rFonts w:ascii="IBM Plex Mono" w:eastAsia="IBM Plex Mono" w:hAnsi="IBM Plex Mono" w:cs="IBM Plex Mono"/>
+          <w:color w:val="000000"/>
+          <w:sz w:val="18"/>
+        </w:rPr>
+      </w:pPr>
+      <w:r>
+        <w:rPr>
+          <w:rStyle w:val="VerbatimChar"/>
+          <w:rFonts w:ascii="IBM Plex Mono" w:eastAsia="IBM Plex Mono" w:hAnsi="IBM Plex Mono" w:cs="IBM Plex Mono"/>
+          <w:color w:val="000000"/>
+          <w:sz w:val="18"/>
+        </w:rPr>
+        <w:t xml:space="preserve">    padding: 15px;</w:t>
+      </w:r>
       <w:r>
         <w:rPr>
           <w:rStyle w:val="VerbatimChar"/>
@@ -6021,6 +7317,366 @@
           <w:sz w:val="18"/>
         </w:rPr>
         <w:br/>
+        <w:t xml:space="preserve">    /* TODO:</w:t>
+      </w:r>
+      <w:r>
+        <w:rPr>
+          <w:rStyle w:val="VerbatimChar"/>
+          <w:rFonts w:ascii="IBM Plex Mono" w:eastAsia="IBM Plex Mono" w:hAnsi="IBM Plex Mono" w:cs="IBM Plex Mono"/>
+          <w:color w:val="000000"/>
+          <w:sz w:val="18"/>
+        </w:rPr>
+        <w:br/>
+        <w:t xml:space="preserve">       - display: flex</w:t>
+      </w:r>
+      <w:r>
+        <w:rPr>
+          <w:rStyle w:val="VerbatimChar"/>
+          <w:rFonts w:ascii="IBM Plex Mono" w:eastAsia="IBM Plex Mono" w:hAnsi="IBM Plex Mono" w:cs="IBM Plex Mono"/>
+          <w:color w:val="000000"/>
+          <w:sz w:val="18"/>
+        </w:rPr>
+        <w:br/>
+        <w:t xml:space="preserve">       - flex-wrap: wrap</w:t>
+      </w:r>
+      <w:r>
+        <w:rPr>
+          <w:rStyle w:val="VerbatimChar"/>
+          <w:rFonts w:ascii="IBM Plex Mono" w:eastAsia="IBM Plex Mono" w:hAnsi="IBM Plex Mono" w:cs="IBM Plex Mono"/>
+          <w:color w:val="000000"/>
+          <w:sz w:val="18"/>
+        </w:rPr>
+        <w:br/>
+        <w:t xml:space="preserve">       - gap: 20px</w:t>
+      </w:r>
+      <w:r>
+        <w:rPr>
+          <w:rStyle w:val="VerbatimChar"/>
+          <w:rFonts w:ascii="IBM Plex Mono" w:eastAsia="IBM Plex Mono" w:hAnsi="IBM Plex Mono" w:cs="IBM Plex Mono"/>
+          <w:color w:val="000000"/>
+          <w:sz w:val="18"/>
+        </w:rPr>
+        <w:br/>
+        <w:t xml:space="preserve">       - justify-content: center (hoặc space-between)</w:t>
+      </w:r>
+      <w:r>
+        <w:rPr>
+          <w:rStyle w:val="VerbatimChar"/>
+          <w:rFonts w:ascii="IBM Plex Mono" w:eastAsia="IBM Plex Mono" w:hAnsi="IBM Plex Mono" w:cs="IBM Plex Mono"/>
+          <w:color w:val="000000"/>
+          <w:sz w:val="18"/>
+        </w:rPr>
+        <w:br/>
+        <w:t xml:space="preserve">       - max-width: 1200px</w:t>
+      </w:r>
+      <w:r>
+        <w:rPr>
+          <w:rStyle w:val="VerbatimChar"/>
+          <w:rFonts w:ascii="IBM Plex Mono" w:eastAsia="IBM Plex Mono" w:hAnsi="IBM Plex Mono" w:cs="IBM Plex Mono"/>
+          <w:color w:val="000000"/>
+          <w:sz w:val="18"/>
+        </w:rPr>
+        <w:br/>
+        <w:t xml:space="preserve">       - margin: 40px auto</w:t>
+      </w:r>
+      <w:r>
+        <w:rPr>
+          <w:rStyle w:val="VerbatimChar"/>
+          <w:rFonts w:ascii="IBM Plex Mono" w:eastAsia="IBM Plex Mono" w:hAnsi="IBM Plex Mono" w:cs="IBM Plex Mono"/>
+          <w:color w:val="000000"/>
+          <w:sz w:val="18"/>
+        </w:rPr>
+        <w:br/>
+        <w:t xml:space="preserve">    */</w:t>
+      </w:r>
+    </w:p>
+    <w:p>
+      <w:pPr>
+        <w:shd w:val="clear" w:color="auto" w:fill="F8F8FA"/>
+        <w:spacing w:line="336" w:lineRule="auto"/>
+        <w:ind w:firstLine="720"/>
+        <w:rPr>
+          <w:rStyle w:val="VerbatimChar"/>
+          <w:rFonts w:ascii="IBM Plex Mono" w:eastAsia="IBM Plex Mono" w:hAnsi="IBM Plex Mono" w:cs="IBM Plex Mono"/>
+          <w:color w:val="000000"/>
+          <w:sz w:val="18"/>
+        </w:rPr>
+      </w:pPr>
+      <w:r>
+        <w:rPr>
+          <w:rStyle w:val="VerbatimChar"/>
+          <w:rFonts w:ascii="IBM Plex Mono" w:eastAsia="IBM Plex Mono" w:hAnsi="IBM Plex Mono" w:cs="IBM Plex Mono"/>
+          <w:color w:val="000000"/>
+          <w:sz w:val="18"/>
+        </w:rPr>
+        <w:t>display: flex;</w:t>
+      </w:r>
+    </w:p>
+    <w:p>
+      <w:pPr>
+        <w:shd w:val="clear" w:color="auto" w:fill="F8F8FA"/>
+        <w:spacing w:line="336" w:lineRule="auto"/>
+        <w:ind w:firstLine="720"/>
+        <w:rPr>
+          <w:rStyle w:val="VerbatimChar"/>
+          <w:rFonts w:ascii="IBM Plex Mono" w:eastAsia="IBM Plex Mono" w:hAnsi="IBM Plex Mono" w:cs="IBM Plex Mono"/>
+          <w:color w:val="000000"/>
+          <w:sz w:val="18"/>
+        </w:rPr>
+      </w:pPr>
+      <w:r>
+        <w:rPr>
+          <w:rStyle w:val="VerbatimChar"/>
+          <w:rFonts w:ascii="IBM Plex Mono" w:eastAsia="IBM Plex Mono" w:hAnsi="IBM Plex Mono" w:cs="IBM Plex Mono"/>
+          <w:color w:val="000000"/>
+          <w:sz w:val="18"/>
+        </w:rPr>
+        <w:t xml:space="preserve">    flex-wrap: wrap;</w:t>
+      </w:r>
+    </w:p>
+    <w:p>
+      <w:pPr>
+        <w:shd w:val="clear" w:color="auto" w:fill="F8F8FA"/>
+        <w:spacing w:line="336" w:lineRule="auto"/>
+        <w:ind w:firstLine="720"/>
+        <w:rPr>
+          <w:rStyle w:val="VerbatimChar"/>
+          <w:rFonts w:ascii="IBM Plex Mono" w:eastAsia="IBM Plex Mono" w:hAnsi="IBM Plex Mono" w:cs="IBM Plex Mono"/>
+          <w:color w:val="000000"/>
+          <w:sz w:val="18"/>
+        </w:rPr>
+      </w:pPr>
+      <w:r>
+        <w:rPr>
+          <w:rStyle w:val="VerbatimChar"/>
+          <w:rFonts w:ascii="IBM Plex Mono" w:eastAsia="IBM Plex Mono" w:hAnsi="IBM Plex Mono" w:cs="IBM Plex Mono"/>
+          <w:color w:val="000000"/>
+          <w:sz w:val="18"/>
+        </w:rPr>
+        <w:t xml:space="preserve">    gap: 20px;</w:t>
+      </w:r>
+    </w:p>
+    <w:p>
+      <w:pPr>
+        <w:shd w:val="clear" w:color="auto" w:fill="F8F8FA"/>
+        <w:spacing w:line="336" w:lineRule="auto"/>
+        <w:ind w:firstLine="720"/>
+        <w:rPr>
+          <w:rStyle w:val="VerbatimChar"/>
+          <w:rFonts w:ascii="IBM Plex Mono" w:eastAsia="IBM Plex Mono" w:hAnsi="IBM Plex Mono" w:cs="IBM Plex Mono"/>
+          <w:color w:val="000000"/>
+          <w:sz w:val="18"/>
+        </w:rPr>
+      </w:pPr>
+      <w:r>
+        <w:rPr>
+          <w:rStyle w:val="VerbatimChar"/>
+          <w:rFonts w:ascii="IBM Plex Mono" w:eastAsia="IBM Plex Mono" w:hAnsi="IBM Plex Mono" w:cs="IBM Plex Mono"/>
+          <w:color w:val="000000"/>
+          <w:sz w:val="18"/>
+        </w:rPr>
+        <w:t xml:space="preserve">    justify-content: center;</w:t>
+      </w:r>
+    </w:p>
+    <w:p>
+      <w:pPr>
+        <w:shd w:val="clear" w:color="auto" w:fill="F8F8FA"/>
+        <w:spacing w:line="336" w:lineRule="auto"/>
+        <w:ind w:firstLine="720"/>
+        <w:rPr>
+          <w:rStyle w:val="VerbatimChar"/>
+          <w:rFonts w:ascii="IBM Plex Mono" w:eastAsia="IBM Plex Mono" w:hAnsi="IBM Plex Mono" w:cs="IBM Plex Mono"/>
+          <w:color w:val="000000"/>
+          <w:sz w:val="18"/>
+        </w:rPr>
+      </w:pPr>
+      <w:r>
+        <w:rPr>
+          <w:rStyle w:val="VerbatimChar"/>
+          <w:rFonts w:ascii="IBM Plex Mono" w:eastAsia="IBM Plex Mono" w:hAnsi="IBM Plex Mono" w:cs="IBM Plex Mono"/>
+          <w:color w:val="000000"/>
+          <w:sz w:val="18"/>
+        </w:rPr>
+        <w:t xml:space="preserve">    max-width: 1</w:t>
+      </w:r>
+      <w:r>
+        <w:rPr>
+          <w:rStyle w:val="VerbatimChar"/>
+          <w:rFonts w:ascii="IBM Plex Mono" w:eastAsia="IBM Plex Mono" w:hAnsi="IBM Plex Mono" w:cs="IBM Plex Mono"/>
+          <w:color w:val="000000"/>
+          <w:sz w:val="18"/>
+        </w:rPr>
+        <w:t>2</w:t>
+      </w:r>
+      <w:r>
+        <w:rPr>
+          <w:rStyle w:val="VerbatimChar"/>
+          <w:rFonts w:ascii="IBM Plex Mono" w:eastAsia="IBM Plex Mono" w:hAnsi="IBM Plex Mono" w:cs="IBM Plex Mono"/>
+          <w:color w:val="000000"/>
+          <w:sz w:val="18"/>
+        </w:rPr>
+        <w:t>00px;</w:t>
+      </w:r>
+    </w:p>
+    <w:p>
+      <w:pPr>
+        <w:shd w:val="clear" w:color="auto" w:fill="F8F8FA"/>
+        <w:spacing w:line="336" w:lineRule="auto"/>
+        <w:ind w:firstLine="720"/>
+        <w:rPr>
+          <w:rStyle w:val="VerbatimChar"/>
+          <w:rFonts w:ascii="IBM Plex Mono" w:eastAsia="IBM Plex Mono" w:hAnsi="IBM Plex Mono" w:cs="IBM Plex Mono"/>
+          <w:color w:val="000000"/>
+          <w:sz w:val="18"/>
+        </w:rPr>
+      </w:pPr>
+      <w:r>
+        <w:rPr>
+          <w:rStyle w:val="VerbatimChar"/>
+          <w:rFonts w:ascii="IBM Plex Mono" w:eastAsia="IBM Plex Mono" w:hAnsi="IBM Plex Mono" w:cs="IBM Plex Mono"/>
+          <w:color w:val="000000"/>
+          <w:sz w:val="18"/>
+        </w:rPr>
+        <w:t xml:space="preserve">    margin: 40px auto;</w:t>
+      </w:r>
+      <w:r>
+        <w:rPr>
+          <w:rStyle w:val="VerbatimChar"/>
+          <w:rFonts w:ascii="IBM Plex Mono" w:eastAsia="IBM Plex Mono" w:hAnsi="IBM Plex Mono" w:cs="IBM Plex Mono"/>
+          <w:color w:val="000000"/>
+          <w:sz w:val="18"/>
+        </w:rPr>
+        <w:br/>
+        <w:t>}</w:t>
+      </w:r>
+      <w:r>
+        <w:rPr>
+          <w:rStyle w:val="VerbatimChar"/>
+          <w:rFonts w:ascii="IBM Plex Mono" w:eastAsia="IBM Plex Mono" w:hAnsi="IBM Plex Mono" w:cs="IBM Plex Mono"/>
+          <w:color w:val="000000"/>
+          <w:sz w:val="18"/>
+        </w:rPr>
+        <w:br/>
+      </w:r>
+      <w:r>
+        <w:rPr>
+          <w:rStyle w:val="VerbatimChar"/>
+          <w:rFonts w:ascii="IBM Plex Mono" w:eastAsia="IBM Plex Mono" w:hAnsi="IBM Plex Mono" w:cs="IBM Plex Mono"/>
+          <w:color w:val="000000"/>
+          <w:sz w:val="18"/>
+        </w:rPr>
+        <w:br/>
+        <w:t>.card {</w:t>
+      </w:r>
+      <w:r>
+        <w:rPr>
+          <w:rStyle w:val="VerbatimChar"/>
+          <w:rFonts w:ascii="IBM Plex Mono" w:eastAsia="IBM Plex Mono" w:hAnsi="IBM Plex Mono" w:cs="IBM Plex Mono"/>
+          <w:color w:val="000000"/>
+          <w:sz w:val="18"/>
+        </w:rPr>
+        <w:br/>
+        <w:t xml:space="preserve">    /* TODO:</w:t>
+      </w:r>
+      <w:r>
+        <w:rPr>
+          <w:rStyle w:val="VerbatimChar"/>
+          <w:rFonts w:ascii="IBM Plex Mono" w:eastAsia="IBM Plex Mono" w:hAnsi="IBM Plex Mono" w:cs="IBM Plex Mono"/>
+          <w:color w:val="000000"/>
+          <w:sz w:val="18"/>
+        </w:rPr>
+        <w:br/>
+        <w:t xml:space="preserve">       - flex: 0 0 calc(33.33% - 20px)</w:t>
+      </w:r>
+      <w:r>
+        <w:rPr>
+          <w:rStyle w:val="VerbatimChar"/>
+          <w:rFonts w:ascii="IBM Plex Mono" w:eastAsia="IBM Plex Mono" w:hAnsi="IBM Plex Mono" w:cs="IBM Plex Mono"/>
+          <w:color w:val="000000"/>
+          <w:sz w:val="18"/>
+        </w:rPr>
+        <w:br/>
+        <w:t xml:space="preserve">       - (hoặc flex: 1 1 300px cho responsive tự động)</w:t>
+      </w:r>
+      <w:r>
+        <w:rPr>
+          <w:rStyle w:val="VerbatimChar"/>
+          <w:rFonts w:ascii="IBM Plex Mono" w:eastAsia="IBM Plex Mono" w:hAnsi="IBM Plex Mono" w:cs="IBM Plex Mono"/>
+          <w:color w:val="000000"/>
+          <w:sz w:val="18"/>
+        </w:rPr>
+        <w:br/>
+        <w:t xml:space="preserve">    */</w:t>
+      </w:r>
+    </w:p>
+    <w:p>
+      <w:pPr>
+        <w:shd w:val="clear" w:color="auto" w:fill="F8F8FA"/>
+        <w:spacing w:line="336" w:lineRule="auto"/>
+        <w:ind w:firstLine="720"/>
+        <w:rPr>
+          <w:rStyle w:val="VerbatimChar"/>
+          <w:rFonts w:ascii="IBM Plex Mono" w:eastAsia="IBM Plex Mono" w:hAnsi="IBM Plex Mono" w:cs="IBM Plex Mono"/>
+          <w:color w:val="000000"/>
+          <w:sz w:val="18"/>
+        </w:rPr>
+      </w:pPr>
+      <w:r>
+        <w:rPr>
+          <w:rStyle w:val="VerbatimChar"/>
+          <w:rFonts w:ascii="IBM Plex Mono" w:eastAsia="IBM Plex Mono" w:hAnsi="IBM Plex Mono" w:cs="IBM Plex Mono"/>
+          <w:color w:val="000000"/>
+          <w:sz w:val="18"/>
+        </w:rPr>
+        <w:t>flex: 1 1 300px;</w:t>
+      </w:r>
+      <w:r>
+        <w:rPr>
+          <w:rStyle w:val="VerbatimChar"/>
+          <w:rFonts w:ascii="IBM Plex Mono" w:eastAsia="IBM Plex Mono" w:hAnsi="IBM Plex Mono" w:cs="IBM Plex Mono"/>
+          <w:color w:val="000000"/>
+          <w:sz w:val="18"/>
+        </w:rPr>
+        <w:br/>
+        <w:t>}</w:t>
+      </w:r>
+      <w:r>
+        <w:rPr>
+          <w:rStyle w:val="VerbatimChar"/>
+          <w:rFonts w:ascii="IBM Plex Mono" w:eastAsia="IBM Plex Mono" w:hAnsi="IBM Plex Mono" w:cs="IBM Plex Mono"/>
+          <w:color w:val="000000"/>
+          <w:sz w:val="18"/>
+        </w:rPr>
+        <w:br/>
+      </w:r>
+      <w:r>
+        <w:rPr>
+          <w:rStyle w:val="VerbatimChar"/>
+          <w:rFonts w:ascii="IBM Plex Mono" w:eastAsia="IBM Plex Mono" w:hAnsi="IBM Plex Mono" w:cs="IBM Plex Mono"/>
+          <w:color w:val="000000"/>
+          <w:sz w:val="18"/>
+        </w:rPr>
+        <w:br/>
+        <w:t>/* Responsive: Khi màn hình &lt; 768px, card chiếm full width */</w:t>
+      </w:r>
+      <w:r>
+        <w:rPr>
+          <w:rStyle w:val="VerbatimChar"/>
+          <w:rFonts w:ascii="IBM Plex Mono" w:eastAsia="IBM Plex Mono" w:hAnsi="IBM Plex Mono" w:cs="IBM Plex Mono"/>
+          <w:color w:val="000000"/>
+          <w:sz w:val="18"/>
+        </w:rPr>
+        <w:br/>
+        <w:t>@media (max-width: 768px) {</w:t>
+      </w:r>
+      <w:r>
+        <w:rPr>
+          <w:rStyle w:val="VerbatimChar"/>
+          <w:rFonts w:ascii="IBM Plex Mono" w:eastAsia="IBM Plex Mono" w:hAnsi="IBM Plex Mono" w:cs="IBM Plex Mono"/>
+          <w:color w:val="000000"/>
+          <w:sz w:val="18"/>
+        </w:rPr>
+        <w:br/>
       </w:r>
       <w:r>
         <w:rPr>
@@ -6030,194 +7686,6 @@
           <w:sz w:val="18"/>
         </w:rPr>
         <w:lastRenderedPageBreak/>
-        <w:t xml:space="preserve">    /* TODO:</w:t>
-      </w:r>
-      <w:r>
-        <w:rPr>
-          <w:rStyle w:val="VerbatimChar"/>
-          <w:rFonts w:ascii="IBM Plex Mono" w:eastAsia="IBM Plex Mono" w:hAnsi="IBM Plex Mono" w:cs="IBM Plex Mono"/>
-          <w:color w:val="000000"/>
-          <w:sz w:val="18"/>
-        </w:rPr>
-        <w:br/>
-        <w:t xml:space="preserve">       - display: flex</w:t>
-      </w:r>
-      <w:r>
-        <w:rPr>
-          <w:rStyle w:val="VerbatimChar"/>
-          <w:rFonts w:ascii="IBM Plex Mono" w:eastAsia="IBM Plex Mono" w:hAnsi="IBM Plex Mono" w:cs="IBM Plex Mono"/>
-          <w:color w:val="000000"/>
-          <w:sz w:val="18"/>
-        </w:rPr>
-        <w:br/>
-        <w:t xml:space="preserve">       - flex-wrap: wrap</w:t>
-      </w:r>
-      <w:r>
-        <w:rPr>
-          <w:rStyle w:val="VerbatimChar"/>
-          <w:rFonts w:ascii="IBM Plex Mono" w:eastAsia="IBM Plex Mono" w:hAnsi="IBM Plex Mono" w:cs="IBM Plex Mono"/>
-          <w:color w:val="000000"/>
-          <w:sz w:val="18"/>
-        </w:rPr>
-        <w:br/>
-        <w:t xml:space="preserve">       - gap: 20px</w:t>
-      </w:r>
-      <w:r>
-        <w:rPr>
-          <w:rStyle w:val="VerbatimChar"/>
-          <w:rFonts w:ascii="IBM Plex Mono" w:eastAsia="IBM Plex Mono" w:hAnsi="IBM Plex Mono" w:cs="IBM Plex Mono"/>
-          <w:color w:val="000000"/>
-          <w:sz w:val="18"/>
-        </w:rPr>
-        <w:br/>
-        <w:t xml:space="preserve">       - justify-content: center (hoặc space-between)</w:t>
-      </w:r>
-      <w:r>
-        <w:rPr>
-          <w:rStyle w:val="VerbatimChar"/>
-          <w:rFonts w:ascii="IBM Plex Mono" w:eastAsia="IBM Plex Mono" w:hAnsi="IBM Plex Mono" w:cs="IBM Plex Mono"/>
-          <w:color w:val="000000"/>
-          <w:sz w:val="18"/>
-        </w:rPr>
-        <w:br/>
-        <w:t xml:space="preserve">       - max-width: 1200px</w:t>
-      </w:r>
-      <w:r>
-        <w:rPr>
-          <w:rStyle w:val="VerbatimChar"/>
-          <w:rFonts w:ascii="IBM Plex Mono" w:eastAsia="IBM Plex Mono" w:hAnsi="IBM Plex Mono" w:cs="IBM Plex Mono"/>
-          <w:color w:val="000000"/>
-          <w:sz w:val="18"/>
-        </w:rPr>
-        <w:br/>
-        <w:t xml:space="preserve">       - margin: 40px auto</w:t>
-      </w:r>
-      <w:r>
-        <w:rPr>
-          <w:rStyle w:val="VerbatimChar"/>
-          <w:rFonts w:ascii="IBM Plex Mono" w:eastAsia="IBM Plex Mono" w:hAnsi="IBM Plex Mono" w:cs="IBM Plex Mono"/>
-          <w:color w:val="000000"/>
-          <w:sz w:val="18"/>
-        </w:rPr>
-        <w:br/>
-        <w:t xml:space="preserve">    */</w:t>
-      </w:r>
-      <w:r>
-        <w:rPr>
-          <w:rStyle w:val="VerbatimChar"/>
-          <w:rFonts w:ascii="IBM Plex Mono" w:eastAsia="IBM Plex Mono" w:hAnsi="IBM Plex Mono" w:cs="IBM Plex Mono"/>
-          <w:color w:val="000000"/>
-          <w:sz w:val="18"/>
-        </w:rPr>
-        <w:br/>
-        <w:t>}</w:t>
-      </w:r>
-      <w:r>
-        <w:rPr>
-          <w:rStyle w:val="VerbatimChar"/>
-          <w:rFonts w:ascii="IBM Plex Mono" w:eastAsia="IBM Plex Mono" w:hAnsi="IBM Plex Mono" w:cs="IBM Plex Mono"/>
-          <w:color w:val="000000"/>
-          <w:sz w:val="18"/>
-        </w:rPr>
-        <w:br/>
-      </w:r>
-      <w:r>
-        <w:rPr>
-          <w:rStyle w:val="VerbatimChar"/>
-          <w:rFonts w:ascii="IBM Plex Mono" w:eastAsia="IBM Plex Mono" w:hAnsi="IBM Plex Mono" w:cs="IBM Plex Mono"/>
-          <w:color w:val="000000"/>
-          <w:sz w:val="18"/>
-        </w:rPr>
-        <w:br/>
-        <w:t>.card {</w:t>
-      </w:r>
-      <w:r>
-        <w:rPr>
-          <w:rStyle w:val="VerbatimChar"/>
-          <w:rFonts w:ascii="IBM Plex Mono" w:eastAsia="IBM Plex Mono" w:hAnsi="IBM Plex Mono" w:cs="IBM Plex Mono"/>
-          <w:color w:val="000000"/>
-          <w:sz w:val="18"/>
-        </w:rPr>
-        <w:br/>
-        <w:t xml:space="preserve">    /* TODO:</w:t>
-      </w:r>
-      <w:r>
-        <w:rPr>
-          <w:rStyle w:val="VerbatimChar"/>
-          <w:rFonts w:ascii="IBM Plex Mono" w:eastAsia="IBM Plex Mono" w:hAnsi="IBM Plex Mono" w:cs="IBM Plex Mono"/>
-          <w:color w:val="000000"/>
-          <w:sz w:val="18"/>
-        </w:rPr>
-        <w:br/>
-        <w:t xml:space="preserve">       - flex: 0 0 calc(33.33% - 20px)</w:t>
-      </w:r>
-      <w:r>
-        <w:rPr>
-          <w:rStyle w:val="VerbatimChar"/>
-          <w:rFonts w:ascii="IBM Plex Mono" w:eastAsia="IBM Plex Mono" w:hAnsi="IBM Plex Mono" w:cs="IBM Plex Mono"/>
-          <w:color w:val="000000"/>
-          <w:sz w:val="18"/>
-        </w:rPr>
-        <w:br/>
-        <w:t xml:space="preserve">       - (hoặc flex: 1 1 300px cho responsive tự động)</w:t>
-      </w:r>
-      <w:r>
-        <w:rPr>
-          <w:rStyle w:val="VerbatimChar"/>
-          <w:rFonts w:ascii="IBM Plex Mono" w:eastAsia="IBM Plex Mono" w:hAnsi="IBM Plex Mono" w:cs="IBM Plex Mono"/>
-          <w:color w:val="000000"/>
-          <w:sz w:val="18"/>
-        </w:rPr>
-        <w:br/>
-        <w:t xml:space="preserve">    */</w:t>
-      </w:r>
-      <w:r>
-        <w:rPr>
-          <w:rStyle w:val="VerbatimChar"/>
-          <w:rFonts w:ascii="IBM Plex Mono" w:eastAsia="IBM Plex Mono" w:hAnsi="IBM Plex Mono" w:cs="IBM Plex Mono"/>
-          <w:color w:val="000000"/>
-          <w:sz w:val="18"/>
-        </w:rPr>
-        <w:br/>
-        <w:t>}</w:t>
-      </w:r>
-      <w:r>
-        <w:rPr>
-          <w:rStyle w:val="VerbatimChar"/>
-          <w:rFonts w:ascii="IBM Plex Mono" w:eastAsia="IBM Plex Mono" w:hAnsi="IBM Plex Mono" w:cs="IBM Plex Mono"/>
-          <w:color w:val="000000"/>
-          <w:sz w:val="18"/>
-        </w:rPr>
-        <w:br/>
-      </w:r>
-      <w:r>
-        <w:rPr>
-          <w:rStyle w:val="VerbatimChar"/>
-          <w:rFonts w:ascii="IBM Plex Mono" w:eastAsia="IBM Plex Mono" w:hAnsi="IBM Plex Mono" w:cs="IBM Plex Mono"/>
-          <w:color w:val="000000"/>
-          <w:sz w:val="18"/>
-        </w:rPr>
-        <w:br/>
-        <w:t>/* Responsive: Khi màn hình &lt; 768px, card chiếm full width */</w:t>
-      </w:r>
-      <w:r>
-        <w:rPr>
-          <w:rStyle w:val="VerbatimChar"/>
-          <w:rFonts w:ascii="IBM Plex Mono" w:eastAsia="IBM Plex Mono" w:hAnsi="IBM Plex Mono" w:cs="IBM Plex Mono"/>
-          <w:color w:val="000000"/>
-          <w:sz w:val="18"/>
-        </w:rPr>
-        <w:br/>
-        <w:t>@media (max-width: 768px) {</w:t>
-      </w:r>
-      <w:r>
-        <w:rPr>
-          <w:rStyle w:val="VerbatimChar"/>
-          <w:rFonts w:ascii="IBM Plex Mono" w:eastAsia="IBM Plex Mono" w:hAnsi="IBM Plex Mono" w:cs="IBM Plex Mono"/>
-          <w:color w:val="000000"/>
-          <w:sz w:val="18"/>
-        </w:rPr>
-        <w:br/>
         <w:t xml:space="preserve">    .posts {</w:t>
       </w:r>
       <w:r>
@@ -6230,14 +7698,70 @@
         <w:br/>
         <w:t xml:space="preserve">        /* TODO: flex-direction: column */</w:t>
       </w:r>
-      <w:r>
-        <w:rPr>
-          <w:rStyle w:val="VerbatimChar"/>
-          <w:rFonts w:ascii="IBM Plex Mono" w:eastAsia="IBM Plex Mono" w:hAnsi="IBM Plex Mono" w:cs="IBM Plex Mono"/>
-          <w:color w:val="000000"/>
-          <w:sz w:val="18"/>
-        </w:rPr>
-        <w:br/>
+    </w:p>
+    <w:p>
+      <w:pPr>
+        <w:shd w:val="clear" w:color="auto" w:fill="F8F8FA"/>
+        <w:spacing w:line="336" w:lineRule="auto"/>
+        <w:ind w:firstLine="720"/>
+        <w:rPr>
+          <w:rStyle w:val="VerbatimChar"/>
+          <w:rFonts w:ascii="IBM Plex Mono" w:eastAsia="IBM Plex Mono" w:hAnsi="IBM Plex Mono" w:cs="IBM Plex Mono"/>
+          <w:color w:val="000000"/>
+          <w:sz w:val="18"/>
+        </w:rPr>
+      </w:pPr>
+      <w:r>
+        <w:rPr>
+          <w:rStyle w:val="VerbatimChar"/>
+          <w:rFonts w:ascii="IBM Plex Mono" w:eastAsia="IBM Plex Mono" w:hAnsi="IBM Plex Mono" w:cs="IBM Plex Mono"/>
+          <w:color w:val="000000"/>
+          <w:sz w:val="18"/>
+        </w:rPr>
+        <w:t>flex-direction: column;</w:t>
+      </w:r>
+    </w:p>
+    <w:p>
+      <w:pPr>
+        <w:shd w:val="clear" w:color="auto" w:fill="F8F8FA"/>
+        <w:spacing w:line="336" w:lineRule="auto"/>
+        <w:ind w:firstLine="720"/>
+        <w:rPr>
+          <w:rStyle w:val="VerbatimChar"/>
+          <w:rFonts w:ascii="IBM Plex Mono" w:eastAsia="IBM Plex Mono" w:hAnsi="IBM Plex Mono" w:cs="IBM Plex Mono"/>
+          <w:color w:val="000000"/>
+          <w:sz w:val="18"/>
+        </w:rPr>
+      </w:pPr>
+      <w:r>
+        <w:rPr>
+          <w:rStyle w:val="VerbatimChar"/>
+          <w:rFonts w:ascii="IBM Plex Mono" w:eastAsia="IBM Plex Mono" w:hAnsi="IBM Plex Mono" w:cs="IBM Plex Mono"/>
+          <w:color w:val="000000"/>
+          <w:sz w:val="18"/>
+        </w:rPr>
+        <w:t xml:space="preserve">        align-items: center;</w:t>
+      </w:r>
+    </w:p>
+    <w:p>
+      <w:pPr>
+        <w:shd w:val="clear" w:color="auto" w:fill="F8F8FA"/>
+        <w:spacing w:line="336" w:lineRule="auto"/>
+        <w:ind w:firstLine="720"/>
+        <w:rPr>
+          <w:rStyle w:val="VerbatimChar"/>
+          <w:rFonts w:ascii="IBM Plex Mono" w:eastAsia="IBM Plex Mono" w:hAnsi="IBM Plex Mono" w:cs="IBM Plex Mono"/>
+          <w:color w:val="000000"/>
+          <w:sz w:val="18"/>
+        </w:rPr>
+      </w:pPr>
+      <w:r>
+        <w:rPr>
+          <w:rStyle w:val="VerbatimChar"/>
+          <w:rFonts w:ascii="IBM Plex Mono" w:eastAsia="IBM Plex Mono" w:hAnsi="IBM Plex Mono" w:cs="IBM Plex Mono"/>
+          <w:color w:val="000000"/>
+          <w:sz w:val="18"/>
+        </w:rPr>
         <w:t xml:space="preserve">    }</w:t>
       </w:r>
       <w:r>
@@ -6248,6 +7772,16 @@
           <w:sz w:val="18"/>
         </w:rPr>
         <w:br/>
+        <w:t xml:space="preserve">    }</w:t>
+      </w:r>
+      <w:r>
+        <w:rPr>
+          <w:rStyle w:val="VerbatimChar"/>
+          <w:rFonts w:ascii="IBM Plex Mono" w:eastAsia="IBM Plex Mono" w:hAnsi="IBM Plex Mono" w:cs="IBM Plex Mono"/>
+          <w:color w:val="000000"/>
+          <w:sz w:val="18"/>
+        </w:rPr>
+        <w:br/>
         <w:t xml:space="preserve">    </w:t>
       </w:r>
       <w:r>
@@ -6269,6 +7803,22 @@
         </w:rPr>
         <w:br/>
         <w:t xml:space="preserve">        /* TODO: flex: 1 1 100% */</w:t>
+      </w:r>
+    </w:p>
+    <w:p>
+      <w:pPr>
+        <w:shd w:val="clear" w:color="auto" w:fill="F8F8FA"/>
+        <w:spacing w:line="336" w:lineRule="auto"/>
+        <w:ind w:firstLine="720"/>
+      </w:pPr>
+      <w:r>
+        <w:rPr>
+          <w:rStyle w:val="VerbatimChar"/>
+          <w:rFonts w:ascii="IBM Plex Mono" w:eastAsia="IBM Plex Mono" w:hAnsi="IBM Plex Mono" w:cs="IBM Plex Mono"/>
+          <w:color w:val="000000"/>
+          <w:sz w:val="18"/>
+        </w:rPr>
+        <w:t>flex: 1 1 100%;</w:t>
       </w:r>
       <w:r>
         <w:rPr>
@@ -6424,896 +7974,12 @@
         <w:rPr>
           <w:noProof/>
         </w:rPr>
+        <w:lastRenderedPageBreak/>
         <w:drawing>
           <wp:inline distT="0" distB="0" distL="0" distR="0" wp14:anchorId="2CCBFFC0" wp14:editId="7DF67114">
             <wp:extent cx="6038850" cy="3397250"/>
             <wp:effectExtent l="0" t="0" r="0" b="0"/>
             <wp:docPr id="6" name="Picture 6"/>
-            <wp:cNvGraphicFramePr>
-              <a:graphicFrameLocks xmlns:a="http://schemas.openxmlformats.org/drawingml/2006/main" noChangeAspect="1"/>
-            </wp:cNvGraphicFramePr>
-            <a:graphic xmlns:a="http://schemas.openxmlformats.org/drawingml/2006/main">
-              <a:graphicData uri="http://schemas.openxmlformats.org/drawingml/2006/picture">
-                <pic:pic xmlns:pic="http://schemas.openxmlformats.org/drawingml/2006/picture">
-                  <pic:nvPicPr>
-                    <pic:cNvPr id="1" name=""/>
-                    <pic:cNvPicPr/>
-                  </pic:nvPicPr>
-                  <pic:blipFill>
-                    <a:blip r:embed="rId9"/>
-                    <a:stretch>
-                      <a:fillRect/>
-                    </a:stretch>
-                  </pic:blipFill>
-                  <pic:spPr>
-                    <a:xfrm>
-                      <a:off x="0" y="0"/>
-                      <a:ext cx="6038850" cy="3397250"/>
-                    </a:xfrm>
-                    <a:prstGeom prst="rect">
-                      <a:avLst/>
-                    </a:prstGeom>
-                  </pic:spPr>
-                </pic:pic>
-              </a:graphicData>
-            </a:graphic>
-          </wp:inline>
-        </w:drawing>
-      </w:r>
-    </w:p>
-    <w:p>
-      <w:pPr>
-        <w:spacing w:after="210" w:line="360" w:lineRule="auto"/>
-      </w:pPr>
-    </w:p>
-    <w:p>
-      <w:pPr>
-        <w:spacing w:after="210" w:line="360" w:lineRule="auto"/>
-      </w:pPr>
-      <w:r>
-        <w:rPr>
-          <w:noProof/>
-        </w:rPr>
-        <w:drawing>
-          <wp:inline distT="0" distB="0" distL="0" distR="0" wp14:anchorId="314CF904" wp14:editId="5AB3DE2B">
-            <wp:extent cx="6038850" cy="3397250"/>
-            <wp:effectExtent l="0" t="0" r="0" b="0"/>
-            <wp:docPr id="11" name="Picture 11"/>
-            <wp:cNvGraphicFramePr>
-              <a:graphicFrameLocks xmlns:a="http://schemas.openxmlformats.org/drawingml/2006/main" noChangeAspect="1"/>
-            </wp:cNvGraphicFramePr>
-            <a:graphic xmlns:a="http://schemas.openxmlformats.org/drawingml/2006/main">
-              <a:graphicData uri="http://schemas.openxmlformats.org/drawingml/2006/picture">
-                <pic:pic xmlns:pic="http://schemas.openxmlformats.org/drawingml/2006/picture">
-                  <pic:nvPicPr>
-                    <pic:cNvPr id="1" name=""/>
-                    <pic:cNvPicPr/>
-                  </pic:nvPicPr>
-                  <pic:blipFill>
-                    <a:blip r:embed="rId10"/>
-                    <a:stretch>
-                      <a:fillRect/>
-                    </a:stretch>
-                  </pic:blipFill>
-                  <pic:spPr>
-                    <a:xfrm>
-                      <a:off x="0" y="0"/>
-                      <a:ext cx="6038850" cy="3397250"/>
-                    </a:xfrm>
-                    <a:prstGeom prst="rect">
-                      <a:avLst/>
-                    </a:prstGeom>
-                  </pic:spPr>
-                </pic:pic>
-              </a:graphicData>
-            </a:graphic>
-          </wp:inline>
-        </w:drawing>
-      </w:r>
-    </w:p>
-    <w:p>
-      <w:pPr>
-        <w:spacing w:after="210" w:line="360" w:lineRule="auto"/>
-      </w:pPr>
-    </w:p>
-    <w:p>
-      <w:pPr>
-        <w:spacing w:before="210" w:after="0" w:line="360" w:lineRule="auto"/>
-      </w:pPr>
-      <w:r>
-        <w:rPr>
-          <w:noProof/>
-        </w:rPr>
-      </w:r>
-      <w:r>
-        <w:rPr>
-          <w:noProof/>
-        </w:rPr>
-        <w:pict w14:anchorId="77C0B5B2">
-          <v:rect id="_x0000_s1032" alt="" style="width:475.5pt;height:.05pt;mso-width-percent:0;mso-height-percent:0;mso-left-percent:-10001;mso-top-percent:-10001;mso-position-horizontal:absolute;mso-position-horizontal-relative:char;mso-position-vertical:absolute;mso-position-vertical-relative:line;mso-width-percent:0;mso-height-percent:0;mso-left-percent:-10001;mso-top-percent:-10001" o:hralign="center" o:hrstd="t" strokeweight="1pt">
-            <v:stroke opacity="0"/>
-          </v:rect>
-        </w:pict>
-      </w:r>
-    </w:p>
-    <w:p>
-      <w:pPr>
-        <w:spacing w:before="315" w:after="105" w:line="360" w:lineRule="auto"/>
-        <w:ind w:left="-30"/>
-      </w:pPr>
-      <w:bookmarkStart w:id="29" w:name="bm_3_bài_tập_thực_hành_3b_20_phút_3b0fde"/>
-      <w:r>
-        <w:rPr>
-          <w:rFonts w:ascii="inter" w:eastAsia="inter" w:hAnsi="inter" w:cs="inter"/>
-          <w:b/>
-          <w:color w:val="000000"/>
-          <w:sz w:val="24"/>
-        </w:rPr>
-        <w:t>3. Bài tập thực hành 3B (20 phút): CSS Grid - Gallery Layout</w:t>
-      </w:r>
-      <w:bookmarkEnd w:id="29"/>
-    </w:p>
-    <w:p>
-      <w:pPr>
-        <w:spacing w:before="315" w:after="105" w:line="360" w:lineRule="auto"/>
-        <w:ind w:left="-30"/>
-      </w:pPr>
-      <w:bookmarkStart w:id="30" w:name="mục_tiêu_4"/>
-      <w:r>
-        <w:rPr>
-          <w:rFonts w:ascii="inter" w:eastAsia="inter" w:hAnsi="inter" w:cs="inter"/>
-          <w:b/>
-          <w:color w:val="000000"/>
-          <w:sz w:val="24"/>
-        </w:rPr>
-        <w:t>Mục tiêu:</w:t>
-      </w:r>
-      <w:bookmarkEnd w:id="30"/>
-    </w:p>
-    <w:p>
-      <w:pPr>
-        <w:numPr>
-          <w:ilvl w:val="0"/>
-          <w:numId w:val="10"/>
-        </w:numPr>
-        <w:spacing w:before="105" w:after="105" w:line="360" w:lineRule="auto"/>
-      </w:pPr>
-      <w:r>
-        <w:rPr>
-          <w:rFonts w:ascii="inter" w:eastAsia="inter" w:hAnsi="inter" w:cs="inter"/>
-          <w:color w:val="000000"/>
-        </w:rPr>
-        <w:t>Tạo lưới 2 hàng x 3 cột bằng CSS Grid</w:t>
-      </w:r>
-    </w:p>
-    <w:p>
-      <w:pPr>
-        <w:numPr>
-          <w:ilvl w:val="0"/>
-          <w:numId w:val="10"/>
-        </w:numPr>
-        <w:spacing w:before="105" w:after="105" w:line="360" w:lineRule="auto"/>
-      </w:pPr>
-      <w:r>
-        <w:rPr>
-          <w:rFonts w:ascii="inter" w:eastAsia="inter" w:hAnsi="inter" w:cs="inter"/>
-          <w:color w:val="000000"/>
-        </w:rPr>
-        <w:t>Responsive: tự động giảm số cột khi màn hình nhỏ</w:t>
-      </w:r>
-    </w:p>
-    <w:p>
-      <w:pPr>
-        <w:spacing w:before="315" w:after="105" w:line="360" w:lineRule="auto"/>
-        <w:ind w:left="-30"/>
-      </w:pPr>
-      <w:bookmarkStart w:id="31" w:name="thêm_html_sau_vào_cuối_main"/>
-      <w:r>
-        <w:rPr>
-          <w:rFonts w:ascii="inter" w:eastAsia="inter" w:hAnsi="inter" w:cs="inter"/>
-          <w:b/>
-          <w:color w:val="000000"/>
-          <w:sz w:val="24"/>
-        </w:rPr>
-        <w:t xml:space="preserve">Thêm HTML sau vào cuối </w:t>
-      </w:r>
-      <w:r>
-        <w:rPr>
-          <w:rStyle w:val="VerbatimChar"/>
-          <w:rFonts w:ascii="inter" w:eastAsia="inter" w:hAnsi="inter" w:cs="inter"/>
-          <w:b/>
-          <w:color w:val="000000"/>
-          <w:sz w:val="24"/>
-          <w:shd w:val="clear" w:color="auto" w:fill="F8F8FA"/>
-        </w:rPr>
-        <w:t>&lt;main&gt;:</w:t>
-      </w:r>
-      <w:bookmarkEnd w:id="31"/>
-    </w:p>
-    <w:p>
-      <w:pPr>
-        <w:shd w:val="clear" w:color="auto" w:fill="F8F8FA"/>
-        <w:spacing w:line="336" w:lineRule="auto"/>
-      </w:pPr>
-      <w:r>
-        <w:rPr>
-          <w:rStyle w:val="VerbatimChar"/>
-          <w:rFonts w:ascii="IBM Plex Mono" w:eastAsia="IBM Plex Mono" w:hAnsi="IBM Plex Mono" w:cs="IBM Plex Mono"/>
-          <w:color w:val="000000"/>
-          <w:sz w:val="18"/>
-        </w:rPr>
-        <w:t>&lt;section class="gallery"&gt;</w:t>
-      </w:r>
-      <w:r>
-        <w:rPr>
-          <w:rStyle w:val="VerbatimChar"/>
-          <w:rFonts w:ascii="IBM Plex Mono" w:eastAsia="IBM Plex Mono" w:hAnsi="IBM Plex Mono" w:cs="IBM Plex Mono"/>
-          <w:color w:val="000000"/>
-          <w:sz w:val="18"/>
-        </w:rPr>
-        <w:br/>
-        <w:t xml:space="preserve">    &lt;div class="item"&gt;1&lt;/div&gt;</w:t>
-      </w:r>
-      <w:r>
-        <w:rPr>
-          <w:rStyle w:val="VerbatimChar"/>
-          <w:rFonts w:ascii="IBM Plex Mono" w:eastAsia="IBM Plex Mono" w:hAnsi="IBM Plex Mono" w:cs="IBM Plex Mono"/>
-          <w:color w:val="000000"/>
-          <w:sz w:val="18"/>
-        </w:rPr>
-        <w:br/>
-        <w:t xml:space="preserve">    &lt;div class="item"&gt;2&lt;/div&gt;</w:t>
-      </w:r>
-      <w:r>
-        <w:rPr>
-          <w:rStyle w:val="VerbatimChar"/>
-          <w:rFonts w:ascii="IBM Plex Mono" w:eastAsia="IBM Plex Mono" w:hAnsi="IBM Plex Mono" w:cs="IBM Plex Mono"/>
-          <w:color w:val="000000"/>
-          <w:sz w:val="18"/>
-        </w:rPr>
-        <w:br/>
-        <w:t xml:space="preserve">    &lt;div class="item"&gt;3&lt;/div&gt;</w:t>
-      </w:r>
-      <w:r>
-        <w:rPr>
-          <w:rStyle w:val="VerbatimChar"/>
-          <w:rFonts w:ascii="IBM Plex Mono" w:eastAsia="IBM Plex Mono" w:hAnsi="IBM Plex Mono" w:cs="IBM Plex Mono"/>
-          <w:color w:val="000000"/>
-          <w:sz w:val="18"/>
-        </w:rPr>
-        <w:br/>
-        <w:t xml:space="preserve">    &lt;div class="item"&gt;4&lt;/div&gt;</w:t>
-      </w:r>
-      <w:r>
-        <w:rPr>
-          <w:rStyle w:val="VerbatimChar"/>
-          <w:rFonts w:ascii="IBM Plex Mono" w:eastAsia="IBM Plex Mono" w:hAnsi="IBM Plex Mono" w:cs="IBM Plex Mono"/>
-          <w:color w:val="000000"/>
-          <w:sz w:val="18"/>
-        </w:rPr>
-        <w:br/>
-        <w:t xml:space="preserve">    &lt;div class="item"&gt;5&lt;/div&gt;</w:t>
-      </w:r>
-      <w:r>
-        <w:rPr>
-          <w:rStyle w:val="VerbatimChar"/>
-          <w:rFonts w:ascii="IBM Plex Mono" w:eastAsia="IBM Plex Mono" w:hAnsi="IBM Plex Mono" w:cs="IBM Plex Mono"/>
-          <w:color w:val="000000"/>
-          <w:sz w:val="18"/>
-        </w:rPr>
-        <w:br/>
-        <w:t xml:space="preserve">    &lt;div class="item"&gt;6&lt;/div&gt;</w:t>
-      </w:r>
-      <w:r>
-        <w:rPr>
-          <w:rStyle w:val="VerbatimChar"/>
-          <w:rFonts w:ascii="IBM Plex Mono" w:eastAsia="IBM Plex Mono" w:hAnsi="IBM Plex Mono" w:cs="IBM Plex Mono"/>
-          <w:color w:val="000000"/>
-          <w:sz w:val="18"/>
-        </w:rPr>
-        <w:br/>
-        <w:t>&lt;/section&gt;</w:t>
-      </w:r>
-      <w:r>
-        <w:rPr>
-          <w:rStyle w:val="VerbatimChar"/>
-          <w:rFonts w:ascii="IBM Plex Mono" w:eastAsia="IBM Plex Mono" w:hAnsi="IBM Plex Mono" w:cs="IBM Plex Mono"/>
-          <w:color w:val="000000"/>
-          <w:sz w:val="18"/>
-        </w:rPr>
-        <w:br/>
-      </w:r>
-    </w:p>
-    <w:p>
-      <w:pPr>
-        <w:spacing w:before="315" w:after="105" w:line="360" w:lineRule="auto"/>
-        <w:ind w:left="-30"/>
-      </w:pPr>
-      <w:bookmarkStart w:id="32" w:name="yêu_cầu_css_2"/>
-      <w:r>
-        <w:rPr>
-          <w:rFonts w:ascii="inter" w:eastAsia="inter" w:hAnsi="inter" w:cs="inter"/>
-          <w:b/>
-          <w:color w:val="000000"/>
-          <w:sz w:val="24"/>
-        </w:rPr>
-        <w:t>Yêu cầu CSS:</w:t>
-      </w:r>
-      <w:bookmarkEnd w:id="32"/>
-    </w:p>
-    <w:p>
-      <w:pPr>
-        <w:shd w:val="clear" w:color="auto" w:fill="F8F8FA"/>
-        <w:spacing w:line="336" w:lineRule="auto"/>
-      </w:pPr>
-      <w:r>
-        <w:rPr>
-          <w:rStyle w:val="VerbatimChar"/>
-          <w:rFonts w:ascii="IBM Plex Mono" w:eastAsia="IBM Plex Mono" w:hAnsi="IBM Plex Mono" w:cs="IBM Plex Mono"/>
-          <w:color w:val="000000"/>
-          <w:sz w:val="18"/>
-        </w:rPr>
-        <w:t>.gallery {</w:t>
-      </w:r>
-      <w:r>
-        <w:rPr>
-          <w:rStyle w:val="VerbatimChar"/>
-          <w:rFonts w:ascii="IBM Plex Mono" w:eastAsia="IBM Plex Mono" w:hAnsi="IBM Plex Mono" w:cs="IBM Plex Mono"/>
-          <w:color w:val="000000"/>
-          <w:sz w:val="18"/>
-        </w:rPr>
-        <w:br/>
-        <w:t xml:space="preserve">    /* TODO:</w:t>
-      </w:r>
-      <w:r>
-        <w:rPr>
-          <w:rStyle w:val="VerbatimChar"/>
-          <w:rFonts w:ascii="IBM Plex Mono" w:eastAsia="IBM Plex Mono" w:hAnsi="IBM Plex Mono" w:cs="IBM Plex Mono"/>
-          <w:color w:val="000000"/>
-          <w:sz w:val="18"/>
-        </w:rPr>
-        <w:br/>
-        <w:t xml:space="preserve">       - display: grid</w:t>
-      </w:r>
-      <w:r>
-        <w:rPr>
-          <w:rStyle w:val="VerbatimChar"/>
-          <w:rFonts w:ascii="IBM Plex Mono" w:eastAsia="IBM Plex Mono" w:hAnsi="IBM Plex Mono" w:cs="IBM Plex Mono"/>
-          <w:color w:val="000000"/>
-          <w:sz w:val="18"/>
-        </w:rPr>
-        <w:br/>
-        <w:t xml:space="preserve">       - grid-template-columns: repeat(3, 1fr)  ← 3 cột bằng nhau</w:t>
-      </w:r>
-      <w:r>
-        <w:rPr>
-          <w:rStyle w:val="VerbatimChar"/>
-          <w:rFonts w:ascii="IBM Plex Mono" w:eastAsia="IBM Plex Mono" w:hAnsi="IBM Plex Mono" w:cs="IBM Plex Mono"/>
-          <w:color w:val="000000"/>
-          <w:sz w:val="18"/>
-        </w:rPr>
-        <w:br/>
-        <w:t xml:space="preserve">       - gap: 16px</w:t>
-      </w:r>
-      <w:r>
-        <w:rPr>
-          <w:rStyle w:val="VerbatimChar"/>
-          <w:rFonts w:ascii="IBM Plex Mono" w:eastAsia="IBM Plex Mono" w:hAnsi="IBM Plex Mono" w:cs="IBM Plex Mono"/>
-          <w:color w:val="000000"/>
-          <w:sz w:val="18"/>
-        </w:rPr>
-        <w:br/>
-        <w:t xml:space="preserve">       - max-width: 1200px</w:t>
-      </w:r>
-      <w:r>
-        <w:rPr>
-          <w:rStyle w:val="VerbatimChar"/>
-          <w:rFonts w:ascii="IBM Plex Mono" w:eastAsia="IBM Plex Mono" w:hAnsi="IBM Plex Mono" w:cs="IBM Plex Mono"/>
-          <w:color w:val="000000"/>
-          <w:sz w:val="18"/>
-        </w:rPr>
-        <w:br/>
-        <w:t xml:space="preserve">       - margin: 40px auto</w:t>
-      </w:r>
-      <w:r>
-        <w:rPr>
-          <w:rStyle w:val="VerbatimChar"/>
-          <w:rFonts w:ascii="IBM Plex Mono" w:eastAsia="IBM Plex Mono" w:hAnsi="IBM Plex Mono" w:cs="IBM Plex Mono"/>
-          <w:color w:val="000000"/>
-          <w:sz w:val="18"/>
-        </w:rPr>
-        <w:br/>
-        <w:t xml:space="preserve">    */</w:t>
-      </w:r>
-      <w:r>
-        <w:rPr>
-          <w:rStyle w:val="VerbatimChar"/>
-          <w:rFonts w:ascii="IBM Plex Mono" w:eastAsia="IBM Plex Mono" w:hAnsi="IBM Plex Mono" w:cs="IBM Plex Mono"/>
-          <w:color w:val="000000"/>
-          <w:sz w:val="18"/>
-        </w:rPr>
-        <w:br/>
-        <w:t>}</w:t>
-      </w:r>
-      <w:r>
-        <w:rPr>
-          <w:rStyle w:val="VerbatimChar"/>
-          <w:rFonts w:ascii="IBM Plex Mono" w:eastAsia="IBM Plex Mono" w:hAnsi="IBM Plex Mono" w:cs="IBM Plex Mono"/>
-          <w:color w:val="000000"/>
-          <w:sz w:val="18"/>
-        </w:rPr>
-        <w:br/>
-      </w:r>
-      <w:r>
-        <w:rPr>
-          <w:rStyle w:val="VerbatimChar"/>
-          <w:rFonts w:ascii="IBM Plex Mono" w:eastAsia="IBM Plex Mono" w:hAnsi="IBM Plex Mono" w:cs="IBM Plex Mono"/>
-          <w:color w:val="000000"/>
-          <w:sz w:val="18"/>
-        </w:rPr>
-        <w:br/>
-        <w:t>.item {</w:t>
-      </w:r>
-      <w:r>
-        <w:rPr>
-          <w:rStyle w:val="VerbatimChar"/>
-          <w:rFonts w:ascii="IBM Plex Mono" w:eastAsia="IBM Plex Mono" w:hAnsi="IBM Plex Mono" w:cs="IBM Plex Mono"/>
-          <w:color w:val="000000"/>
-          <w:sz w:val="18"/>
-        </w:rPr>
-        <w:br/>
-        <w:t xml:space="preserve">    /* TODO:</w:t>
-      </w:r>
-      <w:r>
-        <w:rPr>
-          <w:rStyle w:val="VerbatimChar"/>
-          <w:rFonts w:ascii="IBM Plex Mono" w:eastAsia="IBM Plex Mono" w:hAnsi="IBM Plex Mono" w:cs="IBM Plex Mono"/>
-          <w:color w:val="000000"/>
-          <w:sz w:val="18"/>
-        </w:rPr>
-        <w:br/>
-        <w:t xml:space="preserve">       - background: linear-gradient(135deg, #667eea 0%, #764ba2 100%)</w:t>
-      </w:r>
-      <w:r>
-        <w:rPr>
-          <w:rStyle w:val="VerbatimChar"/>
-          <w:rFonts w:ascii="IBM Plex Mono" w:eastAsia="IBM Plex Mono" w:hAnsi="IBM Plex Mono" w:cs="IBM Plex Mono"/>
-          <w:color w:val="000000"/>
-          <w:sz w:val="18"/>
-        </w:rPr>
-        <w:br/>
-        <w:t xml:space="preserve">       - color: white</w:t>
-      </w:r>
-      <w:r>
-        <w:rPr>
-          <w:rStyle w:val="VerbatimChar"/>
-          <w:rFonts w:ascii="IBM Plex Mono" w:eastAsia="IBM Plex Mono" w:hAnsi="IBM Plex Mono" w:cs="IBM Plex Mono"/>
-          <w:color w:val="000000"/>
-          <w:sz w:val="18"/>
-        </w:rPr>
-        <w:br/>
-        <w:t xml:space="preserve">       - display: flex</w:t>
-      </w:r>
-      <w:r>
-        <w:rPr>
-          <w:rStyle w:val="VerbatimChar"/>
-          <w:rFonts w:ascii="IBM Plex Mono" w:eastAsia="IBM Plex Mono" w:hAnsi="IBM Plex Mono" w:cs="IBM Plex Mono"/>
-          <w:color w:val="000000"/>
-          <w:sz w:val="18"/>
-        </w:rPr>
-        <w:br/>
-        <w:t xml:space="preserve">       - justify-content: center</w:t>
-      </w:r>
-      <w:r>
-        <w:rPr>
-          <w:rStyle w:val="VerbatimChar"/>
-          <w:rFonts w:ascii="IBM Plex Mono" w:eastAsia="IBM Plex Mono" w:hAnsi="IBM Plex Mono" w:cs="IBM Plex Mono"/>
-          <w:color w:val="000000"/>
-          <w:sz w:val="18"/>
-        </w:rPr>
-        <w:br/>
-        <w:t xml:space="preserve">       - align-items: center</w:t>
-      </w:r>
-      <w:r>
-        <w:rPr>
-          <w:rStyle w:val="VerbatimChar"/>
-          <w:rFonts w:ascii="IBM Plex Mono" w:eastAsia="IBM Plex Mono" w:hAnsi="IBM Plex Mono" w:cs="IBM Plex Mono"/>
-          <w:color w:val="000000"/>
-          <w:sz w:val="18"/>
-        </w:rPr>
-        <w:br/>
-      </w:r>
-      <w:r>
-        <w:rPr>
-          <w:rStyle w:val="VerbatimChar"/>
-          <w:rFonts w:ascii="IBM Plex Mono" w:eastAsia="IBM Plex Mono" w:hAnsi="IBM Plex Mono" w:cs="IBM Plex Mono"/>
-          <w:color w:val="000000"/>
-          <w:sz w:val="18"/>
-        </w:rPr>
-        <w:lastRenderedPageBreak/>
-        <w:t xml:space="preserve">       - height: 150px</w:t>
-      </w:r>
-      <w:r>
-        <w:rPr>
-          <w:rStyle w:val="VerbatimChar"/>
-          <w:rFonts w:ascii="IBM Plex Mono" w:eastAsia="IBM Plex Mono" w:hAnsi="IBM Plex Mono" w:cs="IBM Plex Mono"/>
-          <w:color w:val="000000"/>
-          <w:sz w:val="18"/>
-        </w:rPr>
-        <w:br/>
-        <w:t xml:space="preserve">       - font-size: 2rem</w:t>
-      </w:r>
-      <w:r>
-        <w:rPr>
-          <w:rStyle w:val="VerbatimChar"/>
-          <w:rFonts w:ascii="IBM Plex Mono" w:eastAsia="IBM Plex Mono" w:hAnsi="IBM Plex Mono" w:cs="IBM Plex Mono"/>
-          <w:color w:val="000000"/>
-          <w:sz w:val="18"/>
-        </w:rPr>
-        <w:br/>
-        <w:t xml:space="preserve">       - border-radius: 8px</w:t>
-      </w:r>
-      <w:r>
-        <w:rPr>
-          <w:rStyle w:val="VerbatimChar"/>
-          <w:rFonts w:ascii="IBM Plex Mono" w:eastAsia="IBM Plex Mono" w:hAnsi="IBM Plex Mono" w:cs="IBM Plex Mono"/>
-          <w:color w:val="000000"/>
-          <w:sz w:val="18"/>
-        </w:rPr>
-        <w:br/>
-        <w:t xml:space="preserve">    */</w:t>
-      </w:r>
-      <w:r>
-        <w:rPr>
-          <w:rStyle w:val="VerbatimChar"/>
-          <w:rFonts w:ascii="IBM Plex Mono" w:eastAsia="IBM Plex Mono" w:hAnsi="IBM Plex Mono" w:cs="IBM Plex Mono"/>
-          <w:color w:val="000000"/>
-          <w:sz w:val="18"/>
-        </w:rPr>
-        <w:br/>
-        <w:t>}</w:t>
-      </w:r>
-      <w:r>
-        <w:rPr>
-          <w:rStyle w:val="VerbatimChar"/>
-          <w:rFonts w:ascii="IBM Plex Mono" w:eastAsia="IBM Plex Mono" w:hAnsi="IBM Plex Mono" w:cs="IBM Plex Mono"/>
-          <w:color w:val="000000"/>
-          <w:sz w:val="18"/>
-        </w:rPr>
-        <w:br/>
-      </w:r>
-      <w:r>
-        <w:rPr>
-          <w:rStyle w:val="VerbatimChar"/>
-          <w:rFonts w:ascii="IBM Plex Mono" w:eastAsia="IBM Plex Mono" w:hAnsi="IBM Plex Mono" w:cs="IBM Plex Mono"/>
-          <w:color w:val="000000"/>
-          <w:sz w:val="18"/>
-        </w:rPr>
-        <w:br/>
-        <w:t>/* Responsive: Tự động giảm cột khi màn hình nhỏ */</w:t>
-      </w:r>
-      <w:r>
-        <w:rPr>
-          <w:rStyle w:val="VerbatimChar"/>
-          <w:rFonts w:ascii="IBM Plex Mono" w:eastAsia="IBM Plex Mono" w:hAnsi="IBM Plex Mono" w:cs="IBM Plex Mono"/>
-          <w:color w:val="000000"/>
-          <w:sz w:val="18"/>
-        </w:rPr>
-        <w:br/>
-        <w:t>.gallery {</w:t>
-      </w:r>
-      <w:r>
-        <w:rPr>
-          <w:rStyle w:val="VerbatimChar"/>
-          <w:rFonts w:ascii="IBM Plex Mono" w:eastAsia="IBM Plex Mono" w:hAnsi="IBM Plex Mono" w:cs="IBM Plex Mono"/>
-          <w:color w:val="000000"/>
-          <w:sz w:val="18"/>
-        </w:rPr>
-        <w:br/>
-        <w:t xml:space="preserve">    /* TODO: Dùng auto-fit/auto-fill */</w:t>
-      </w:r>
-      <w:r>
-        <w:rPr>
-          <w:rStyle w:val="VerbatimChar"/>
-          <w:rFonts w:ascii="IBM Plex Mono" w:eastAsia="IBM Plex Mono" w:hAnsi="IBM Plex Mono" w:cs="IBM Plex Mono"/>
-          <w:color w:val="000000"/>
-          <w:sz w:val="18"/>
-        </w:rPr>
-        <w:br/>
-        <w:t xml:space="preserve">    grid-template-columns: repeat(auto-fit, minmax(200px, 1fr));</w:t>
-      </w:r>
-      <w:r>
-        <w:rPr>
-          <w:rStyle w:val="VerbatimChar"/>
-          <w:rFonts w:ascii="IBM Plex Mono" w:eastAsia="IBM Plex Mono" w:hAnsi="IBM Plex Mono" w:cs="IBM Plex Mono"/>
-          <w:color w:val="000000"/>
-          <w:sz w:val="18"/>
-        </w:rPr>
-        <w:br/>
-        <w:t>}</w:t>
-      </w:r>
-      <w:r>
-        <w:rPr>
-          <w:rStyle w:val="VerbatimChar"/>
-          <w:rFonts w:ascii="IBM Plex Mono" w:eastAsia="IBM Plex Mono" w:hAnsi="IBM Plex Mono" w:cs="IBM Plex Mono"/>
-          <w:color w:val="000000"/>
-          <w:sz w:val="18"/>
-        </w:rPr>
-        <w:br/>
-      </w:r>
-    </w:p>
-    <w:p>
-      <w:pPr>
-        <w:spacing w:before="315" w:after="105" w:line="360" w:lineRule="auto"/>
-        <w:ind w:left="-30"/>
-      </w:pPr>
-      <w:bookmarkStart w:id="33" w:name="giải_thích_kỹ_thuật"/>
-      <w:r>
-        <w:rPr>
-          <w:rFonts w:ascii="inter" w:eastAsia="inter" w:hAnsi="inter" w:cs="inter"/>
-          <w:b/>
-          <w:color w:val="000000"/>
-          <w:sz w:val="24"/>
-        </w:rPr>
-        <w:t>Giải thích kỹ thuật:</w:t>
-      </w:r>
-      <w:bookmarkEnd w:id="33"/>
-    </w:p>
-    <w:p>
-      <w:pPr>
-        <w:spacing w:after="210" w:line="360" w:lineRule="auto"/>
-      </w:pPr>
-      <w:r>
-        <w:rPr>
-          <w:rStyle w:val="VerbatimChar"/>
-          <w:rFonts w:ascii="inter" w:eastAsia="inter" w:hAnsi="inter" w:cs="inter"/>
-          <w:b/>
-          <w:color w:val="000000"/>
-          <w:shd w:val="clear" w:color="auto" w:fill="F8F8FA"/>
-        </w:rPr>
-        <w:t>repeat(auto-fit, minmax(200px, 1fr))</w:t>
-      </w:r>
-      <w:r>
-        <w:rPr>
-          <w:rFonts w:ascii="inter" w:eastAsia="inter" w:hAnsi="inter" w:cs="inter"/>
-          <w:color w:val="000000"/>
-        </w:rPr>
-        <w:t xml:space="preserve"> có nghĩa gì?</w:t>
-      </w:r>
-    </w:p>
-    <w:p>
-      <w:pPr>
-        <w:numPr>
-          <w:ilvl w:val="0"/>
-          <w:numId w:val="11"/>
-        </w:numPr>
-        <w:spacing w:before="105" w:after="105" w:line="360" w:lineRule="auto"/>
-      </w:pPr>
-      <w:r>
-        <w:rPr>
-          <w:rStyle w:val="VerbatimChar"/>
-          <w:rFonts w:ascii="IBM Plex Mono" w:eastAsia="IBM Plex Mono" w:hAnsi="IBM Plex Mono" w:cs="IBM Plex Mono"/>
-          <w:color w:val="000000"/>
-          <w:sz w:val="18"/>
-          <w:shd w:val="clear" w:color="auto" w:fill="F8F8FA"/>
-        </w:rPr>
-        <w:t>repeat()</w:t>
-      </w:r>
-      <w:r>
-        <w:rPr>
-          <w:rFonts w:ascii="inter" w:eastAsia="inter" w:hAnsi="inter" w:cs="inter"/>
-          <w:color w:val="000000"/>
-        </w:rPr>
-        <w:t xml:space="preserve">: </w:t>
-      </w:r>
-      <w:r>
-        <w:rPr>
-          <w:rFonts w:ascii="inter" w:eastAsia="inter" w:hAnsi="inter" w:cs="inter"/>
-          <w:color w:val="000000"/>
-        </w:rPr>
-        <w:t xml:space="preserve">lặp lại 1 hàng hay cột nhiều lần </w:t>
-      </w:r>
-    </w:p>
-    <w:p>
-      <w:pPr>
-        <w:numPr>
-          <w:ilvl w:val="0"/>
-          <w:numId w:val="11"/>
-        </w:numPr>
-        <w:spacing w:before="105" w:after="105" w:line="360" w:lineRule="auto"/>
-      </w:pPr>
-      <w:r>
-        <w:rPr>
-          <w:rStyle w:val="VerbatimChar"/>
-          <w:rFonts w:ascii="IBM Plex Mono" w:eastAsia="IBM Plex Mono" w:hAnsi="IBM Plex Mono" w:cs="IBM Plex Mono"/>
-          <w:color w:val="000000"/>
-          <w:sz w:val="18"/>
-          <w:shd w:val="clear" w:color="auto" w:fill="F8F8FA"/>
-        </w:rPr>
-        <w:t>auto-fit</w:t>
-      </w:r>
-      <w:r>
-        <w:rPr>
-          <w:rFonts w:ascii="inter" w:eastAsia="inter" w:hAnsi="inter" w:cs="inter"/>
-          <w:color w:val="000000"/>
-        </w:rPr>
-        <w:t xml:space="preserve">: </w:t>
-      </w:r>
-      <w:r>
-        <w:rPr>
-          <w:rFonts w:ascii="inter" w:eastAsia="inter" w:hAnsi="inter" w:cs="inter"/>
-          <w:color w:val="000000"/>
-        </w:rPr>
-        <w:t>tự động tính số cột tối đa có thể hiển thị trong một hàng</w:t>
-      </w:r>
-    </w:p>
-    <w:p>
-      <w:pPr>
-        <w:numPr>
-          <w:ilvl w:val="0"/>
-          <w:numId w:val="11"/>
-        </w:numPr>
-        <w:spacing w:before="105" w:after="105" w:line="360" w:lineRule="auto"/>
-      </w:pPr>
-      <w:r>
-        <w:rPr>
-          <w:rStyle w:val="VerbatimChar"/>
-          <w:rFonts w:ascii="IBM Plex Mono" w:eastAsia="IBM Plex Mono" w:hAnsi="IBM Plex Mono" w:cs="IBM Plex Mono"/>
-          <w:color w:val="000000"/>
-          <w:sz w:val="18"/>
-          <w:shd w:val="clear" w:color="auto" w:fill="F8F8FA"/>
-        </w:rPr>
-        <w:t>minmax(200px, 1fr)</w:t>
-      </w:r>
-      <w:r>
-        <w:rPr>
-          <w:rFonts w:ascii="inter" w:eastAsia="inter" w:hAnsi="inter" w:cs="inter"/>
-          <w:color w:val="000000"/>
-        </w:rPr>
-        <w:t>:</w:t>
-      </w:r>
-      <w:r>
-        <w:rPr>
-          <w:rFonts w:ascii="inter" w:eastAsia="inter" w:hAnsi="inter" w:cs="inter"/>
-          <w:color w:val="000000"/>
-        </w:rPr>
-        <w:t xml:space="preserve"> </w:t>
-      </w:r>
-      <w:r>
-        <w:t>M</w:t>
-      </w:r>
-      <w:r>
-        <w:rPr>
-          <w:rFonts w:ascii="Cambria" w:hAnsi="Cambria"/>
-        </w:rPr>
-        <w:t>ỗi cột có kích thước tối thiểu 200px và tối đa có thể giãn ra chiếm 1 phần (1fr) không gian còn lại</w:t>
-      </w:r>
-    </w:p>
-    <w:p>
-      <w:pPr>
-        <w:spacing w:before="315" w:after="105" w:line="360" w:lineRule="auto"/>
-        <w:ind w:left="-30"/>
-      </w:pPr>
-      <w:bookmarkStart w:id="34" w:name="kết_quả_mong_đợi_4"/>
-      <w:r>
-        <w:rPr>
-          <w:rFonts w:ascii="inter" w:eastAsia="inter" w:hAnsi="inter" w:cs="inter"/>
-          <w:b/>
-          <w:color w:val="000000"/>
-          <w:sz w:val="24"/>
-        </w:rPr>
-        <w:t>Kết quả mong đợi:</w:t>
-      </w:r>
-      <w:bookmarkEnd w:id="34"/>
-    </w:p>
-    <w:p>
-      <w:pPr>
-        <w:numPr>
-          <w:ilvl w:val="0"/>
-          <w:numId w:val="12"/>
-        </w:numPr>
-        <w:spacing w:before="105" w:after="105" w:line="360" w:lineRule="auto"/>
-      </w:pPr>
-      <w:r>
-        <w:rPr>
-          <w:rFonts w:ascii="inter" w:eastAsia="inter" w:hAnsi="inter" w:cs="inter"/>
-          <w:color w:val="000000"/>
-        </w:rPr>
-        <w:t>Desktop: 3 cột, 2 hàng (6 ô)</w:t>
-      </w:r>
-    </w:p>
-    <w:p>
-      <w:pPr>
-        <w:numPr>
-          <w:ilvl w:val="0"/>
-          <w:numId w:val="12"/>
-        </w:numPr>
-        <w:spacing w:before="105" w:after="105" w:line="360" w:lineRule="auto"/>
-      </w:pPr>
-      <w:r>
-        <w:rPr>
-          <w:rFonts w:ascii="inter" w:eastAsia="inter" w:hAnsi="inter" w:cs="inter"/>
-          <w:color w:val="000000"/>
-        </w:rPr>
-        <w:t>Tablet: 2 cột, 3 hàng</w:t>
-      </w:r>
-    </w:p>
-    <w:p>
-      <w:pPr>
-        <w:numPr>
-          <w:ilvl w:val="0"/>
-          <w:numId w:val="12"/>
-        </w:numPr>
-        <w:spacing w:before="105" w:after="105" w:line="360" w:lineRule="auto"/>
-      </w:pPr>
-      <w:r>
-        <w:rPr>
-          <w:rFonts w:ascii="inter" w:eastAsia="inter" w:hAnsi="inter" w:cs="inter"/>
-          <w:color w:val="000000"/>
-        </w:rPr>
-        <w:t>Mobile: 1 cột, 6 hàng</w:t>
-      </w:r>
-    </w:p>
-    <w:p>
-      <w:pPr>
-        <w:spacing w:after="210" w:line="360" w:lineRule="auto"/>
-      </w:pPr>
-      <w:r>
-        <w:rPr>
-          <w:rFonts w:ascii="inter" w:eastAsia="inter" w:hAnsi="inter" w:cs="inter"/>
-          <w:b/>
-          <w:color w:val="000000"/>
-        </w:rPr>
-        <w:t>Ảnh kết quả (Dán ảnh vào đây):</w:t>
-      </w:r>
-    </w:p>
-    <w:p>
-      <w:pPr>
-        <w:spacing w:after="210" w:line="360" w:lineRule="auto"/>
-        <w:rPr>
-          <w:rFonts w:ascii="inter" w:eastAsia="inter" w:hAnsi="inter" w:cs="inter"/>
-          <w:i/>
-          <w:color w:val="000000"/>
-        </w:rPr>
-      </w:pPr>
-      <w:r>
-        <w:rPr>
-          <w:rFonts w:ascii="inter" w:eastAsia="inter" w:hAnsi="inter" w:cs="inter"/>
-          <w:i/>
-          <w:color w:val="000000"/>
-        </w:rPr>
-        <w:t>(Dán ảnh 1: Desktop - 3 cột)</w:t>
-      </w:r>
-      <w:r>
-        <w:rPr>
-          <w:rFonts w:ascii="inter" w:eastAsia="inter" w:hAnsi="inter" w:cs="inter"/>
-          <w:color w:val="000000"/>
-        </w:rPr>
-        <w:br/>
-      </w:r>
-      <w:r>
-        <w:rPr>
-          <w:rFonts w:ascii="inter" w:eastAsia="inter" w:hAnsi="inter" w:cs="inter"/>
-          <w:i/>
-          <w:color w:val="000000"/>
-        </w:rPr>
-        <w:t>(Dán ảnh 2: Mobile - 1 cột)</w:t>
-      </w:r>
-    </w:p>
-    <w:p>
-      <w:pPr>
-        <w:spacing w:after="210" w:line="360" w:lineRule="auto"/>
-      </w:pPr>
-      <w:r>
-        <w:rPr>
-          <w:noProof/>
-        </w:rPr>
-        <w:lastRenderedPageBreak/>
-        <w:drawing>
-          <wp:inline distT="0" distB="0" distL="0" distR="0" wp14:anchorId="74168B29" wp14:editId="5C659C4D">
-            <wp:extent cx="6038850" cy="3397250"/>
-            <wp:effectExtent l="0" t="0" r="0" b="0"/>
-            <wp:docPr id="7" name="Picture 7"/>
             <wp:cNvGraphicFramePr>
               <a:graphicFrameLocks xmlns:a="http://schemas.openxmlformats.org/drawingml/2006/main" noChangeAspect="1"/>
             </wp:cNvGraphicFramePr>
@@ -7350,15 +8016,20 @@
       <w:pPr>
         <w:spacing w:after="210" w:line="360" w:lineRule="auto"/>
       </w:pPr>
+    </w:p>
+    <w:p>
+      <w:pPr>
+        <w:spacing w:after="210" w:line="360" w:lineRule="auto"/>
+      </w:pPr>
       <w:r>
         <w:rPr>
           <w:noProof/>
         </w:rPr>
         <w:drawing>
-          <wp:inline distT="0" distB="0" distL="0" distR="0" wp14:anchorId="0FC399A2" wp14:editId="71251339">
+          <wp:inline distT="0" distB="0" distL="0" distR="0" wp14:anchorId="314CF904" wp14:editId="5AB3DE2B">
             <wp:extent cx="6038850" cy="3397250"/>
             <wp:effectExtent l="0" t="0" r="0" b="0"/>
-            <wp:docPr id="9" name="Picture 9"/>
+            <wp:docPr id="11" name="Picture 11"/>
             <wp:cNvGraphicFramePr>
               <a:graphicFrameLocks xmlns:a="http://schemas.openxmlformats.org/drawingml/2006/main" noChangeAspect="1"/>
             </wp:cNvGraphicFramePr>
@@ -7393,6 +8064,1192 @@
     </w:p>
     <w:p>
       <w:pPr>
+        <w:spacing w:after="210" w:line="360" w:lineRule="auto"/>
+      </w:pPr>
+    </w:p>
+    <w:p>
+      <w:pPr>
+        <w:spacing w:before="210" w:after="0" w:line="360" w:lineRule="auto"/>
+      </w:pPr>
+      <w:r>
+        <w:rPr>
+          <w:noProof/>
+        </w:rPr>
+      </w:r>
+      <w:r>
+        <w:rPr>
+          <w:noProof/>
+        </w:rPr>
+        <w:pict w14:anchorId="77C0B5B2">
+          <v:rect id="_x0000_s1032" alt="" style="width:475.5pt;height:.05pt;mso-width-percent:0;mso-height-percent:0;mso-left-percent:-10001;mso-top-percent:-10001;mso-position-horizontal:absolute;mso-position-horizontal-relative:char;mso-position-vertical:absolute;mso-position-vertical-relative:line;mso-width-percent:0;mso-height-percent:0;mso-left-percent:-10001;mso-top-percent:-10001" o:hralign="center" o:hrstd="t" strokeweight="1pt">
+            <v:stroke opacity="0"/>
+          </v:rect>
+        </w:pict>
+      </w:r>
+    </w:p>
+    <w:p>
+      <w:pPr>
+        <w:spacing w:before="315" w:after="105" w:line="360" w:lineRule="auto"/>
+        <w:ind w:left="-30"/>
+      </w:pPr>
+      <w:bookmarkStart w:id="29" w:name="bm_3_bài_tập_thực_hành_3b_20_phút_3b0fde"/>
+      <w:r>
+        <w:rPr>
+          <w:rFonts w:ascii="inter" w:eastAsia="inter" w:hAnsi="inter" w:cs="inter"/>
+          <w:b/>
+          <w:color w:val="000000"/>
+          <w:sz w:val="24"/>
+        </w:rPr>
+        <w:lastRenderedPageBreak/>
+        <w:t>3. Bài tập thực hành 3B (20 phút): CSS Grid - Gallery Layout</w:t>
+      </w:r>
+      <w:bookmarkEnd w:id="29"/>
+    </w:p>
+    <w:p>
+      <w:pPr>
+        <w:spacing w:before="315" w:after="105" w:line="360" w:lineRule="auto"/>
+        <w:ind w:left="-30"/>
+      </w:pPr>
+      <w:bookmarkStart w:id="30" w:name="mục_tiêu_4"/>
+      <w:r>
+        <w:rPr>
+          <w:rFonts w:ascii="inter" w:eastAsia="inter" w:hAnsi="inter" w:cs="inter"/>
+          <w:b/>
+          <w:color w:val="000000"/>
+          <w:sz w:val="24"/>
+        </w:rPr>
+        <w:t>Mục tiêu:</w:t>
+      </w:r>
+      <w:bookmarkEnd w:id="30"/>
+    </w:p>
+    <w:p>
+      <w:pPr>
+        <w:numPr>
+          <w:ilvl w:val="0"/>
+          <w:numId w:val="10"/>
+        </w:numPr>
+        <w:spacing w:before="105" w:after="105" w:line="360" w:lineRule="auto"/>
+      </w:pPr>
+      <w:r>
+        <w:rPr>
+          <w:rFonts w:ascii="inter" w:eastAsia="inter" w:hAnsi="inter" w:cs="inter"/>
+          <w:color w:val="000000"/>
+        </w:rPr>
+        <w:t>Tạo lưới 2 hàng x 3 cột bằng CSS Grid</w:t>
+      </w:r>
+    </w:p>
+    <w:p>
+      <w:pPr>
+        <w:numPr>
+          <w:ilvl w:val="0"/>
+          <w:numId w:val="10"/>
+        </w:numPr>
+        <w:spacing w:before="105" w:after="105" w:line="360" w:lineRule="auto"/>
+      </w:pPr>
+      <w:r>
+        <w:rPr>
+          <w:rFonts w:ascii="inter" w:eastAsia="inter" w:hAnsi="inter" w:cs="inter"/>
+          <w:color w:val="000000"/>
+        </w:rPr>
+        <w:t>Responsive: tự động giảm số cột khi màn hình nhỏ</w:t>
+      </w:r>
+    </w:p>
+    <w:p>
+      <w:pPr>
+        <w:spacing w:before="315" w:after="105" w:line="360" w:lineRule="auto"/>
+        <w:ind w:left="-30"/>
+      </w:pPr>
+      <w:bookmarkStart w:id="31" w:name="thêm_html_sau_vào_cuối_main"/>
+      <w:r>
+        <w:rPr>
+          <w:rFonts w:ascii="inter" w:eastAsia="inter" w:hAnsi="inter" w:cs="inter"/>
+          <w:b/>
+          <w:color w:val="000000"/>
+          <w:sz w:val="24"/>
+        </w:rPr>
+        <w:t xml:space="preserve">Thêm HTML sau vào cuối </w:t>
+      </w:r>
+      <w:r>
+        <w:rPr>
+          <w:rStyle w:val="VerbatimChar"/>
+          <w:rFonts w:ascii="inter" w:eastAsia="inter" w:hAnsi="inter" w:cs="inter"/>
+          <w:b/>
+          <w:color w:val="000000"/>
+          <w:sz w:val="24"/>
+          <w:shd w:val="clear" w:color="auto" w:fill="F8F8FA"/>
+        </w:rPr>
+        <w:t>&lt;main&gt;:</w:t>
+      </w:r>
+      <w:bookmarkEnd w:id="31"/>
+    </w:p>
+    <w:p>
+      <w:pPr>
+        <w:shd w:val="clear" w:color="auto" w:fill="F8F8FA"/>
+        <w:spacing w:line="336" w:lineRule="auto"/>
+      </w:pPr>
+      <w:r>
+        <w:rPr>
+          <w:rStyle w:val="VerbatimChar"/>
+          <w:rFonts w:ascii="IBM Plex Mono" w:eastAsia="IBM Plex Mono" w:hAnsi="IBM Plex Mono" w:cs="IBM Plex Mono"/>
+          <w:color w:val="000000"/>
+          <w:sz w:val="18"/>
+        </w:rPr>
+        <w:t>&lt;section class="gallery"&gt;</w:t>
+      </w:r>
+      <w:r>
+        <w:rPr>
+          <w:rStyle w:val="VerbatimChar"/>
+          <w:rFonts w:ascii="IBM Plex Mono" w:eastAsia="IBM Plex Mono" w:hAnsi="IBM Plex Mono" w:cs="IBM Plex Mono"/>
+          <w:color w:val="000000"/>
+          <w:sz w:val="18"/>
+        </w:rPr>
+        <w:br/>
+        <w:t xml:space="preserve">    &lt;div class="item"&gt;1&lt;/div&gt;</w:t>
+      </w:r>
+      <w:r>
+        <w:rPr>
+          <w:rStyle w:val="VerbatimChar"/>
+          <w:rFonts w:ascii="IBM Plex Mono" w:eastAsia="IBM Plex Mono" w:hAnsi="IBM Plex Mono" w:cs="IBM Plex Mono"/>
+          <w:color w:val="000000"/>
+          <w:sz w:val="18"/>
+        </w:rPr>
+        <w:br/>
+        <w:t xml:space="preserve">    &lt;div class="item"&gt;2&lt;/div&gt;</w:t>
+      </w:r>
+      <w:r>
+        <w:rPr>
+          <w:rStyle w:val="VerbatimChar"/>
+          <w:rFonts w:ascii="IBM Plex Mono" w:eastAsia="IBM Plex Mono" w:hAnsi="IBM Plex Mono" w:cs="IBM Plex Mono"/>
+          <w:color w:val="000000"/>
+          <w:sz w:val="18"/>
+        </w:rPr>
+        <w:br/>
+        <w:t xml:space="preserve">    &lt;div class="item"&gt;3&lt;/div&gt;</w:t>
+      </w:r>
+      <w:r>
+        <w:rPr>
+          <w:rStyle w:val="VerbatimChar"/>
+          <w:rFonts w:ascii="IBM Plex Mono" w:eastAsia="IBM Plex Mono" w:hAnsi="IBM Plex Mono" w:cs="IBM Plex Mono"/>
+          <w:color w:val="000000"/>
+          <w:sz w:val="18"/>
+        </w:rPr>
+        <w:br/>
+        <w:t xml:space="preserve">    &lt;div class="item"&gt;4&lt;/div&gt;</w:t>
+      </w:r>
+      <w:r>
+        <w:rPr>
+          <w:rStyle w:val="VerbatimChar"/>
+          <w:rFonts w:ascii="IBM Plex Mono" w:eastAsia="IBM Plex Mono" w:hAnsi="IBM Plex Mono" w:cs="IBM Plex Mono"/>
+          <w:color w:val="000000"/>
+          <w:sz w:val="18"/>
+        </w:rPr>
+        <w:br/>
+        <w:t xml:space="preserve">    &lt;div class="item"&gt;5&lt;/div&gt;</w:t>
+      </w:r>
+      <w:r>
+        <w:rPr>
+          <w:rStyle w:val="VerbatimChar"/>
+          <w:rFonts w:ascii="IBM Plex Mono" w:eastAsia="IBM Plex Mono" w:hAnsi="IBM Plex Mono" w:cs="IBM Plex Mono"/>
+          <w:color w:val="000000"/>
+          <w:sz w:val="18"/>
+        </w:rPr>
+        <w:br/>
+        <w:t xml:space="preserve">    &lt;div class="item"&gt;6&lt;/div&gt;</w:t>
+      </w:r>
+      <w:r>
+        <w:rPr>
+          <w:rStyle w:val="VerbatimChar"/>
+          <w:rFonts w:ascii="IBM Plex Mono" w:eastAsia="IBM Plex Mono" w:hAnsi="IBM Plex Mono" w:cs="IBM Plex Mono"/>
+          <w:color w:val="000000"/>
+          <w:sz w:val="18"/>
+        </w:rPr>
+        <w:br/>
+        <w:t>&lt;/section&gt;</w:t>
+      </w:r>
+      <w:r>
+        <w:rPr>
+          <w:rStyle w:val="VerbatimChar"/>
+          <w:rFonts w:ascii="IBM Plex Mono" w:eastAsia="IBM Plex Mono" w:hAnsi="IBM Plex Mono" w:cs="IBM Plex Mono"/>
+          <w:color w:val="000000"/>
+          <w:sz w:val="18"/>
+        </w:rPr>
+        <w:br/>
+      </w:r>
+    </w:p>
+    <w:p>
+      <w:pPr>
+        <w:spacing w:before="315" w:after="105" w:line="360" w:lineRule="auto"/>
+        <w:ind w:left="-30"/>
+      </w:pPr>
+      <w:bookmarkStart w:id="32" w:name="yêu_cầu_css_2"/>
+      <w:r>
+        <w:rPr>
+          <w:rFonts w:ascii="inter" w:eastAsia="inter" w:hAnsi="inter" w:cs="inter"/>
+          <w:b/>
+          <w:color w:val="000000"/>
+          <w:sz w:val="24"/>
+        </w:rPr>
+        <w:t>Yêu cầu CSS:</w:t>
+      </w:r>
+      <w:bookmarkEnd w:id="32"/>
+    </w:p>
+    <w:p>
+      <w:pPr>
+        <w:shd w:val="clear" w:color="auto" w:fill="F8F8FA"/>
+        <w:spacing w:line="336" w:lineRule="auto"/>
+        <w:rPr>
+          <w:rStyle w:val="VerbatimChar"/>
+          <w:rFonts w:ascii="IBM Plex Mono" w:eastAsia="IBM Plex Mono" w:hAnsi="IBM Plex Mono" w:cs="IBM Plex Mono"/>
+          <w:color w:val="000000"/>
+          <w:sz w:val="18"/>
+        </w:rPr>
+      </w:pPr>
+      <w:r>
+        <w:rPr>
+          <w:rStyle w:val="VerbatimChar"/>
+          <w:rFonts w:ascii="IBM Plex Mono" w:eastAsia="IBM Plex Mono" w:hAnsi="IBM Plex Mono" w:cs="IBM Plex Mono"/>
+          <w:color w:val="000000"/>
+          <w:sz w:val="18"/>
+        </w:rPr>
+        <w:t>.gallery {</w:t>
+      </w:r>
+      <w:r>
+        <w:rPr>
+          <w:rStyle w:val="VerbatimChar"/>
+          <w:rFonts w:ascii="IBM Plex Mono" w:eastAsia="IBM Plex Mono" w:hAnsi="IBM Plex Mono" w:cs="IBM Plex Mono"/>
+          <w:color w:val="000000"/>
+          <w:sz w:val="18"/>
+        </w:rPr>
+        <w:br/>
+        <w:t xml:space="preserve">    /* TODO:</w:t>
+      </w:r>
+      <w:r>
+        <w:rPr>
+          <w:rStyle w:val="VerbatimChar"/>
+          <w:rFonts w:ascii="IBM Plex Mono" w:eastAsia="IBM Plex Mono" w:hAnsi="IBM Plex Mono" w:cs="IBM Plex Mono"/>
+          <w:color w:val="000000"/>
+          <w:sz w:val="18"/>
+        </w:rPr>
+        <w:br/>
+        <w:t xml:space="preserve">       - display: grid</w:t>
+      </w:r>
+      <w:r>
+        <w:rPr>
+          <w:rStyle w:val="VerbatimChar"/>
+          <w:rFonts w:ascii="IBM Plex Mono" w:eastAsia="IBM Plex Mono" w:hAnsi="IBM Plex Mono" w:cs="IBM Plex Mono"/>
+          <w:color w:val="000000"/>
+          <w:sz w:val="18"/>
+        </w:rPr>
+        <w:br/>
+        <w:t xml:space="preserve">       - grid-template-columns: repeat(3, 1fr)  ← 3 cột bằng nhau</w:t>
+      </w:r>
+      <w:r>
+        <w:rPr>
+          <w:rStyle w:val="VerbatimChar"/>
+          <w:rFonts w:ascii="IBM Plex Mono" w:eastAsia="IBM Plex Mono" w:hAnsi="IBM Plex Mono" w:cs="IBM Plex Mono"/>
+          <w:color w:val="000000"/>
+          <w:sz w:val="18"/>
+        </w:rPr>
+        <w:br/>
+        <w:t xml:space="preserve">       - gap: 16px</w:t>
+      </w:r>
+      <w:r>
+        <w:rPr>
+          <w:rStyle w:val="VerbatimChar"/>
+          <w:rFonts w:ascii="IBM Plex Mono" w:eastAsia="IBM Plex Mono" w:hAnsi="IBM Plex Mono" w:cs="IBM Plex Mono"/>
+          <w:color w:val="000000"/>
+          <w:sz w:val="18"/>
+        </w:rPr>
+        <w:br/>
+        <w:t xml:space="preserve">       - max-width: 1200px</w:t>
+      </w:r>
+      <w:r>
+        <w:rPr>
+          <w:rStyle w:val="VerbatimChar"/>
+          <w:rFonts w:ascii="IBM Plex Mono" w:eastAsia="IBM Plex Mono" w:hAnsi="IBM Plex Mono" w:cs="IBM Plex Mono"/>
+          <w:color w:val="000000"/>
+          <w:sz w:val="18"/>
+        </w:rPr>
+        <w:br/>
+        <w:t xml:space="preserve">       - margin: 40px auto</w:t>
+      </w:r>
+      <w:r>
+        <w:rPr>
+          <w:rStyle w:val="VerbatimChar"/>
+          <w:rFonts w:ascii="IBM Plex Mono" w:eastAsia="IBM Plex Mono" w:hAnsi="IBM Plex Mono" w:cs="IBM Plex Mono"/>
+          <w:color w:val="000000"/>
+          <w:sz w:val="18"/>
+        </w:rPr>
+        <w:br/>
+        <w:t xml:space="preserve">    */</w:t>
+      </w:r>
+    </w:p>
+    <w:p>
+      <w:pPr>
+        <w:shd w:val="clear" w:color="auto" w:fill="F8F8FA"/>
+        <w:spacing w:line="336" w:lineRule="auto"/>
+        <w:ind w:firstLine="720"/>
+        <w:rPr>
+          <w:rStyle w:val="VerbatimChar"/>
+          <w:rFonts w:ascii="IBM Plex Mono" w:eastAsia="IBM Plex Mono" w:hAnsi="IBM Plex Mono" w:cs="IBM Plex Mono"/>
+          <w:color w:val="000000"/>
+          <w:sz w:val="18"/>
+        </w:rPr>
+      </w:pPr>
+      <w:r>
+        <w:rPr>
+          <w:rStyle w:val="VerbatimChar"/>
+          <w:rFonts w:ascii="IBM Plex Mono" w:eastAsia="IBM Plex Mono" w:hAnsi="IBM Plex Mono" w:cs="IBM Plex Mono"/>
+          <w:color w:val="000000"/>
+          <w:sz w:val="18"/>
+        </w:rPr>
+        <w:t>display: grid;</w:t>
+      </w:r>
+    </w:p>
+    <w:p>
+      <w:pPr>
+        <w:shd w:val="clear" w:color="auto" w:fill="F8F8FA"/>
+        <w:spacing w:line="336" w:lineRule="auto"/>
+        <w:ind w:firstLine="720"/>
+        <w:rPr>
+          <w:rStyle w:val="VerbatimChar"/>
+          <w:rFonts w:ascii="IBM Plex Mono" w:eastAsia="IBM Plex Mono" w:hAnsi="IBM Plex Mono" w:cs="IBM Plex Mono"/>
+          <w:color w:val="000000"/>
+          <w:sz w:val="18"/>
+        </w:rPr>
+      </w:pPr>
+      <w:r>
+        <w:rPr>
+          <w:rStyle w:val="VerbatimChar"/>
+          <w:rFonts w:ascii="IBM Plex Mono" w:eastAsia="IBM Plex Mono" w:hAnsi="IBM Plex Mono" w:cs="IBM Plex Mono"/>
+          <w:color w:val="000000"/>
+          <w:sz w:val="18"/>
+        </w:rPr>
+        <w:t xml:space="preserve">    grid-template-columns: repeat(3, 1fr);</w:t>
+      </w:r>
+    </w:p>
+    <w:p>
+      <w:pPr>
+        <w:shd w:val="clear" w:color="auto" w:fill="F8F8FA"/>
+        <w:spacing w:line="336" w:lineRule="auto"/>
+        <w:ind w:firstLine="720"/>
+        <w:rPr>
+          <w:rStyle w:val="VerbatimChar"/>
+          <w:rFonts w:ascii="IBM Plex Mono" w:eastAsia="IBM Plex Mono" w:hAnsi="IBM Plex Mono" w:cs="IBM Plex Mono"/>
+          <w:color w:val="000000"/>
+          <w:sz w:val="18"/>
+        </w:rPr>
+      </w:pPr>
+      <w:r>
+        <w:rPr>
+          <w:rStyle w:val="VerbatimChar"/>
+          <w:rFonts w:ascii="IBM Plex Mono" w:eastAsia="IBM Plex Mono" w:hAnsi="IBM Plex Mono" w:cs="IBM Plex Mono"/>
+          <w:color w:val="000000"/>
+          <w:sz w:val="18"/>
+        </w:rPr>
+        <w:t xml:space="preserve">    gap: 16px;</w:t>
+      </w:r>
+    </w:p>
+    <w:p>
+      <w:pPr>
+        <w:shd w:val="clear" w:color="auto" w:fill="F8F8FA"/>
+        <w:spacing w:line="336" w:lineRule="auto"/>
+        <w:ind w:firstLine="720"/>
+        <w:rPr>
+          <w:rStyle w:val="VerbatimChar"/>
+          <w:rFonts w:ascii="IBM Plex Mono" w:eastAsia="IBM Plex Mono" w:hAnsi="IBM Plex Mono" w:cs="IBM Plex Mono"/>
+          <w:color w:val="000000"/>
+          <w:sz w:val="18"/>
+        </w:rPr>
+      </w:pPr>
+      <w:r>
+        <w:rPr>
+          <w:rStyle w:val="VerbatimChar"/>
+          <w:rFonts w:ascii="IBM Plex Mono" w:eastAsia="IBM Plex Mono" w:hAnsi="IBM Plex Mono" w:cs="IBM Plex Mono"/>
+          <w:color w:val="000000"/>
+          <w:sz w:val="18"/>
+        </w:rPr>
+        <w:t xml:space="preserve">    max-width: 1200px;</w:t>
+      </w:r>
+    </w:p>
+    <w:p>
+      <w:pPr>
+        <w:shd w:val="clear" w:color="auto" w:fill="F8F8FA"/>
+        <w:spacing w:line="336" w:lineRule="auto"/>
+        <w:ind w:firstLine="720"/>
+        <w:rPr>
+          <w:rStyle w:val="VerbatimChar"/>
+          <w:rFonts w:ascii="IBM Plex Mono" w:eastAsia="IBM Plex Mono" w:hAnsi="IBM Plex Mono" w:cs="IBM Plex Mono"/>
+          <w:color w:val="000000"/>
+          <w:sz w:val="18"/>
+        </w:rPr>
+      </w:pPr>
+      <w:r>
+        <w:rPr>
+          <w:rStyle w:val="VerbatimChar"/>
+          <w:rFonts w:ascii="IBM Plex Mono" w:eastAsia="IBM Plex Mono" w:hAnsi="IBM Plex Mono" w:cs="IBM Plex Mono"/>
+          <w:color w:val="000000"/>
+          <w:sz w:val="18"/>
+        </w:rPr>
+        <w:t xml:space="preserve">    margin: 40px auto;</w:t>
+      </w:r>
+      <w:r>
+        <w:rPr>
+          <w:rStyle w:val="VerbatimChar"/>
+          <w:rFonts w:ascii="IBM Plex Mono" w:eastAsia="IBM Plex Mono" w:hAnsi="IBM Plex Mono" w:cs="IBM Plex Mono"/>
+          <w:color w:val="000000"/>
+          <w:sz w:val="18"/>
+        </w:rPr>
+        <w:br/>
+        <w:t>}</w:t>
+      </w:r>
+      <w:r>
+        <w:rPr>
+          <w:rStyle w:val="VerbatimChar"/>
+          <w:rFonts w:ascii="IBM Plex Mono" w:eastAsia="IBM Plex Mono" w:hAnsi="IBM Plex Mono" w:cs="IBM Plex Mono"/>
+          <w:color w:val="000000"/>
+          <w:sz w:val="18"/>
+        </w:rPr>
+        <w:br/>
+      </w:r>
+      <w:r>
+        <w:rPr>
+          <w:rStyle w:val="VerbatimChar"/>
+          <w:rFonts w:ascii="IBM Plex Mono" w:eastAsia="IBM Plex Mono" w:hAnsi="IBM Plex Mono" w:cs="IBM Plex Mono"/>
+          <w:color w:val="000000"/>
+          <w:sz w:val="18"/>
+        </w:rPr>
+        <w:br/>
+        <w:t>.item {</w:t>
+      </w:r>
+      <w:r>
+        <w:rPr>
+          <w:rStyle w:val="VerbatimChar"/>
+          <w:rFonts w:ascii="IBM Plex Mono" w:eastAsia="IBM Plex Mono" w:hAnsi="IBM Plex Mono" w:cs="IBM Plex Mono"/>
+          <w:color w:val="000000"/>
+          <w:sz w:val="18"/>
+        </w:rPr>
+        <w:br/>
+        <w:t xml:space="preserve">    /* TODO:</w:t>
+      </w:r>
+      <w:r>
+        <w:rPr>
+          <w:rStyle w:val="VerbatimChar"/>
+          <w:rFonts w:ascii="IBM Plex Mono" w:eastAsia="IBM Plex Mono" w:hAnsi="IBM Plex Mono" w:cs="IBM Plex Mono"/>
+          <w:color w:val="000000"/>
+          <w:sz w:val="18"/>
+        </w:rPr>
+        <w:br/>
+      </w:r>
+      <w:r>
+        <w:rPr>
+          <w:rStyle w:val="VerbatimChar"/>
+          <w:rFonts w:ascii="IBM Plex Mono" w:eastAsia="IBM Plex Mono" w:hAnsi="IBM Plex Mono" w:cs="IBM Plex Mono"/>
+          <w:color w:val="000000"/>
+          <w:sz w:val="18"/>
+        </w:rPr>
+        <w:lastRenderedPageBreak/>
+        <w:t xml:space="preserve">       - background: linear-gradient(135deg, #667eea 0%, #764ba2 100%)</w:t>
+      </w:r>
+      <w:r>
+        <w:rPr>
+          <w:rStyle w:val="VerbatimChar"/>
+          <w:rFonts w:ascii="IBM Plex Mono" w:eastAsia="IBM Plex Mono" w:hAnsi="IBM Plex Mono" w:cs="IBM Plex Mono"/>
+          <w:color w:val="000000"/>
+          <w:sz w:val="18"/>
+        </w:rPr>
+        <w:br/>
+        <w:t xml:space="preserve">       - color: white</w:t>
+      </w:r>
+      <w:r>
+        <w:rPr>
+          <w:rStyle w:val="VerbatimChar"/>
+          <w:rFonts w:ascii="IBM Plex Mono" w:eastAsia="IBM Plex Mono" w:hAnsi="IBM Plex Mono" w:cs="IBM Plex Mono"/>
+          <w:color w:val="000000"/>
+          <w:sz w:val="18"/>
+        </w:rPr>
+        <w:br/>
+        <w:t xml:space="preserve">       - display: flex</w:t>
+      </w:r>
+      <w:r>
+        <w:rPr>
+          <w:rStyle w:val="VerbatimChar"/>
+          <w:rFonts w:ascii="IBM Plex Mono" w:eastAsia="IBM Plex Mono" w:hAnsi="IBM Plex Mono" w:cs="IBM Plex Mono"/>
+          <w:color w:val="000000"/>
+          <w:sz w:val="18"/>
+        </w:rPr>
+        <w:br/>
+        <w:t xml:space="preserve">       - justify-content: center</w:t>
+      </w:r>
+      <w:r>
+        <w:rPr>
+          <w:rStyle w:val="VerbatimChar"/>
+          <w:rFonts w:ascii="IBM Plex Mono" w:eastAsia="IBM Plex Mono" w:hAnsi="IBM Plex Mono" w:cs="IBM Plex Mono"/>
+          <w:color w:val="000000"/>
+          <w:sz w:val="18"/>
+        </w:rPr>
+        <w:br/>
+        <w:t xml:space="preserve">       - align-items: center</w:t>
+      </w:r>
+      <w:r>
+        <w:rPr>
+          <w:rStyle w:val="VerbatimChar"/>
+          <w:rFonts w:ascii="IBM Plex Mono" w:eastAsia="IBM Plex Mono" w:hAnsi="IBM Plex Mono" w:cs="IBM Plex Mono"/>
+          <w:color w:val="000000"/>
+          <w:sz w:val="18"/>
+        </w:rPr>
+        <w:br/>
+        <w:t xml:space="preserve">       - height: 150px</w:t>
+      </w:r>
+      <w:r>
+        <w:rPr>
+          <w:rStyle w:val="VerbatimChar"/>
+          <w:rFonts w:ascii="IBM Plex Mono" w:eastAsia="IBM Plex Mono" w:hAnsi="IBM Plex Mono" w:cs="IBM Plex Mono"/>
+          <w:color w:val="000000"/>
+          <w:sz w:val="18"/>
+        </w:rPr>
+        <w:br/>
+        <w:t xml:space="preserve">       - font-size: 2rem</w:t>
+      </w:r>
+      <w:r>
+        <w:rPr>
+          <w:rStyle w:val="VerbatimChar"/>
+          <w:rFonts w:ascii="IBM Plex Mono" w:eastAsia="IBM Plex Mono" w:hAnsi="IBM Plex Mono" w:cs="IBM Plex Mono"/>
+          <w:color w:val="000000"/>
+          <w:sz w:val="18"/>
+        </w:rPr>
+        <w:br/>
+        <w:t xml:space="preserve">       - border-radius: 8px</w:t>
+      </w:r>
+      <w:r>
+        <w:rPr>
+          <w:rStyle w:val="VerbatimChar"/>
+          <w:rFonts w:ascii="IBM Plex Mono" w:eastAsia="IBM Plex Mono" w:hAnsi="IBM Plex Mono" w:cs="IBM Plex Mono"/>
+          <w:color w:val="000000"/>
+          <w:sz w:val="18"/>
+        </w:rPr>
+        <w:br/>
+        <w:t xml:space="preserve">    */</w:t>
+      </w:r>
+    </w:p>
+    <w:p>
+      <w:pPr>
+        <w:shd w:val="clear" w:color="auto" w:fill="F8F8FA"/>
+        <w:spacing w:line="336" w:lineRule="auto"/>
+        <w:ind w:firstLine="720"/>
+        <w:rPr>
+          <w:rStyle w:val="VerbatimChar"/>
+          <w:rFonts w:ascii="IBM Plex Mono" w:eastAsia="IBM Plex Mono" w:hAnsi="IBM Plex Mono" w:cs="IBM Plex Mono"/>
+          <w:color w:val="000000"/>
+          <w:sz w:val="18"/>
+        </w:rPr>
+      </w:pPr>
+      <w:r>
+        <w:rPr>
+          <w:rStyle w:val="VerbatimChar"/>
+          <w:rFonts w:ascii="IBM Plex Mono" w:eastAsia="IBM Plex Mono" w:hAnsi="IBM Plex Mono" w:cs="IBM Plex Mono"/>
+          <w:color w:val="000000"/>
+          <w:sz w:val="18"/>
+        </w:rPr>
+        <w:t>background: linear-gradient(135deg, #667eea 0%, #764ba2 100%);</w:t>
+      </w:r>
+    </w:p>
+    <w:p>
+      <w:pPr>
+        <w:shd w:val="clear" w:color="auto" w:fill="F8F8FA"/>
+        <w:spacing w:line="336" w:lineRule="auto"/>
+        <w:ind w:firstLine="720"/>
+        <w:rPr>
+          <w:rStyle w:val="VerbatimChar"/>
+          <w:rFonts w:ascii="IBM Plex Mono" w:eastAsia="IBM Plex Mono" w:hAnsi="IBM Plex Mono" w:cs="IBM Plex Mono"/>
+          <w:color w:val="000000"/>
+          <w:sz w:val="18"/>
+        </w:rPr>
+      </w:pPr>
+      <w:r>
+        <w:rPr>
+          <w:rStyle w:val="VerbatimChar"/>
+          <w:rFonts w:ascii="IBM Plex Mono" w:eastAsia="IBM Plex Mono" w:hAnsi="IBM Plex Mono" w:cs="IBM Plex Mono"/>
+          <w:color w:val="000000"/>
+          <w:sz w:val="18"/>
+        </w:rPr>
+        <w:t xml:space="preserve">    color: white;</w:t>
+      </w:r>
+    </w:p>
+    <w:p>
+      <w:pPr>
+        <w:shd w:val="clear" w:color="auto" w:fill="F8F8FA"/>
+        <w:spacing w:line="336" w:lineRule="auto"/>
+        <w:ind w:firstLine="720"/>
+        <w:rPr>
+          <w:rStyle w:val="VerbatimChar"/>
+          <w:rFonts w:ascii="IBM Plex Mono" w:eastAsia="IBM Plex Mono" w:hAnsi="IBM Plex Mono" w:cs="IBM Plex Mono"/>
+          <w:color w:val="000000"/>
+          <w:sz w:val="18"/>
+        </w:rPr>
+      </w:pPr>
+      <w:r>
+        <w:rPr>
+          <w:rStyle w:val="VerbatimChar"/>
+          <w:rFonts w:ascii="IBM Plex Mono" w:eastAsia="IBM Plex Mono" w:hAnsi="IBM Plex Mono" w:cs="IBM Plex Mono"/>
+          <w:color w:val="000000"/>
+          <w:sz w:val="18"/>
+        </w:rPr>
+        <w:t xml:space="preserve">    display: flex;</w:t>
+      </w:r>
+    </w:p>
+    <w:p>
+      <w:pPr>
+        <w:shd w:val="clear" w:color="auto" w:fill="F8F8FA"/>
+        <w:spacing w:line="336" w:lineRule="auto"/>
+        <w:ind w:firstLine="720"/>
+        <w:rPr>
+          <w:rStyle w:val="VerbatimChar"/>
+          <w:rFonts w:ascii="IBM Plex Mono" w:eastAsia="IBM Plex Mono" w:hAnsi="IBM Plex Mono" w:cs="IBM Plex Mono"/>
+          <w:color w:val="000000"/>
+          <w:sz w:val="18"/>
+        </w:rPr>
+      </w:pPr>
+      <w:r>
+        <w:rPr>
+          <w:rStyle w:val="VerbatimChar"/>
+          <w:rFonts w:ascii="IBM Plex Mono" w:eastAsia="IBM Plex Mono" w:hAnsi="IBM Plex Mono" w:cs="IBM Plex Mono"/>
+          <w:color w:val="000000"/>
+          <w:sz w:val="18"/>
+        </w:rPr>
+        <w:t xml:space="preserve">    justify-content: center;</w:t>
+      </w:r>
+    </w:p>
+    <w:p>
+      <w:pPr>
+        <w:shd w:val="clear" w:color="auto" w:fill="F8F8FA"/>
+        <w:spacing w:line="336" w:lineRule="auto"/>
+        <w:ind w:firstLine="720"/>
+        <w:rPr>
+          <w:rStyle w:val="VerbatimChar"/>
+          <w:rFonts w:ascii="IBM Plex Mono" w:eastAsia="IBM Plex Mono" w:hAnsi="IBM Plex Mono" w:cs="IBM Plex Mono"/>
+          <w:color w:val="000000"/>
+          <w:sz w:val="18"/>
+        </w:rPr>
+      </w:pPr>
+      <w:r>
+        <w:rPr>
+          <w:rStyle w:val="VerbatimChar"/>
+          <w:rFonts w:ascii="IBM Plex Mono" w:eastAsia="IBM Plex Mono" w:hAnsi="IBM Plex Mono" w:cs="IBM Plex Mono"/>
+          <w:color w:val="000000"/>
+          <w:sz w:val="18"/>
+        </w:rPr>
+        <w:t xml:space="preserve">    align-items: center;</w:t>
+      </w:r>
+    </w:p>
+    <w:p>
+      <w:pPr>
+        <w:shd w:val="clear" w:color="auto" w:fill="F8F8FA"/>
+        <w:spacing w:line="336" w:lineRule="auto"/>
+        <w:ind w:firstLine="720"/>
+        <w:rPr>
+          <w:rStyle w:val="VerbatimChar"/>
+          <w:rFonts w:ascii="IBM Plex Mono" w:eastAsia="IBM Plex Mono" w:hAnsi="IBM Plex Mono" w:cs="IBM Plex Mono"/>
+          <w:color w:val="000000"/>
+          <w:sz w:val="18"/>
+        </w:rPr>
+      </w:pPr>
+      <w:r>
+        <w:rPr>
+          <w:rStyle w:val="VerbatimChar"/>
+          <w:rFonts w:ascii="IBM Plex Mono" w:eastAsia="IBM Plex Mono" w:hAnsi="IBM Plex Mono" w:cs="IBM Plex Mono"/>
+          <w:color w:val="000000"/>
+          <w:sz w:val="18"/>
+        </w:rPr>
+        <w:t xml:space="preserve">    height: 150px;</w:t>
+      </w:r>
+    </w:p>
+    <w:p>
+      <w:pPr>
+        <w:shd w:val="clear" w:color="auto" w:fill="F8F8FA"/>
+        <w:spacing w:line="336" w:lineRule="auto"/>
+        <w:ind w:firstLine="720"/>
+        <w:rPr>
+          <w:rStyle w:val="VerbatimChar"/>
+          <w:rFonts w:ascii="IBM Plex Mono" w:eastAsia="IBM Plex Mono" w:hAnsi="IBM Plex Mono" w:cs="IBM Plex Mono"/>
+          <w:color w:val="000000"/>
+          <w:sz w:val="18"/>
+        </w:rPr>
+      </w:pPr>
+      <w:r>
+        <w:rPr>
+          <w:rStyle w:val="VerbatimChar"/>
+          <w:rFonts w:ascii="IBM Plex Mono" w:eastAsia="IBM Plex Mono" w:hAnsi="IBM Plex Mono" w:cs="IBM Plex Mono"/>
+          <w:color w:val="000000"/>
+          <w:sz w:val="18"/>
+        </w:rPr>
+        <w:t xml:space="preserve">    font-size: 2rem;</w:t>
+      </w:r>
+    </w:p>
+    <w:p>
+      <w:pPr>
+        <w:shd w:val="clear" w:color="auto" w:fill="F8F8FA"/>
+        <w:spacing w:line="336" w:lineRule="auto"/>
+        <w:ind w:firstLine="720"/>
+        <w:rPr>
+          <w:rStyle w:val="VerbatimChar"/>
+          <w:rFonts w:ascii="IBM Plex Mono" w:eastAsia="IBM Plex Mono" w:hAnsi="IBM Plex Mono" w:cs="IBM Plex Mono"/>
+          <w:color w:val="000000"/>
+          <w:sz w:val="18"/>
+        </w:rPr>
+      </w:pPr>
+      <w:r>
+        <w:rPr>
+          <w:rStyle w:val="VerbatimChar"/>
+          <w:rFonts w:ascii="IBM Plex Mono" w:eastAsia="IBM Plex Mono" w:hAnsi="IBM Plex Mono" w:cs="IBM Plex Mono"/>
+          <w:color w:val="000000"/>
+          <w:sz w:val="18"/>
+        </w:rPr>
+        <w:t xml:space="preserve">    border-radius: 8px;</w:t>
+      </w:r>
+      <w:r>
+        <w:rPr>
+          <w:rStyle w:val="VerbatimChar"/>
+          <w:rFonts w:ascii="IBM Plex Mono" w:eastAsia="IBM Plex Mono" w:hAnsi="IBM Plex Mono" w:cs="IBM Plex Mono"/>
+          <w:color w:val="000000"/>
+          <w:sz w:val="18"/>
+        </w:rPr>
+        <w:br/>
+        <w:t>}</w:t>
+      </w:r>
+      <w:r>
+        <w:rPr>
+          <w:rStyle w:val="VerbatimChar"/>
+          <w:rFonts w:ascii="IBM Plex Mono" w:eastAsia="IBM Plex Mono" w:hAnsi="IBM Plex Mono" w:cs="IBM Plex Mono"/>
+          <w:color w:val="000000"/>
+          <w:sz w:val="18"/>
+        </w:rPr>
+        <w:br/>
+      </w:r>
+      <w:r>
+        <w:rPr>
+          <w:rStyle w:val="VerbatimChar"/>
+          <w:rFonts w:ascii="IBM Plex Mono" w:eastAsia="IBM Plex Mono" w:hAnsi="IBM Plex Mono" w:cs="IBM Plex Mono"/>
+          <w:color w:val="000000"/>
+          <w:sz w:val="18"/>
+        </w:rPr>
+        <w:br/>
+        <w:t>/* Responsive: Tự động giảm cột khi màn hình nhỏ */</w:t>
+      </w:r>
+      <w:r>
+        <w:rPr>
+          <w:rStyle w:val="VerbatimChar"/>
+          <w:rFonts w:ascii="IBM Plex Mono" w:eastAsia="IBM Plex Mono" w:hAnsi="IBM Plex Mono" w:cs="IBM Plex Mono"/>
+          <w:color w:val="000000"/>
+          <w:sz w:val="18"/>
+        </w:rPr>
+        <w:br/>
+        <w:t>.gallery {</w:t>
+      </w:r>
+      <w:r>
+        <w:rPr>
+          <w:rStyle w:val="VerbatimChar"/>
+          <w:rFonts w:ascii="IBM Plex Mono" w:eastAsia="IBM Plex Mono" w:hAnsi="IBM Plex Mono" w:cs="IBM Plex Mono"/>
+          <w:color w:val="000000"/>
+          <w:sz w:val="18"/>
+        </w:rPr>
+        <w:br/>
+        <w:t xml:space="preserve">    /* TODO: Dùng auto-fit/auto-fill */</w:t>
+      </w:r>
+      <w:r>
+        <w:rPr>
+          <w:rStyle w:val="VerbatimChar"/>
+          <w:rFonts w:ascii="IBM Plex Mono" w:eastAsia="IBM Plex Mono" w:hAnsi="IBM Plex Mono" w:cs="IBM Plex Mono"/>
+          <w:color w:val="000000"/>
+          <w:sz w:val="18"/>
+        </w:rPr>
+        <w:br/>
+        <w:t xml:space="preserve">    grid-template-columns: repeat(auto-fit, minmax(200px, 1fr));</w:t>
+      </w:r>
+    </w:p>
+    <w:p>
+      <w:pPr>
+        <w:shd w:val="clear" w:color="auto" w:fill="F8F8FA"/>
+        <w:spacing w:line="336" w:lineRule="auto"/>
+        <w:ind w:firstLine="720"/>
+        <w:rPr>
+          <w:rFonts w:ascii="IBM Plex Mono" w:eastAsia="IBM Plex Mono" w:hAnsi="IBM Plex Mono" w:cs="IBM Plex Mono"/>
+          <w:color w:val="000000"/>
+          <w:sz w:val="18"/>
+        </w:rPr>
+      </w:pPr>
+      <w:r>
+        <w:rPr>
+          <w:rStyle w:val="VerbatimChar"/>
+          <w:rFonts w:ascii="IBM Plex Mono" w:eastAsia="IBM Plex Mono" w:hAnsi="IBM Plex Mono" w:cs="IBM Plex Mono"/>
+          <w:color w:val="000000"/>
+          <w:sz w:val="18"/>
+        </w:rPr>
+        <w:br/>
+        <w:t>}</w:t>
+      </w:r>
+      <w:r>
+        <w:rPr>
+          <w:rStyle w:val="VerbatimChar"/>
+          <w:rFonts w:ascii="IBM Plex Mono" w:eastAsia="IBM Plex Mono" w:hAnsi="IBM Plex Mono" w:cs="IBM Plex Mono"/>
+          <w:color w:val="000000"/>
+          <w:sz w:val="18"/>
+        </w:rPr>
+        <w:br/>
+      </w:r>
+    </w:p>
+    <w:p>
+      <w:pPr>
+        <w:spacing w:before="315" w:after="105" w:line="360" w:lineRule="auto"/>
+        <w:ind w:left="-30"/>
+      </w:pPr>
+      <w:bookmarkStart w:id="33" w:name="giải_thích_kỹ_thuật"/>
+      <w:r>
+        <w:rPr>
+          <w:rFonts w:ascii="inter" w:eastAsia="inter" w:hAnsi="inter" w:cs="inter"/>
+          <w:b/>
+          <w:color w:val="000000"/>
+          <w:sz w:val="24"/>
+        </w:rPr>
+        <w:t>Giải thích kỹ thuật:</w:t>
+      </w:r>
+      <w:bookmarkEnd w:id="33"/>
+    </w:p>
+    <w:p>
+      <w:pPr>
+        <w:spacing w:after="210" w:line="360" w:lineRule="auto"/>
+      </w:pPr>
+      <w:r>
+        <w:rPr>
+          <w:rStyle w:val="VerbatimChar"/>
+          <w:rFonts w:ascii="inter" w:eastAsia="inter" w:hAnsi="inter" w:cs="inter"/>
+          <w:b/>
+          <w:color w:val="000000"/>
+          <w:shd w:val="clear" w:color="auto" w:fill="F8F8FA"/>
+        </w:rPr>
+        <w:t>repeat(auto-fit, minmax(200px, 1fr))</w:t>
+      </w:r>
+      <w:r>
+        <w:rPr>
+          <w:rFonts w:ascii="inter" w:eastAsia="inter" w:hAnsi="inter" w:cs="inter"/>
+          <w:color w:val="000000"/>
+        </w:rPr>
+        <w:t xml:space="preserve"> có nghĩa gì?</w:t>
+      </w:r>
+    </w:p>
+    <w:p>
+      <w:pPr>
+        <w:numPr>
+          <w:ilvl w:val="0"/>
+          <w:numId w:val="11"/>
+        </w:numPr>
+        <w:spacing w:before="105" w:after="105" w:line="360" w:lineRule="auto"/>
+      </w:pPr>
+      <w:r>
+        <w:rPr>
+          <w:rStyle w:val="VerbatimChar"/>
+          <w:rFonts w:ascii="IBM Plex Mono" w:eastAsia="IBM Plex Mono" w:hAnsi="IBM Plex Mono" w:cs="IBM Plex Mono"/>
+          <w:color w:val="000000"/>
+          <w:sz w:val="18"/>
+          <w:shd w:val="clear" w:color="auto" w:fill="F8F8FA"/>
+        </w:rPr>
+        <w:t>repeat()</w:t>
+      </w:r>
+      <w:r>
+        <w:rPr>
+          <w:rFonts w:ascii="inter" w:eastAsia="inter" w:hAnsi="inter" w:cs="inter"/>
+          <w:color w:val="000000"/>
+        </w:rPr>
+        <w:t xml:space="preserve">: </w:t>
+      </w:r>
+      <w:r>
+        <w:rPr>
+          <w:rFonts w:ascii="inter" w:eastAsia="inter" w:hAnsi="inter" w:cs="inter"/>
+          <w:color w:val="000000"/>
+        </w:rPr>
+        <w:t xml:space="preserve">lặp lại 1 hàng hay cột nhiều lần </w:t>
+      </w:r>
+    </w:p>
+    <w:p>
+      <w:pPr>
+        <w:numPr>
+          <w:ilvl w:val="0"/>
+          <w:numId w:val="11"/>
+        </w:numPr>
+        <w:spacing w:before="105" w:after="105" w:line="360" w:lineRule="auto"/>
+      </w:pPr>
+      <w:r>
+        <w:rPr>
+          <w:rStyle w:val="VerbatimChar"/>
+          <w:rFonts w:ascii="IBM Plex Mono" w:eastAsia="IBM Plex Mono" w:hAnsi="IBM Plex Mono" w:cs="IBM Plex Mono"/>
+          <w:color w:val="000000"/>
+          <w:sz w:val="18"/>
+          <w:shd w:val="clear" w:color="auto" w:fill="F8F8FA"/>
+        </w:rPr>
+        <w:t>auto-fit</w:t>
+      </w:r>
+      <w:r>
+        <w:rPr>
+          <w:rFonts w:ascii="inter" w:eastAsia="inter" w:hAnsi="inter" w:cs="inter"/>
+          <w:color w:val="000000"/>
+        </w:rPr>
+        <w:t xml:space="preserve">: </w:t>
+      </w:r>
+      <w:r>
+        <w:rPr>
+          <w:rFonts w:ascii="inter" w:eastAsia="inter" w:hAnsi="inter" w:cs="inter"/>
+          <w:color w:val="000000"/>
+        </w:rPr>
+        <w:t>tự động tính số cột tối đa có thể hiển thị trong một hàng</w:t>
+      </w:r>
+    </w:p>
+    <w:p>
+      <w:pPr>
+        <w:numPr>
+          <w:ilvl w:val="0"/>
+          <w:numId w:val="11"/>
+        </w:numPr>
+        <w:spacing w:before="105" w:after="105" w:line="360" w:lineRule="auto"/>
+      </w:pPr>
+      <w:r>
+        <w:rPr>
+          <w:rStyle w:val="VerbatimChar"/>
+          <w:rFonts w:ascii="IBM Plex Mono" w:eastAsia="IBM Plex Mono" w:hAnsi="IBM Plex Mono" w:cs="IBM Plex Mono"/>
+          <w:color w:val="000000"/>
+          <w:sz w:val="18"/>
+          <w:shd w:val="clear" w:color="auto" w:fill="F8F8FA"/>
+        </w:rPr>
+        <w:t>minmax(200px, 1fr)</w:t>
+      </w:r>
+      <w:r>
+        <w:rPr>
+          <w:rFonts w:ascii="inter" w:eastAsia="inter" w:hAnsi="inter" w:cs="inter"/>
+          <w:color w:val="000000"/>
+        </w:rPr>
+        <w:t>:</w:t>
+      </w:r>
+      <w:r>
+        <w:rPr>
+          <w:rFonts w:ascii="inter" w:eastAsia="inter" w:hAnsi="inter" w:cs="inter"/>
+          <w:color w:val="000000"/>
+        </w:rPr>
+        <w:t xml:space="preserve"> </w:t>
+      </w:r>
+      <w:r>
+        <w:t>M</w:t>
+      </w:r>
+      <w:r>
+        <w:rPr>
+          <w:rFonts w:ascii="Cambria" w:hAnsi="Cambria"/>
+        </w:rPr>
+        <w:t>ỗi cột có kích thước tối thiểu 200px và tối đa có thể giãn ra chiếm 1 phần (1fr) không gian còn lại</w:t>
+      </w:r>
+    </w:p>
+    <w:p>
+      <w:pPr>
+        <w:spacing w:before="315" w:after="105" w:line="360" w:lineRule="auto"/>
+        <w:ind w:left="-30"/>
+      </w:pPr>
+      <w:bookmarkStart w:id="34" w:name="kết_quả_mong_đợi_4"/>
+      <w:r>
+        <w:rPr>
+          <w:rFonts w:ascii="inter" w:eastAsia="inter" w:hAnsi="inter" w:cs="inter"/>
+          <w:b/>
+          <w:color w:val="000000"/>
+          <w:sz w:val="24"/>
+        </w:rPr>
+        <w:lastRenderedPageBreak/>
+        <w:t>Kết quả mong đợi:</w:t>
+      </w:r>
+      <w:bookmarkEnd w:id="34"/>
+    </w:p>
+    <w:p>
+      <w:pPr>
+        <w:numPr>
+          <w:ilvl w:val="0"/>
+          <w:numId w:val="12"/>
+        </w:numPr>
+        <w:spacing w:before="105" w:after="105" w:line="360" w:lineRule="auto"/>
+      </w:pPr>
+      <w:r>
+        <w:rPr>
+          <w:rFonts w:ascii="inter" w:eastAsia="inter" w:hAnsi="inter" w:cs="inter"/>
+          <w:color w:val="000000"/>
+        </w:rPr>
+        <w:t>Desktop: 3 cột, 2 hàng (6 ô)</w:t>
+      </w:r>
+    </w:p>
+    <w:p>
+      <w:pPr>
+        <w:numPr>
+          <w:ilvl w:val="0"/>
+          <w:numId w:val="12"/>
+        </w:numPr>
+        <w:spacing w:before="105" w:after="105" w:line="360" w:lineRule="auto"/>
+      </w:pPr>
+      <w:r>
+        <w:rPr>
+          <w:rFonts w:ascii="inter" w:eastAsia="inter" w:hAnsi="inter" w:cs="inter"/>
+          <w:color w:val="000000"/>
+        </w:rPr>
+        <w:t>Tablet: 2 cột, 3 hàng</w:t>
+      </w:r>
+    </w:p>
+    <w:p>
+      <w:pPr>
+        <w:numPr>
+          <w:ilvl w:val="0"/>
+          <w:numId w:val="12"/>
+        </w:numPr>
+        <w:spacing w:before="105" w:after="105" w:line="360" w:lineRule="auto"/>
+      </w:pPr>
+      <w:r>
+        <w:rPr>
+          <w:rFonts w:ascii="inter" w:eastAsia="inter" w:hAnsi="inter" w:cs="inter"/>
+          <w:color w:val="000000"/>
+        </w:rPr>
+        <w:t>Mobile: 1 cột, 6 hàng</w:t>
+      </w:r>
+    </w:p>
+    <w:p>
+      <w:pPr>
+        <w:spacing w:after="210" w:line="360" w:lineRule="auto"/>
+      </w:pPr>
+      <w:r>
+        <w:rPr>
+          <w:rFonts w:ascii="inter" w:eastAsia="inter" w:hAnsi="inter" w:cs="inter"/>
+          <w:b/>
+          <w:color w:val="000000"/>
+        </w:rPr>
+        <w:t>Ảnh kết quả (Dán ảnh vào đây):</w:t>
+      </w:r>
+    </w:p>
+    <w:p>
+      <w:pPr>
+        <w:spacing w:after="210" w:line="360" w:lineRule="auto"/>
+        <w:rPr>
+          <w:rFonts w:ascii="inter" w:eastAsia="inter" w:hAnsi="inter" w:cs="inter"/>
+          <w:i/>
+          <w:color w:val="000000"/>
+        </w:rPr>
+      </w:pPr>
+      <w:r>
+        <w:rPr>
+          <w:rFonts w:ascii="inter" w:eastAsia="inter" w:hAnsi="inter" w:cs="inter"/>
+          <w:i/>
+          <w:color w:val="000000"/>
+        </w:rPr>
+        <w:t>(Dán ảnh 1: Desktop - 3 cột)</w:t>
+      </w:r>
+      <w:r>
+        <w:rPr>
+          <w:rFonts w:ascii="inter" w:eastAsia="inter" w:hAnsi="inter" w:cs="inter"/>
+          <w:color w:val="000000"/>
+        </w:rPr>
+        <w:br/>
+      </w:r>
+      <w:r>
+        <w:rPr>
+          <w:rFonts w:ascii="inter" w:eastAsia="inter" w:hAnsi="inter" w:cs="inter"/>
+          <w:i/>
+          <w:color w:val="000000"/>
+        </w:rPr>
+        <w:t>(Dán ảnh 2: Mobile - 1 cột)</w:t>
+      </w:r>
+    </w:p>
+    <w:p>
+      <w:pPr>
+        <w:spacing w:after="210" w:line="360" w:lineRule="auto"/>
+      </w:pPr>
+      <w:r>
+        <w:rPr>
+          <w:noProof/>
+        </w:rPr>
+        <w:drawing>
+          <wp:inline distT="0" distB="0" distL="0" distR="0" wp14:anchorId="74168B29" wp14:editId="5C659C4D">
+            <wp:extent cx="6038850" cy="3397250"/>
+            <wp:effectExtent l="0" t="0" r="0" b="0"/>
+            <wp:docPr id="7" name="Picture 7"/>
+            <wp:cNvGraphicFramePr>
+              <a:graphicFrameLocks xmlns:a="http://schemas.openxmlformats.org/drawingml/2006/main" noChangeAspect="1"/>
+            </wp:cNvGraphicFramePr>
+            <a:graphic xmlns:a="http://schemas.openxmlformats.org/drawingml/2006/main">
+              <a:graphicData uri="http://schemas.openxmlformats.org/drawingml/2006/picture">
+                <pic:pic xmlns:pic="http://schemas.openxmlformats.org/drawingml/2006/picture">
+                  <pic:nvPicPr>
+                    <pic:cNvPr id="1" name=""/>
+                    <pic:cNvPicPr/>
+                  </pic:nvPicPr>
+                  <pic:blipFill>
+                    <a:blip r:embed="rId13"/>
+                    <a:stretch>
+                      <a:fillRect/>
+                    </a:stretch>
+                  </pic:blipFill>
+                  <pic:spPr>
+                    <a:xfrm>
+                      <a:off x="0" y="0"/>
+                      <a:ext cx="6038850" cy="3397250"/>
+                    </a:xfrm>
+                    <a:prstGeom prst="rect">
+                      <a:avLst/>
+                    </a:prstGeom>
+                  </pic:spPr>
+                </pic:pic>
+              </a:graphicData>
+            </a:graphic>
+          </wp:inline>
+        </w:drawing>
+      </w:r>
+    </w:p>
+    <w:p>
+      <w:pPr>
+        <w:spacing w:after="210" w:line="360" w:lineRule="auto"/>
+      </w:pPr>
+      <w:r>
+        <w:rPr>
+          <w:noProof/>
+        </w:rPr>
+        <w:lastRenderedPageBreak/>
+        <w:drawing>
+          <wp:inline distT="0" distB="0" distL="0" distR="0" wp14:anchorId="0FC399A2" wp14:editId="71251339">
+            <wp:extent cx="6038850" cy="3397250"/>
+            <wp:effectExtent l="0" t="0" r="0" b="0"/>
+            <wp:docPr id="9" name="Picture 9"/>
+            <wp:cNvGraphicFramePr>
+              <a:graphicFrameLocks xmlns:a="http://schemas.openxmlformats.org/drawingml/2006/main" noChangeAspect="1"/>
+            </wp:cNvGraphicFramePr>
+            <a:graphic xmlns:a="http://schemas.openxmlformats.org/drawingml/2006/main">
+              <a:graphicData uri="http://schemas.openxmlformats.org/drawingml/2006/picture">
+                <pic:pic xmlns:pic="http://schemas.openxmlformats.org/drawingml/2006/picture">
+                  <pic:nvPicPr>
+                    <pic:cNvPr id="1" name=""/>
+                    <pic:cNvPicPr/>
+                  </pic:nvPicPr>
+                  <pic:blipFill>
+                    <a:blip r:embed="rId14"/>
+                    <a:stretch>
+                      <a:fillRect/>
+                    </a:stretch>
+                  </pic:blipFill>
+                  <pic:spPr>
+                    <a:xfrm>
+                      <a:off x="0" y="0"/>
+                      <a:ext cx="6038850" cy="3397250"/>
+                    </a:xfrm>
+                    <a:prstGeom prst="rect">
+                      <a:avLst/>
+                    </a:prstGeom>
+                  </pic:spPr>
+                </pic:pic>
+              </a:graphicData>
+            </a:graphic>
+          </wp:inline>
+        </w:drawing>
+      </w:r>
+    </w:p>
+    <w:p>
+      <w:pPr>
         <w:spacing w:before="210" w:after="0" w:line="360" w:lineRule="auto"/>
       </w:pPr>
       <w:r>
@@ -7466,7 +9323,6 @@
           <w:color w:val="000000"/>
           <w:sz w:val="24"/>
         </w:rPr>
-        <w:lastRenderedPageBreak/>
         <w:t>1. Kiến thức cốt lõi: CSS Position</w:t>
       </w:r>
       <w:bookmarkEnd w:id="36"/>
@@ -8387,6 +10243,7 @@
           <w:color w:val="000000"/>
           <w:sz w:val="18"/>
         </w:rPr>
+        <w:lastRenderedPageBreak/>
         <w:br/>
         <w:t>&lt;!-- Nút Scroll to Top --&gt;</w:t>
       </w:r>
@@ -8431,6 +10288,12 @@
       <w:pPr>
         <w:shd w:val="clear" w:color="auto" w:fill="F8F8FA"/>
         <w:spacing w:line="336" w:lineRule="auto"/>
+        <w:rPr>
+          <w:rStyle w:val="VerbatimChar"/>
+          <w:rFonts w:ascii="IBM Plex Mono" w:eastAsia="IBM Plex Mono" w:hAnsi="IBM Plex Mono" w:cs="IBM Plex Mono"/>
+          <w:color w:val="000000"/>
+          <w:sz w:val="18"/>
+        </w:rPr>
       </w:pPr>
       <w:r>
         <w:rPr>
@@ -8491,6 +10354,28 @@
         <w:br/>
         <w:t xml:space="preserve">    /* TODO: Thêm box-shadow để tạo hiệu ứng nổi */</w:t>
       </w:r>
+    </w:p>
+    <w:p>
+      <w:pPr>
+        <w:shd w:val="clear" w:color="auto" w:fill="F8F8FA"/>
+        <w:spacing w:line="336" w:lineRule="auto"/>
+        <w:ind w:firstLine="720"/>
+        <w:rPr>
+          <w:rStyle w:val="VerbatimChar"/>
+          <w:rFonts w:ascii="IBM Plex Mono" w:eastAsia="IBM Plex Mono" w:hAnsi="IBM Plex Mono" w:cs="IBM Plex Mono"/>
+          <w:color w:val="000000"/>
+          <w:sz w:val="18"/>
+        </w:rPr>
+      </w:pPr>
+      <w:r>
+        <w:rPr>
+          <w:rStyle w:val="VerbatimChar"/>
+          <w:rFonts w:ascii="IBM Plex Mono" w:eastAsia="IBM Plex Mono" w:hAnsi="IBM Plex Mono" w:cs="IBM Plex Mono"/>
+          <w:color w:val="000000"/>
+          <w:sz w:val="18"/>
+        </w:rPr>
+        <w:t>box-shadow: 0 4px 10px rgba(0, 0, 0, 0.15);</w:t>
+      </w:r>
       <w:r>
         <w:rPr>
           <w:rStyle w:val="VerbatimChar"/>
@@ -8618,7 +10503,205 @@
           <w:sz w:val="18"/>
         </w:rPr>
         <w:br/>
-      </w:r>
+        <w:t xml:space="preserve">       - display: flex, justify/align center</w:t>
+      </w:r>
+      <w:r>
+        <w:rPr>
+          <w:rStyle w:val="VerbatimChar"/>
+          <w:rFonts w:ascii="IBM Plex Mono" w:eastAsia="IBM Plex Mono" w:hAnsi="IBM Plex Mono" w:cs="IBM Plex Mono"/>
+          <w:color w:val="000000"/>
+          <w:sz w:val="18"/>
+        </w:rPr>
+        <w:br/>
+        <w:t xml:space="preserve">       - text-decoration: none</w:t>
+      </w:r>
+      <w:r>
+        <w:rPr>
+          <w:rStyle w:val="VerbatimChar"/>
+          <w:rFonts w:ascii="IBM Plex Mono" w:eastAsia="IBM Plex Mono" w:hAnsi="IBM Plex Mono" w:cs="IBM Plex Mono"/>
+          <w:color w:val="000000"/>
+          <w:sz w:val="18"/>
+        </w:rPr>
+        <w:br/>
+        <w:t xml:space="preserve">       - font-size: 24px</w:t>
+      </w:r>
+      <w:r>
+        <w:rPr>
+          <w:rStyle w:val="VerbatimChar"/>
+          <w:rFonts w:ascii="IBM Plex Mono" w:eastAsia="IBM Plex Mono" w:hAnsi="IBM Plex Mono" w:cs="IBM Plex Mono"/>
+          <w:color w:val="000000"/>
+          <w:sz w:val="18"/>
+        </w:rPr>
+        <w:br/>
+        <w:t xml:space="preserve">    */</w:t>
+      </w:r>
+    </w:p>
+    <w:p>
+      <w:pPr>
+        <w:shd w:val="clear" w:color="auto" w:fill="F8F8FA"/>
+        <w:spacing w:line="336" w:lineRule="auto"/>
+        <w:ind w:firstLine="720"/>
+        <w:rPr>
+          <w:rStyle w:val="VerbatimChar"/>
+          <w:rFonts w:ascii="IBM Plex Mono" w:eastAsia="IBM Plex Mono" w:hAnsi="IBM Plex Mono" w:cs="IBM Plex Mono"/>
+          <w:color w:val="000000"/>
+          <w:sz w:val="18"/>
+        </w:rPr>
+      </w:pPr>
+      <w:r>
+        <w:rPr>
+          <w:rStyle w:val="VerbatimChar"/>
+          <w:rFonts w:ascii="IBM Plex Mono" w:eastAsia="IBM Plex Mono" w:hAnsi="IBM Plex Mono" w:cs="IBM Plex Mono"/>
+          <w:color w:val="000000"/>
+          <w:sz w:val="18"/>
+        </w:rPr>
+        <w:t xml:space="preserve">  width: 50px;</w:t>
+      </w:r>
+    </w:p>
+    <w:p>
+      <w:pPr>
+        <w:shd w:val="clear" w:color="auto" w:fill="F8F8FA"/>
+        <w:spacing w:line="336" w:lineRule="auto"/>
+        <w:ind w:firstLine="720"/>
+        <w:rPr>
+          <w:rStyle w:val="VerbatimChar"/>
+          <w:rFonts w:ascii="IBM Plex Mono" w:eastAsia="IBM Plex Mono" w:hAnsi="IBM Plex Mono" w:cs="IBM Plex Mono"/>
+          <w:color w:val="000000"/>
+          <w:sz w:val="18"/>
+        </w:rPr>
+      </w:pPr>
+      <w:r>
+        <w:rPr>
+          <w:rStyle w:val="VerbatimChar"/>
+          <w:rFonts w:ascii="IBM Plex Mono" w:eastAsia="IBM Plex Mono" w:hAnsi="IBM Plex Mono" w:cs="IBM Plex Mono"/>
+          <w:color w:val="000000"/>
+          <w:sz w:val="18"/>
+        </w:rPr>
+        <w:t xml:space="preserve">    height: 50px;</w:t>
+      </w:r>
+    </w:p>
+    <w:p>
+      <w:pPr>
+        <w:shd w:val="clear" w:color="auto" w:fill="F8F8FA"/>
+        <w:spacing w:line="336" w:lineRule="auto"/>
+        <w:ind w:firstLine="720"/>
+        <w:rPr>
+          <w:rStyle w:val="VerbatimChar"/>
+          <w:rFonts w:ascii="IBM Plex Mono" w:eastAsia="IBM Plex Mono" w:hAnsi="IBM Plex Mono" w:cs="IBM Plex Mono"/>
+          <w:color w:val="000000"/>
+          <w:sz w:val="18"/>
+        </w:rPr>
+      </w:pPr>
+      <w:r>
+        <w:rPr>
+          <w:rStyle w:val="VerbatimChar"/>
+          <w:rFonts w:ascii="IBM Plex Mono" w:eastAsia="IBM Plex Mono" w:hAnsi="IBM Plex Mono" w:cs="IBM Plex Mono"/>
+          <w:color w:val="000000"/>
+          <w:sz w:val="18"/>
+        </w:rPr>
+        <w:t xml:space="preserve">    background: #007bff;</w:t>
+      </w:r>
+    </w:p>
+    <w:p>
+      <w:pPr>
+        <w:shd w:val="clear" w:color="auto" w:fill="F8F8FA"/>
+        <w:spacing w:line="336" w:lineRule="auto"/>
+        <w:ind w:firstLine="720"/>
+        <w:rPr>
+          <w:rStyle w:val="VerbatimChar"/>
+          <w:rFonts w:ascii="IBM Plex Mono" w:eastAsia="IBM Plex Mono" w:hAnsi="IBM Plex Mono" w:cs="IBM Plex Mono"/>
+          <w:color w:val="000000"/>
+          <w:sz w:val="18"/>
+        </w:rPr>
+      </w:pPr>
+      <w:r>
+        <w:rPr>
+          <w:rStyle w:val="VerbatimChar"/>
+          <w:rFonts w:ascii="IBM Plex Mono" w:eastAsia="IBM Plex Mono" w:hAnsi="IBM Plex Mono" w:cs="IBM Plex Mono"/>
+          <w:color w:val="000000"/>
+          <w:sz w:val="18"/>
+        </w:rPr>
+        <w:t xml:space="preserve">    color: white;</w:t>
+      </w:r>
+    </w:p>
+    <w:p>
+      <w:pPr>
+        <w:shd w:val="clear" w:color="auto" w:fill="F8F8FA"/>
+        <w:spacing w:line="336" w:lineRule="auto"/>
+        <w:ind w:firstLine="720"/>
+        <w:rPr>
+          <w:rStyle w:val="VerbatimChar"/>
+          <w:rFonts w:ascii="IBM Plex Mono" w:eastAsia="IBM Plex Mono" w:hAnsi="IBM Plex Mono" w:cs="IBM Plex Mono"/>
+          <w:color w:val="000000"/>
+          <w:sz w:val="18"/>
+        </w:rPr>
+      </w:pPr>
+      <w:r>
+        <w:rPr>
+          <w:rStyle w:val="VerbatimChar"/>
+          <w:rFonts w:ascii="IBM Plex Mono" w:eastAsia="IBM Plex Mono" w:hAnsi="IBM Plex Mono" w:cs="IBM Plex Mono"/>
+          <w:color w:val="000000"/>
+          <w:sz w:val="18"/>
+        </w:rPr>
+        <w:t xml:space="preserve">    border-radius: 50%;</w:t>
+      </w:r>
+    </w:p>
+    <w:p>
+      <w:pPr>
+        <w:shd w:val="clear" w:color="auto" w:fill="F8F8FA"/>
+        <w:spacing w:line="336" w:lineRule="auto"/>
+        <w:ind w:firstLine="720"/>
+        <w:rPr>
+          <w:rStyle w:val="VerbatimChar"/>
+          <w:rFonts w:ascii="IBM Plex Mono" w:eastAsia="IBM Plex Mono" w:hAnsi="IBM Plex Mono" w:cs="IBM Plex Mono"/>
+          <w:color w:val="000000"/>
+          <w:sz w:val="18"/>
+        </w:rPr>
+      </w:pPr>
+      <w:r>
+        <w:rPr>
+          <w:rStyle w:val="VerbatimChar"/>
+          <w:rFonts w:ascii="IBM Plex Mono" w:eastAsia="IBM Plex Mono" w:hAnsi="IBM Plex Mono" w:cs="IBM Plex Mono"/>
+          <w:color w:val="000000"/>
+          <w:sz w:val="18"/>
+        </w:rPr>
+        <w:t xml:space="preserve">    display: flex;</w:t>
+      </w:r>
+    </w:p>
+    <w:p>
+      <w:pPr>
+        <w:shd w:val="clear" w:color="auto" w:fill="F8F8FA"/>
+        <w:spacing w:line="336" w:lineRule="auto"/>
+        <w:ind w:firstLine="720"/>
+        <w:rPr>
+          <w:rStyle w:val="VerbatimChar"/>
+          <w:rFonts w:ascii="IBM Plex Mono" w:eastAsia="IBM Plex Mono" w:hAnsi="IBM Plex Mono" w:cs="IBM Plex Mono"/>
+          <w:color w:val="000000"/>
+          <w:sz w:val="18"/>
+        </w:rPr>
+      </w:pPr>
+      <w:r>
+        <w:rPr>
+          <w:rStyle w:val="VerbatimChar"/>
+          <w:rFonts w:ascii="IBM Plex Mono" w:eastAsia="IBM Plex Mono" w:hAnsi="IBM Plex Mono" w:cs="IBM Plex Mono"/>
+          <w:color w:val="000000"/>
+          <w:sz w:val="18"/>
+        </w:rPr>
+        <w:t xml:space="preserve">    justify-content: center;</w:t>
+      </w:r>
+    </w:p>
+    <w:p>
+      <w:pPr>
+        <w:shd w:val="clear" w:color="auto" w:fill="F8F8FA"/>
+        <w:spacing w:line="336" w:lineRule="auto"/>
+        <w:ind w:firstLine="720"/>
+        <w:rPr>
+          <w:rStyle w:val="VerbatimChar"/>
+          <w:rFonts w:ascii="IBM Plex Mono" w:eastAsia="IBM Plex Mono" w:hAnsi="IBM Plex Mono" w:cs="IBM Plex Mono"/>
+          <w:color w:val="000000"/>
+          <w:sz w:val="18"/>
+        </w:rPr>
+      </w:pPr>
       <w:r>
         <w:rPr>
           <w:rStyle w:val="VerbatimChar"/>
@@ -8627,37 +10710,73 @@
           <w:sz w:val="18"/>
         </w:rPr>
         <w:lastRenderedPageBreak/>
-        <w:t xml:space="preserve">       - display: flex, justify/align center</w:t>
-      </w:r>
-      <w:r>
-        <w:rPr>
-          <w:rStyle w:val="VerbatimChar"/>
-          <w:rFonts w:ascii="IBM Plex Mono" w:eastAsia="IBM Plex Mono" w:hAnsi="IBM Plex Mono" w:cs="IBM Plex Mono"/>
-          <w:color w:val="000000"/>
-          <w:sz w:val="18"/>
-        </w:rPr>
-        <w:br/>
-        <w:t xml:space="preserve">       - text-decoration: none</w:t>
-      </w:r>
-      <w:r>
-        <w:rPr>
-          <w:rStyle w:val="VerbatimChar"/>
-          <w:rFonts w:ascii="IBM Plex Mono" w:eastAsia="IBM Plex Mono" w:hAnsi="IBM Plex Mono" w:cs="IBM Plex Mono"/>
-          <w:color w:val="000000"/>
-          <w:sz w:val="18"/>
-        </w:rPr>
-        <w:br/>
-        <w:t xml:space="preserve">       - font-size: 24px</w:t>
-      </w:r>
-      <w:r>
-        <w:rPr>
-          <w:rStyle w:val="VerbatimChar"/>
-          <w:rFonts w:ascii="IBM Plex Mono" w:eastAsia="IBM Plex Mono" w:hAnsi="IBM Plex Mono" w:cs="IBM Plex Mono"/>
-          <w:color w:val="000000"/>
-          <w:sz w:val="18"/>
-        </w:rPr>
-        <w:br/>
-        <w:t xml:space="preserve">    */</w:t>
+        <w:t xml:space="preserve">    align-items: center;</w:t>
+      </w:r>
+    </w:p>
+    <w:p>
+      <w:pPr>
+        <w:shd w:val="clear" w:color="auto" w:fill="F8F8FA"/>
+        <w:spacing w:line="336" w:lineRule="auto"/>
+        <w:ind w:firstLine="720"/>
+        <w:rPr>
+          <w:rStyle w:val="VerbatimChar"/>
+          <w:rFonts w:ascii="IBM Plex Mono" w:eastAsia="IBM Plex Mono" w:hAnsi="IBM Plex Mono" w:cs="IBM Plex Mono"/>
+          <w:color w:val="000000"/>
+          <w:sz w:val="18"/>
+        </w:rPr>
+      </w:pPr>
+      <w:r>
+        <w:rPr>
+          <w:rStyle w:val="VerbatimChar"/>
+          <w:rFonts w:ascii="IBM Plex Mono" w:eastAsia="IBM Plex Mono" w:hAnsi="IBM Plex Mono" w:cs="IBM Plex Mono"/>
+          <w:color w:val="000000"/>
+          <w:sz w:val="18"/>
+        </w:rPr>
+        <w:t xml:space="preserve">    text-decoration: none;</w:t>
+      </w:r>
+    </w:p>
+    <w:p>
+      <w:pPr>
+        <w:shd w:val="clear" w:color="auto" w:fill="F8F8FA"/>
+        <w:spacing w:line="336" w:lineRule="auto"/>
+        <w:ind w:firstLine="720"/>
+        <w:rPr>
+          <w:rStyle w:val="VerbatimChar"/>
+          <w:rFonts w:ascii="IBM Plex Mono" w:eastAsia="IBM Plex Mono" w:hAnsi="IBM Plex Mono" w:cs="IBM Plex Mono"/>
+          <w:color w:val="000000"/>
+          <w:sz w:val="18"/>
+        </w:rPr>
+      </w:pPr>
+      <w:r>
+        <w:rPr>
+          <w:rStyle w:val="VerbatimChar"/>
+          <w:rFonts w:ascii="IBM Plex Mono" w:eastAsia="IBM Plex Mono" w:hAnsi="IBM Plex Mono" w:cs="IBM Plex Mono"/>
+          <w:color w:val="000000"/>
+          <w:sz w:val="18"/>
+        </w:rPr>
+        <w:t xml:space="preserve">    font-size: 24px;</w:t>
+      </w:r>
+    </w:p>
+    <w:p>
+      <w:pPr>
+        <w:shd w:val="clear" w:color="auto" w:fill="F8F8FA"/>
+        <w:spacing w:line="336" w:lineRule="auto"/>
+        <w:ind w:firstLine="720"/>
+        <w:rPr>
+          <w:rStyle w:val="VerbatimChar"/>
+          <w:rFonts w:ascii="IBM Plex Mono" w:eastAsia="IBM Plex Mono" w:hAnsi="IBM Plex Mono" w:cs="IBM Plex Mono"/>
+          <w:color w:val="000000"/>
+          <w:sz w:val="18"/>
+        </w:rPr>
+      </w:pPr>
+      <w:r>
+        <w:rPr>
+          <w:rStyle w:val="VerbatimChar"/>
+          <w:rFonts w:ascii="IBM Plex Mono" w:eastAsia="IBM Plex Mono" w:hAnsi="IBM Plex Mono" w:cs="IBM Plex Mono"/>
+          <w:color w:val="000000"/>
+          <w:sz w:val="18"/>
+        </w:rPr>
+        <w:t xml:space="preserve">    transition: all 0.3s ease;</w:t>
       </w:r>
       <w:r>
         <w:rPr>
@@ -8698,6 +10817,63 @@
         <w:br/>
         <w:t xml:space="preserve">    /* TODO: background: #0056b3, transform: scale(1.1) */</w:t>
       </w:r>
+    </w:p>
+    <w:p>
+      <w:pPr>
+        <w:shd w:val="clear" w:color="auto" w:fill="F8F8FA"/>
+        <w:spacing w:line="336" w:lineRule="auto"/>
+        <w:ind w:firstLine="720"/>
+        <w:rPr>
+          <w:rStyle w:val="VerbatimChar"/>
+          <w:rFonts w:ascii="IBM Plex Mono" w:eastAsia="IBM Plex Mono" w:hAnsi="IBM Plex Mono" w:cs="IBM Plex Mono"/>
+          <w:color w:val="000000"/>
+          <w:sz w:val="18"/>
+        </w:rPr>
+      </w:pPr>
+    </w:p>
+    <w:p>
+      <w:pPr>
+        <w:shd w:val="clear" w:color="auto" w:fill="F8F8FA"/>
+        <w:spacing w:line="336" w:lineRule="auto"/>
+        <w:ind w:firstLine="720"/>
+        <w:rPr>
+          <w:rStyle w:val="VerbatimChar"/>
+          <w:rFonts w:ascii="IBM Plex Mono" w:eastAsia="IBM Plex Mono" w:hAnsi="IBM Plex Mono" w:cs="IBM Plex Mono"/>
+          <w:color w:val="000000"/>
+          <w:sz w:val="18"/>
+        </w:rPr>
+      </w:pPr>
+      <w:r>
+        <w:rPr>
+          <w:rStyle w:val="VerbatimChar"/>
+          <w:rFonts w:ascii="IBM Plex Mono" w:eastAsia="IBM Plex Mono" w:hAnsi="IBM Plex Mono" w:cs="IBM Plex Mono"/>
+          <w:color w:val="000000"/>
+          <w:sz w:val="18"/>
+        </w:rPr>
+        <w:t xml:space="preserve">    background: #0056b3;</w:t>
+      </w:r>
+    </w:p>
+    <w:p>
+      <w:pPr>
+        <w:shd w:val="clear" w:color="auto" w:fill="F8F8FA"/>
+        <w:spacing w:line="336" w:lineRule="auto"/>
+        <w:ind w:firstLine="720"/>
+        <w:rPr>
+          <w:rStyle w:val="VerbatimChar"/>
+          <w:rFonts w:ascii="IBM Plex Mono" w:eastAsia="IBM Plex Mono" w:hAnsi="IBM Plex Mono" w:cs="IBM Plex Mono"/>
+          <w:color w:val="000000"/>
+          <w:sz w:val="18"/>
+        </w:rPr>
+      </w:pPr>
+      <w:r>
+        <w:rPr>
+          <w:rStyle w:val="VerbatimChar"/>
+          <w:rFonts w:ascii="IBM Plex Mono" w:eastAsia="IBM Plex Mono" w:hAnsi="IBM Plex Mono" w:cs="IBM Plex Mono"/>
+          <w:color w:val="000000"/>
+          <w:sz w:val="18"/>
+        </w:rPr>
+        <w:t xml:space="preserve">    transform: scale(1.1);</w:t>
+      </w:r>
       <w:r>
         <w:rPr>
           <w:rStyle w:val="VerbatimChar"/>
@@ -8756,6 +10932,57 @@
         </w:rPr>
         <w:br/>
         <w:t xml:space="preserve">        /* TODO: flex-direction: column */</w:t>
+      </w:r>
+    </w:p>
+    <w:p>
+      <w:pPr>
+        <w:shd w:val="clear" w:color="auto" w:fill="F8F8FA"/>
+        <w:spacing w:line="336" w:lineRule="auto"/>
+        <w:ind w:firstLine="720"/>
+        <w:rPr>
+          <w:rStyle w:val="VerbatimChar"/>
+          <w:rFonts w:ascii="IBM Plex Mono" w:eastAsia="IBM Plex Mono" w:hAnsi="IBM Plex Mono" w:cs="IBM Plex Mono"/>
+          <w:color w:val="000000"/>
+          <w:sz w:val="18"/>
+        </w:rPr>
+      </w:pPr>
+    </w:p>
+    <w:p>
+      <w:pPr>
+        <w:shd w:val="clear" w:color="auto" w:fill="F8F8FA"/>
+        <w:spacing w:line="336" w:lineRule="auto"/>
+        <w:ind w:firstLine="720"/>
+        <w:rPr>
+          <w:rStyle w:val="VerbatimChar"/>
+          <w:rFonts w:ascii="IBM Plex Mono" w:eastAsia="IBM Plex Mono" w:hAnsi="IBM Plex Mono" w:cs="IBM Plex Mono"/>
+          <w:color w:val="000000"/>
+          <w:sz w:val="18"/>
+        </w:rPr>
+      </w:pPr>
+      <w:r>
+        <w:rPr>
+          <w:rStyle w:val="VerbatimChar"/>
+          <w:rFonts w:ascii="IBM Plex Mono" w:eastAsia="IBM Plex Mono" w:hAnsi="IBM Plex Mono" w:cs="IBM Plex Mono"/>
+          <w:color w:val="000000"/>
+          <w:sz w:val="18"/>
+        </w:rPr>
+        <w:t xml:space="preserve">        flex-direction: column;</w:t>
+      </w:r>
+    </w:p>
+    <w:p>
+      <w:pPr>
+        <w:shd w:val="clear" w:color="auto" w:fill="F8F8FA"/>
+        <w:spacing w:line="336" w:lineRule="auto"/>
+        <w:ind w:firstLine="720"/>
+      </w:pPr>
+      <w:r>
+        <w:rPr>
+          <w:rStyle w:val="VerbatimChar"/>
+          <w:rFonts w:ascii="IBM Plex Mono" w:eastAsia="IBM Plex Mono" w:hAnsi="IBM Plex Mono" w:cs="IBM Plex Mono"/>
+          <w:color w:val="000000"/>
+          <w:sz w:val="18"/>
+        </w:rPr>
+        <w:t xml:space="preserve">        align-items: center;</w:t>
       </w:r>
       <w:r>
         <w:rPr>
@@ -8908,7 +11135,7 @@
                     <pic:cNvPicPr/>
                   </pic:nvPicPr>
                   <pic:blipFill>
-                    <a:blip r:embed="rId13"/>
+                    <a:blip r:embed="rId15"/>
                     <a:stretch>
                       <a:fillRect/>
                     </a:stretch>
